--- a/doc/demo/huong-dan/01_CHI_HUY_TRUONG.docx
+++ b/doc/demo/huong-dan/01_CHI_HUY_TRUONG.docx
@@ -508,7 +508,7 @@
           <w:sz w:val="21"/>
           <w:szCs w:val="21"/>
         </w:rPr>
-        <w:t xml:space="preserve">4. Ghi nhật ký hằng ngày kèm ảnh</w:t>
+        <w:t xml:space="preserve">4. Điểm danh khi tới công trường</w:t>
       </w:r>
     </w:p>
     <w:p>
@@ -525,7 +525,7 @@
           <w:sz w:val="21"/>
           <w:szCs w:val="21"/>
         </w:rPr>
-        <w:t xml:space="preserve">5. Gửi đề nghị vật tư</w:t>
+        <w:t xml:space="preserve">5. Ghi nhật ký hằng ngày kèm ảnh</w:t>
       </w:r>
     </w:p>
     <w:p>
@@ -542,7 +542,7 @@
           <w:sz w:val="21"/>
           <w:szCs w:val="21"/>
         </w:rPr>
-        <w:t xml:space="preserve">6. Theo dõi đề nghị và nhắc người đang giữ</w:t>
+        <w:t xml:space="preserve">6. Gửi đề nghị vật tư</w:t>
       </w:r>
     </w:p>
     <w:p>
@@ -559,7 +559,7 @@
           <w:sz w:val="21"/>
           <w:szCs w:val="21"/>
         </w:rPr>
-        <w:t xml:space="preserve">7. Nghiệm thu theo danh mục kiểm tra</w:t>
+        <w:t xml:space="preserve">7. Theo dõi đề nghị và nhắc người đang giữ</w:t>
       </w:r>
     </w:p>
     <w:p>
@@ -576,7 +576,24 @@
           <w:sz w:val="21"/>
           <w:szCs w:val="21"/>
         </w:rPr>
-        <w:t xml:space="preserve">8. Câu hỏi thường gặp</w:t>
+        <w:t xml:space="preserve">8. Nghiệm thu theo danh mục kiểm tra</w:t>
+      </w:r>
+    </w:p>
+    <w:p>
+      <w:pPr>
+        <w:spacing w:after="60" w:line="264"/>
+        <w:ind w:left="0"/>
+      </w:pPr>
+      <w:r>
+        <w:rPr>
+          <w:rFonts w:ascii="Calibri" w:cs="Calibri" w:eastAsia="Calibri" w:hAnsi="Calibri"/>
+          <w:b/>
+          <w:bCs/>
+          <w:color w:val="1F2933"/>
+          <w:sz w:val="21"/>
+          <w:szCs w:val="21"/>
+        </w:rPr>
+        <w:t xml:space="preserve">9. Câu hỏi thường gặp</w:t>
       </w:r>
     </w:p>
     <w:p>
@@ -665,7 +682,7 @@
           <w:sz w:val="21"/>
           <w:szCs w:val="21"/>
         </w:rPr>
-        <w:t xml:space="preserve">Bốn việc hằng ngày, theo đúng thứ tự trên thanh thao tác nhanh của công trình:</w:t>
+        <w:t xml:space="preserve">Năm việc hằng ngày, theo đúng thứ tự trên thanh thao tác nhanh của công trình:</w:t>
       </w:r>
     </w:p>
     <w:tbl>
@@ -681,9 +698,9 @@
         </w:tblBorders>
       </w:tblPr>
       <w:tblGrid>
-        <w:gridCol w:w="2941"/>
-        <w:gridCol w:w="3235"/>
-        <w:gridCol w:w="3462"/>
+        <w:gridCol w:w="2922"/>
+        <w:gridCol w:w="3185"/>
+        <w:gridCol w:w="3531"/>
       </w:tblGrid>
       <w:tr>
         <w:trPr>
@@ -691,7 +708,7 @@
         </w:trPr>
         <w:tc>
           <w:tcPr>
-            <w:tcW w:type="dxa" w:w="2941"/>
+            <w:tcW w:type="dxa" w:w="2922"/>
             <w:shd w:fill="EAF1EE" w:color="auto" w:val="clear"/>
             <w:tcMar>
               <w:top w:type="dxa" w:w="60"/>
@@ -721,7 +738,7 @@
         </w:tc>
         <w:tc>
           <w:tcPr>
-            <w:tcW w:type="dxa" w:w="3235"/>
+            <w:tcW w:type="dxa" w:w="3185"/>
             <w:shd w:fill="EAF1EE" w:color="auto" w:val="clear"/>
             <w:tcMar>
               <w:top w:type="dxa" w:w="60"/>
@@ -751,7 +768,7 @@
         </w:tc>
         <w:tc>
           <w:tcPr>
-            <w:tcW w:type="dxa" w:w="3462"/>
+            <w:tcW w:type="dxa" w:w="3531"/>
             <w:shd w:fill="EAF1EE" w:color="auto" w:val="clear"/>
             <w:tcMar>
               <w:top w:type="dxa" w:w="60"/>
@@ -786,7 +803,7 @@
         </w:trPr>
         <w:tc>
           <w:tcPr>
-            <w:tcW w:type="dxa" w:w="2941"/>
+            <w:tcW w:type="dxa" w:w="2922"/>
             <w:tcMar>
               <w:top w:type="dxa" w:w="60"/>
               <w:left w:type="dxa" w:w="90"/>
@@ -809,7 +826,7 @@
                 <w:sz w:val="19"/>
                 <w:szCs w:val="19"/>
               </w:rPr>
-              <w:t xml:space="preserve">Ghi nhật ký</w:t>
+              <w:t xml:space="preserve">Điểm danh</w:t>
             </w:r>
             <w:r>
               <w:rPr>
@@ -822,13 +839,13 @@
                 <w:sz w:val="19"/>
                 <w:szCs w:val="19"/>
               </w:rPr>
-              <w:t xml:space="preserve"> kèm ảnh hiện trường</w:t>
+              <w:t xml:space="preserve"> bằng ảnh</w:t>
             </w:r>
           </w:p>
         </w:tc>
         <w:tc>
           <w:tcPr>
-            <w:tcW w:type="dxa" w:w="3235"/>
+            <w:tcW w:type="dxa" w:w="3185"/>
             <w:tcMar>
               <w:top w:type="dxa" w:w="60"/>
               <w:left w:type="dxa" w:w="90"/>
@@ -851,13 +868,13 @@
                 <w:sz w:val="19"/>
                 <w:szCs w:val="19"/>
               </w:rPr>
-              <w:t xml:space="preserve">Mỗi ngày, cuối ca hoặc khi có sự việc</w:t>
+              <w:t xml:space="preserve">Khi tới công trường</w:t>
             </w:r>
           </w:p>
         </w:tc>
         <w:tc>
           <w:tcPr>
-            <w:tcW w:type="dxa" w:w="3462"/>
+            <w:tcW w:type="dxa" w:w="3531"/>
             <w:tcMar>
               <w:top w:type="dxa" w:w="60"/>
               <w:left w:type="dxa" w:w="90"/>
@@ -880,7 +897,7 @@
                 <w:sz w:val="19"/>
                 <w:szCs w:val="19"/>
               </w:rPr>
-              <w:t xml:space="preserve">Trưởng phòng Thi công, Ban Giám đốc xem ngay</w:t>
+              <w:t xml:space="preserve">Trưởng phòng Thi công xem lại theo ngày</w:t>
             </w:r>
           </w:p>
         </w:tc>
@@ -891,7 +908,7 @@
         </w:trPr>
         <w:tc>
           <w:tcPr>
-            <w:tcW w:type="dxa" w:w="2941"/>
+            <w:tcW w:type="dxa" w:w="2922"/>
             <w:tcMar>
               <w:top w:type="dxa" w:w="60"/>
               <w:left w:type="dxa" w:w="90"/>
@@ -914,13 +931,26 @@
                 <w:sz w:val="19"/>
                 <w:szCs w:val="19"/>
               </w:rPr>
-              <w:t xml:space="preserve">Gửi đề nghị vật tư</w:t>
+              <w:t xml:space="preserve">Ghi nhật ký</w:t>
+            </w:r>
+            <w:r>
+              <w:rPr>
+                <w:rFonts w:ascii="Calibri" w:cs="Calibri" w:eastAsia="Calibri" w:hAnsi="Calibri"/>
+                <w:b w:val="false"/>
+                <w:bCs w:val="false"/>
+                <w:i w:val="false"/>
+                <w:iCs w:val="false"/>
+                <w:color w:val="1F2933"/>
+                <w:sz w:val="19"/>
+                <w:szCs w:val="19"/>
+              </w:rPr>
+              <w:t xml:space="preserve"> kèm ảnh hiện trường</w:t>
             </w:r>
           </w:p>
         </w:tc>
         <w:tc>
           <w:tcPr>
-            <w:tcW w:type="dxa" w:w="3235"/>
+            <w:tcW w:type="dxa" w:w="3185"/>
             <w:tcMar>
               <w:top w:type="dxa" w:w="60"/>
               <w:left w:type="dxa" w:w="90"/>
@@ -943,13 +973,13 @@
                 <w:sz w:val="19"/>
                 <w:szCs w:val="19"/>
               </w:rPr>
-              <w:t xml:space="preserve">Khi cần vật tư về công trường</w:t>
+              <w:t xml:space="preserve">Mỗi ngày, cuối ca hoặc khi có sự việc</w:t>
             </w:r>
           </w:p>
         </w:tc>
         <w:tc>
           <w:tcPr>
-            <w:tcW w:type="dxa" w:w="3462"/>
+            <w:tcW w:type="dxa" w:w="3531"/>
             <w:tcMar>
               <w:top w:type="dxa" w:w="60"/>
               <w:left w:type="dxa" w:w="90"/>
@@ -972,7 +1002,7 @@
                 <w:sz w:val="19"/>
                 <w:szCs w:val="19"/>
               </w:rPr>
-              <w:t xml:space="preserve">Người có hạn mức phê duyệt, sau đó Mua hàng</w:t>
+              <w:t xml:space="preserve">Trưởng phòng Thi công, Ban Giám đốc xem ngay</w:t>
             </w:r>
           </w:p>
         </w:tc>
@@ -983,7 +1013,7 @@
         </w:trPr>
         <w:tc>
           <w:tcPr>
-            <w:tcW w:type="dxa" w:w="2941"/>
+            <w:tcW w:type="dxa" w:w="2922"/>
             <w:tcMar>
               <w:top w:type="dxa" w:w="60"/>
               <w:left w:type="dxa" w:w="90"/>
@@ -1006,39 +1036,13 @@
                 <w:sz w:val="19"/>
                 <w:szCs w:val="19"/>
               </w:rPr>
-              <w:t xml:space="preserve">Theo dõi đề nghị</w:t>
-            </w:r>
-            <w:r>
-              <w:rPr>
-                <w:rFonts w:ascii="Calibri" w:cs="Calibri" w:eastAsia="Calibri" w:hAnsi="Calibri"/>
-                <w:b w:val="false"/>
-                <w:bCs w:val="false"/>
-                <w:i w:val="false"/>
-                <w:iCs w:val="false"/>
-                <w:color w:val="1F2933"/>
-                <w:sz w:val="19"/>
-                <w:szCs w:val="19"/>
-              </w:rPr>
-              <w:t xml:space="preserve"> và </w:t>
-            </w:r>
-            <w:r>
-              <w:rPr>
-                <w:rFonts w:ascii="Calibri" w:cs="Calibri" w:eastAsia="Calibri" w:hAnsi="Calibri"/>
-                <w:b/>
-                <w:bCs/>
-                <w:i w:val="false"/>
-                <w:iCs w:val="false"/>
-                <w:color w:val="1F2933"/>
-                <w:sz w:val="19"/>
-                <w:szCs w:val="19"/>
-              </w:rPr>
-              <w:t xml:space="preserve">Thúc</w:t>
+              <w:t xml:space="preserve">Gửi đề nghị vật tư</w:t>
             </w:r>
           </w:p>
         </w:tc>
         <w:tc>
           <w:tcPr>
-            <w:tcW w:type="dxa" w:w="3235"/>
+            <w:tcW w:type="dxa" w:w="3185"/>
             <w:tcMar>
               <w:top w:type="dxa" w:w="60"/>
               <w:left w:type="dxa" w:w="90"/>
@@ -1061,13 +1065,13 @@
                 <w:sz w:val="19"/>
                 <w:szCs w:val="19"/>
               </w:rPr>
-              <w:t xml:space="preserve">Khi hàng chưa về, hoặc hồ sơ nằm lâu ở một bước</w:t>
+              <w:t xml:space="preserve">Khi cần vật tư về công trường</w:t>
             </w:r>
           </w:p>
         </w:tc>
         <w:tc>
           <w:tcPr>
-            <w:tcW w:type="dxa" w:w="3462"/>
+            <w:tcW w:type="dxa" w:w="3531"/>
             <w:tcMar>
               <w:top w:type="dxa" w:w="60"/>
               <w:left w:type="dxa" w:w="90"/>
@@ -1090,7 +1094,7 @@
                 <w:sz w:val="19"/>
                 <w:szCs w:val="19"/>
               </w:rPr>
-              <w:t xml:space="preserve">Người đang giữ đề nghị nhận thông báo</w:t>
+              <w:t xml:space="preserve">Người có hạn mức phê duyệt, sau đó Mua hàng</w:t>
             </w:r>
           </w:p>
         </w:tc>
@@ -1101,7 +1105,7 @@
         </w:trPr>
         <w:tc>
           <w:tcPr>
-            <w:tcW w:type="dxa" w:w="2941"/>
+            <w:tcW w:type="dxa" w:w="2922"/>
             <w:tcMar>
               <w:top w:type="dxa" w:w="60"/>
               <w:left w:type="dxa" w:w="90"/>
@@ -1124,7 +1128,7 @@
                 <w:sz w:val="19"/>
                 <w:szCs w:val="19"/>
               </w:rPr>
-              <w:t xml:space="preserve">Lập biên bản nghiệm thu</w:t>
+              <w:t xml:space="preserve">Theo dõi đề nghị</w:t>
             </w:r>
             <w:r>
               <w:rPr>
@@ -1137,13 +1141,26 @@
                 <w:sz w:val="19"/>
                 <w:szCs w:val="19"/>
               </w:rPr>
-              <w:t xml:space="preserve"> theo danh mục kiểm tra</w:t>
+              <w:t xml:space="preserve"> và </w:t>
+            </w:r>
+            <w:r>
+              <w:rPr>
+                <w:rFonts w:ascii="Calibri" w:cs="Calibri" w:eastAsia="Calibri" w:hAnsi="Calibri"/>
+                <w:b/>
+                <w:bCs/>
+                <w:i w:val="false"/>
+                <w:iCs w:val="false"/>
+                <w:color w:val="1F2933"/>
+                <w:sz w:val="19"/>
+                <w:szCs w:val="19"/>
+              </w:rPr>
+              <w:t xml:space="preserve">Thúc</w:t>
             </w:r>
           </w:p>
         </w:tc>
         <w:tc>
           <w:tcPr>
-            <w:tcW w:type="dxa" w:w="3235"/>
+            <w:tcW w:type="dxa" w:w="3185"/>
             <w:tcMar>
               <w:top w:type="dxa" w:w="60"/>
               <w:left w:type="dxa" w:w="90"/>
@@ -1166,13 +1183,118 @@
                 <w:sz w:val="19"/>
                 <w:szCs w:val="19"/>
               </w:rPr>
-              <w:t xml:space="preserve">Khi xong một giai đoạn / hạng mục</w:t>
+              <w:t xml:space="preserve">Khi hàng chưa về, hoặc hồ sơ nằm lâu ở một bước</w:t>
             </w:r>
           </w:p>
         </w:tc>
         <w:tc>
           <w:tcPr>
-            <w:tcW w:type="dxa" w:w="3462"/>
+            <w:tcW w:type="dxa" w:w="3531"/>
+            <w:tcMar>
+              <w:top w:type="dxa" w:w="60"/>
+              <w:left w:type="dxa" w:w="90"/>
+              <w:bottom w:type="dxa" w:w="60"/>
+              <w:right w:type="dxa" w:w="90"/>
+            </w:tcMar>
+          </w:tcPr>
+          <w:p>
+            <w:pPr>
+              <w:spacing w:after="0" w:line="252"/>
+            </w:pPr>
+            <w:r>
+              <w:rPr>
+                <w:rFonts w:ascii="Calibri" w:cs="Calibri" w:eastAsia="Calibri" w:hAnsi="Calibri"/>
+                <w:b w:val="false"/>
+                <w:bCs w:val="false"/>
+                <w:i w:val="false"/>
+                <w:iCs w:val="false"/>
+                <w:color w:val="1F2933"/>
+                <w:sz w:val="19"/>
+                <w:szCs w:val="19"/>
+              </w:rPr>
+              <w:t xml:space="preserve">Người đang giữ đề nghị nhận thông báo</w:t>
+            </w:r>
+          </w:p>
+        </w:tc>
+      </w:tr>
+      <w:tr>
+        <w:trPr>
+          <w:cantSplit/>
+        </w:trPr>
+        <w:tc>
+          <w:tcPr>
+            <w:tcW w:type="dxa" w:w="2922"/>
+            <w:tcMar>
+              <w:top w:type="dxa" w:w="60"/>
+              <w:left w:type="dxa" w:w="90"/>
+              <w:bottom w:type="dxa" w:w="60"/>
+              <w:right w:type="dxa" w:w="90"/>
+            </w:tcMar>
+          </w:tcPr>
+          <w:p>
+            <w:pPr>
+              <w:spacing w:after="0" w:line="252"/>
+            </w:pPr>
+            <w:r>
+              <w:rPr>
+                <w:rFonts w:ascii="Calibri" w:cs="Calibri" w:eastAsia="Calibri" w:hAnsi="Calibri"/>
+                <w:b/>
+                <w:bCs/>
+                <w:i w:val="false"/>
+                <w:iCs w:val="false"/>
+                <w:color w:val="1F2933"/>
+                <w:sz w:val="19"/>
+                <w:szCs w:val="19"/>
+              </w:rPr>
+              <w:t xml:space="preserve">Lập biên bản nghiệm thu</w:t>
+            </w:r>
+            <w:r>
+              <w:rPr>
+                <w:rFonts w:ascii="Calibri" w:cs="Calibri" w:eastAsia="Calibri" w:hAnsi="Calibri"/>
+                <w:b w:val="false"/>
+                <w:bCs w:val="false"/>
+                <w:i w:val="false"/>
+                <w:iCs w:val="false"/>
+                <w:color w:val="1F2933"/>
+                <w:sz w:val="19"/>
+                <w:szCs w:val="19"/>
+              </w:rPr>
+              <w:t xml:space="preserve"> theo danh mục kiểm tra</w:t>
+            </w:r>
+          </w:p>
+        </w:tc>
+        <w:tc>
+          <w:tcPr>
+            <w:tcW w:type="dxa" w:w="3185"/>
+            <w:tcMar>
+              <w:top w:type="dxa" w:w="60"/>
+              <w:left w:type="dxa" w:w="90"/>
+              <w:bottom w:type="dxa" w:w="60"/>
+              <w:right w:type="dxa" w:w="90"/>
+            </w:tcMar>
+          </w:tcPr>
+          <w:p>
+            <w:pPr>
+              <w:spacing w:after="0" w:line="252"/>
+            </w:pPr>
+            <w:r>
+              <w:rPr>
+                <w:rFonts w:ascii="Calibri" w:cs="Calibri" w:eastAsia="Calibri" w:hAnsi="Calibri"/>
+                <w:b w:val="false"/>
+                <w:bCs w:val="false"/>
+                <w:i w:val="false"/>
+                <w:iCs w:val="false"/>
+                <w:color w:val="1F2933"/>
+                <w:sz w:val="19"/>
+                <w:szCs w:val="19"/>
+              </w:rPr>
+              <w:t xml:space="preserve">Khi xong một giai đoạn / hạng mục</w:t>
+            </w:r>
+          </w:p>
+        </w:tc>
+        <w:tc>
+          <w:tcPr>
+            <w:tcW w:type="dxa" w:w="3531"/>
             <w:tcMar>
               <w:top w:type="dxa" w:w="60"/>
               <w:left w:type="dxa" w:w="90"/>
@@ -1926,7 +2048,7 @@
           <w:sz w:val="30"/>
           <w:szCs w:val="30"/>
         </w:rPr>
-        <w:t xml:space="preserve">4. Ghi nhật ký hằng ngày kèm ảnh</w:t>
+        <w:t xml:space="preserve">4. Điểm danh khi tới công trường</w:t>
       </w:r>
     </w:p>
     <w:p>
@@ -1945,59 +2067,68 @@
           <w:sz w:val="21"/>
           <w:szCs w:val="21"/>
         </w:rPr>
-        <w:t xml:space="preserve">Công trình mở ở tab </w:t>
-      </w:r>
-      <w:r>
-        <w:rPr>
-          <w:rFonts w:ascii="Calibri" w:cs="Calibri" w:eastAsia="Calibri" w:hAnsi="Calibri"/>
-          <w:b/>
-          <w:bCs/>
-          <w:i w:val="false"/>
-          <w:iCs w:val="false"/>
-          <w:color w:val="1F2933"/>
-          <w:sz w:val="21"/>
-          <w:szCs w:val="21"/>
-        </w:rPr>
-        <w:t xml:space="preserve">Nhật ký</w:t>
-      </w:r>
-      <w:r>
-        <w:rPr>
-          <w:rFonts w:ascii="Calibri" w:cs="Calibri" w:eastAsia="Calibri" w:hAnsi="Calibri"/>
-          <w:b w:val="false"/>
-          <w:bCs w:val="false"/>
-          <w:i w:val="false"/>
-          <w:iCs w:val="false"/>
-          <w:color w:val="1F2933"/>
-          <w:sz w:val="21"/>
-          <w:szCs w:val="21"/>
-        </w:rPr>
-        <w:t xml:space="preserve">. Phía dưới màn hình luôn có thanh thao tác nhanh ba nút: </w:t>
-      </w:r>
-      <w:r>
-        <w:rPr>
-          <w:rFonts w:ascii="Calibri" w:cs="Calibri" w:eastAsia="Calibri" w:hAnsi="Calibri"/>
-          <w:b/>
-          <w:bCs/>
-          <w:i w:val="false"/>
-          <w:iCs w:val="false"/>
-          <w:color w:val="1F2933"/>
-          <w:sz w:val="21"/>
-          <w:szCs w:val="21"/>
-        </w:rPr>
-        <w:t xml:space="preserve">Ghi nhật ký · Đề nghị vật tư · Theo dõi đề nghị</w:t>
-      </w:r>
-      <w:r>
-        <w:rPr>
-          <w:rFonts w:ascii="Calibri" w:cs="Calibri" w:eastAsia="Calibri" w:hAnsi="Calibri"/>
-          <w:b w:val="false"/>
-          <w:bCs w:val="false"/>
-          <w:i w:val="false"/>
-          <w:iCs w:val="false"/>
-          <w:color w:val="1F2933"/>
-          <w:sz w:val="21"/>
-          <w:szCs w:val="21"/>
-        </w:rPr>
-        <w:t xml:space="preserve">.</w:t>
+        <w:t xml:space="preserve">Điểm danh là một ảnh chụp tại công trường, có in sẵn </w:t>
+      </w:r>
+      <w:r>
+        <w:rPr>
+          <w:rFonts w:ascii="Calibri" w:cs="Calibri" w:eastAsia="Calibri" w:hAnsi="Calibri"/>
+          <w:b/>
+          <w:bCs/>
+          <w:i w:val="false"/>
+          <w:iCs w:val="false"/>
+          <w:color w:val="1F2933"/>
+          <w:sz w:val="21"/>
+          <w:szCs w:val="21"/>
+        </w:rPr>
+        <w:t xml:space="preserve">giờ, ngày, công trình, tên người điểm danh và vị trí</w:t>
+      </w:r>
+      <w:r>
+        <w:rPr>
+          <w:rFonts w:ascii="Calibri" w:cs="Calibri" w:eastAsia="Calibri" w:hAnsi="Calibri"/>
+          <w:b w:val="false"/>
+          <w:bCs w:val="false"/>
+          <w:i w:val="false"/>
+          <w:iCs w:val="false"/>
+          <w:color w:val="1F2933"/>
+          <w:sz w:val="21"/>
+          <w:szCs w:val="21"/>
+        </w:rPr>
+        <w:t xml:space="preserve"> lên ảnh — thay cho ảnh Timemark gửi qua Zalo.</w:t>
+      </w:r>
+    </w:p>
+    <w:p>
+      <w:pPr>
+        <w:pBdr>
+          <w:left w:val="single" w:color="1F5F4B" w:sz="12" w:space="10"/>
+        </w:pBdr>
+        <w:spacing w:after="160" w:before="120" w:line="276"/>
+        <w:ind w:left="220"/>
+      </w:pPr>
+      <w:r>
+        <w:rPr>
+          <w:rFonts w:ascii="Calibri" w:cs="Calibri" w:eastAsia="Calibri" w:hAnsi="Calibri"/>
+          <w:b/>
+          <w:bCs/>
+          <w:i w:val="false"/>
+          <w:iCs w:val="false"/>
+          <w:color w:val="1F2933"/>
+          <w:sz w:val="21"/>
+          <w:szCs w:val="21"/>
+        </w:rPr>
+        <w:t xml:space="preserve">Điểm danh chưa liên kết với bảng chấm công.</w:t>
+      </w:r>
+      <w:r>
+        <w:rPr>
+          <w:rFonts w:ascii="Calibri" w:cs="Calibri" w:eastAsia="Calibri" w:hAnsi="Calibri"/>
+          <w:b w:val="false"/>
+          <w:bCs w:val="false"/>
+          <w:i w:val="false"/>
+          <w:iCs w:val="false"/>
+          <w:color w:val="1F2933"/>
+          <w:sz w:val="21"/>
+          <w:szCs w:val="21"/>
+        </w:rPr>
+        <w:t xml:space="preserve"> Ảnh điểm danh chỉ là bằng chứng có mặt tại công trường; công vẫn chấm theo cách đang áp dụng. Câu nhắc này luôn hiện ở đầu tab Điểm danh.</w:t>
       </w:r>
     </w:p>
     <w:p>
@@ -2020,33 +2151,59 @@
           <w:sz w:val="21"/>
           <w:szCs w:val="21"/>
         </w:rPr>
-        <w:t xml:space="preserve">Bấm </w:t>
-      </w:r>
-      <w:r>
-        <w:rPr>
-          <w:rFonts w:ascii="Calibri" w:cs="Calibri" w:eastAsia="Calibri" w:hAnsi="Calibri"/>
-          <w:b/>
-          <w:bCs/>
-          <w:i w:val="false"/>
-          <w:iCs w:val="false"/>
-          <w:color w:val="1F2933"/>
-          <w:sz w:val="21"/>
-          <w:szCs w:val="21"/>
-        </w:rPr>
-        <w:t xml:space="preserve">Chụp ảnh hiện trường</w:t>
-      </w:r>
-      <w:r>
-        <w:rPr>
-          <w:rFonts w:ascii="Calibri" w:cs="Calibri" w:eastAsia="Calibri" w:hAnsi="Calibri"/>
-          <w:b w:val="false"/>
-          <w:bCs w:val="false"/>
-          <w:i w:val="false"/>
-          <w:iCs w:val="false"/>
-          <w:color w:val="1F2933"/>
-          <w:sz w:val="21"/>
-          <w:szCs w:val="21"/>
-        </w:rPr>
-        <w:t xml:space="preserve"> — điện thoại mở máy ảnh. Chụp bao nhiêu ảnh tuỳ ý; ảnh hiện ngay dưới nút, chụp nhầm thì bấm nút bỏ ở góc ảnh.</w:t>
+        <w:t xml:space="preserve">Mở công trình, bấm </w:t>
+      </w:r>
+      <w:r>
+        <w:rPr>
+          <w:rFonts w:ascii="Calibri" w:cs="Calibri" w:eastAsia="Calibri" w:hAnsi="Calibri"/>
+          <w:b/>
+          <w:bCs/>
+          <w:i w:val="false"/>
+          <w:iCs w:val="false"/>
+          <w:color w:val="1F2933"/>
+          <w:sz w:val="21"/>
+          <w:szCs w:val="21"/>
+        </w:rPr>
+        <w:t xml:space="preserve">Điểm danh</w:t>
+      </w:r>
+      <w:r>
+        <w:rPr>
+          <w:rFonts w:ascii="Calibri" w:cs="Calibri" w:eastAsia="Calibri" w:hAnsi="Calibri"/>
+          <w:b w:val="false"/>
+          <w:bCs w:val="false"/>
+          <w:i w:val="false"/>
+          <w:iCs w:val="false"/>
+          <w:color w:val="1F2933"/>
+          <w:sz w:val="21"/>
+          <w:szCs w:val="21"/>
+        </w:rPr>
+        <w:t xml:space="preserve"> trên thanh thao tác nhanh (hoặc tab </w:t>
+      </w:r>
+      <w:r>
+        <w:rPr>
+          <w:rFonts w:ascii="Calibri" w:cs="Calibri" w:eastAsia="Calibri" w:hAnsi="Calibri"/>
+          <w:b/>
+          <w:bCs/>
+          <w:i w:val="false"/>
+          <w:iCs w:val="false"/>
+          <w:color w:val="1F2933"/>
+          <w:sz w:val="21"/>
+          <w:szCs w:val="21"/>
+        </w:rPr>
+        <w:t xml:space="preserve">Điểm danh</w:t>
+      </w:r>
+      <w:r>
+        <w:rPr>
+          <w:rFonts w:ascii="Calibri" w:cs="Calibri" w:eastAsia="Calibri" w:hAnsi="Calibri"/>
+          <w:b w:val="false"/>
+          <w:bCs w:val="false"/>
+          <w:i w:val="false"/>
+          <w:iCs w:val="false"/>
+          <w:color w:val="1F2933"/>
+          <w:sz w:val="21"/>
+          <w:szCs w:val="21"/>
+        </w:rPr>
+        <w:t xml:space="preserve">).</w:t>
       </w:r>
     </w:p>
     <w:p>
@@ -2069,33 +2226,59 @@
           <w:sz w:val="21"/>
           <w:szCs w:val="21"/>
         </w:rPr>
-        <w:t xml:space="preserve">Ghi </w:t>
-      </w:r>
-      <w:r>
-        <w:rPr>
-          <w:rFonts w:ascii="Calibri" w:cs="Calibri" w:eastAsia="Calibri" w:hAnsi="Calibri"/>
-          <w:b/>
-          <w:bCs/>
-          <w:i w:val="false"/>
-          <w:iCs w:val="false"/>
-          <w:color w:val="1F2933"/>
-          <w:sz w:val="21"/>
-          <w:szCs w:val="21"/>
-        </w:rPr>
-        <w:t xml:space="preserve">Nội dung</w:t>
-      </w:r>
-      <w:r>
-        <w:rPr>
-          <w:rFonts w:ascii="Calibri" w:cs="Calibri" w:eastAsia="Calibri" w:hAnsi="Calibri"/>
-          <w:b w:val="false"/>
-          <w:bCs w:val="false"/>
-          <w:i w:val="false"/>
-          <w:iCs w:val="false"/>
-          <w:color w:val="1F2933"/>
-          <w:sz w:val="21"/>
-          <w:szCs w:val="21"/>
-        </w:rPr>
-        <w:t xml:space="preserve">: việc đã làm, khối lượng, vướng mắc hoặc sự việc tại hiện trường.</w:t>
+        <w:t xml:space="preserve">Bấm </w:t>
+      </w:r>
+      <w:r>
+        <w:rPr>
+          <w:rFonts w:ascii="Calibri" w:cs="Calibri" w:eastAsia="Calibri" w:hAnsi="Calibri"/>
+          <w:b/>
+          <w:bCs/>
+          <w:i w:val="false"/>
+          <w:iCs w:val="false"/>
+          <w:color w:val="1F2933"/>
+          <w:sz w:val="21"/>
+          <w:szCs w:val="21"/>
+        </w:rPr>
+        <w:t xml:space="preserve">Chụp ảnh điểm danh</w:t>
+      </w:r>
+      <w:r>
+        <w:rPr>
+          <w:rFonts w:ascii="Calibri" w:cs="Calibri" w:eastAsia="Calibri" w:hAnsi="Calibri"/>
+          <w:b w:val="false"/>
+          <w:bCs w:val="false"/>
+          <w:i w:val="false"/>
+          <w:iCs w:val="false"/>
+          <w:color w:val="1F2933"/>
+          <w:sz w:val="21"/>
+          <w:szCs w:val="21"/>
+        </w:rPr>
+        <w:t xml:space="preserve"> — điện thoại mở máy ảnh. Lần đầu, điện thoại hỏi quyền lấy vị trí: chọn </w:t>
+      </w:r>
+      <w:r>
+        <w:rPr>
+          <w:rFonts w:ascii="Calibri" w:cs="Calibri" w:eastAsia="Calibri" w:hAnsi="Calibri"/>
+          <w:b/>
+          <w:bCs/>
+          <w:i w:val="false"/>
+          <w:iCs w:val="false"/>
+          <w:color w:val="1F2933"/>
+          <w:sz w:val="21"/>
+          <w:szCs w:val="21"/>
+        </w:rPr>
+        <w:t xml:space="preserve">Cho phép</w:t>
+      </w:r>
+      <w:r>
+        <w:rPr>
+          <w:rFonts w:ascii="Calibri" w:cs="Calibri" w:eastAsia="Calibri" w:hAnsi="Calibri"/>
+          <w:b w:val="false"/>
+          <w:bCs w:val="false"/>
+          <w:i w:val="false"/>
+          <w:iCs w:val="false"/>
+          <w:color w:val="1F2933"/>
+          <w:sz w:val="21"/>
+          <w:szCs w:val="21"/>
+        </w:rPr>
+        <w:t xml:space="preserve">. Không cho phép thì vẫn điểm danh được, bản ghi ghi rõ là không có vị trí.</w:t>
       </w:r>
     </w:p>
     <w:p>
@@ -2118,33 +2301,59 @@
           <w:sz w:val="21"/>
           <w:szCs w:val="21"/>
         </w:rPr>
-        <w:t xml:space="preserve">Kiểm tra </w:t>
-      </w:r>
-      <w:r>
-        <w:rPr>
-          <w:rFonts w:ascii="Calibri" w:cs="Calibri" w:eastAsia="Calibri" w:hAnsi="Calibri"/>
-          <w:b/>
-          <w:bCs/>
-          <w:i w:val="false"/>
-          <w:iCs w:val="false"/>
-          <w:color w:val="1F2933"/>
-          <w:sz w:val="21"/>
-          <w:szCs w:val="21"/>
-        </w:rPr>
-        <w:t xml:space="preserve">Ngày xảy ra</w:t>
-      </w:r>
-      <w:r>
-        <w:rPr>
-          <w:rFonts w:ascii="Calibri" w:cs="Calibri" w:eastAsia="Calibri" w:hAnsi="Calibri"/>
-          <w:b w:val="false"/>
-          <w:bCs w:val="false"/>
-          <w:i w:val="false"/>
-          <w:iCs w:val="false"/>
-          <w:color w:val="1F2933"/>
-          <w:sz w:val="21"/>
-          <w:szCs w:val="21"/>
-        </w:rPr>
-        <w:t xml:space="preserve"> — mặc định là hôm nay. Ghi bù cho hôm trước thì đổi ngày ở đây: đây là ngày việc thật sự xảy ra, không phải ngày nhập.</w:t>
+        <w:t xml:space="preserve">Xem lại ảnh: dải </w:t>
+      </w:r>
+      <w:r>
+        <w:rPr>
+          <w:rFonts w:ascii="Calibri" w:cs="Calibri" w:eastAsia="Calibri" w:hAnsi="Calibri"/>
+          <w:b/>
+          <w:bCs/>
+          <w:i w:val="false"/>
+          <w:iCs w:val="false"/>
+          <w:color w:val="1F2933"/>
+          <w:sz w:val="21"/>
+          <w:szCs w:val="21"/>
+        </w:rPr>
+        <w:t xml:space="preserve">Điểm danh</w:t>
+      </w:r>
+      <w:r>
+        <w:rPr>
+          <w:rFonts w:ascii="Calibri" w:cs="Calibri" w:eastAsia="Calibri" w:hAnsi="Calibri"/>
+          <w:b w:val="false"/>
+          <w:bCs w:val="false"/>
+          <w:i w:val="false"/>
+          <w:iCs w:val="false"/>
+          <w:color w:val="1F2933"/>
+          <w:sz w:val="21"/>
+          <w:szCs w:val="21"/>
+        </w:rPr>
+        <w:t xml:space="preserve"> in ở góc dưới. Thêm </w:t>
+      </w:r>
+      <w:r>
+        <w:rPr>
+          <w:rFonts w:ascii="Calibri" w:cs="Calibri" w:eastAsia="Calibri" w:hAnsi="Calibri"/>
+          <w:b/>
+          <w:bCs/>
+          <w:i w:val="false"/>
+          <w:iCs w:val="false"/>
+          <w:color w:val="1F2933"/>
+          <w:sz w:val="21"/>
+          <w:szCs w:val="21"/>
+        </w:rPr>
+        <w:t xml:space="preserve">Ghi chú</w:t>
+      </w:r>
+      <w:r>
+        <w:rPr>
+          <w:rFonts w:ascii="Calibri" w:cs="Calibri" w:eastAsia="Calibri" w:hAnsi="Calibri"/>
+          <w:b w:val="false"/>
+          <w:bCs w:val="false"/>
+          <w:i w:val="false"/>
+          <w:iCs w:val="false"/>
+          <w:color w:val="1F2933"/>
+          <w:sz w:val="21"/>
+          <w:szCs w:val="21"/>
+        </w:rPr>
+        <w:t xml:space="preserve"> nếu cần.</w:t>
       </w:r>
     </w:p>
     <w:p>
@@ -2167,107 +2376,6 @@
           <w:sz w:val="21"/>
           <w:szCs w:val="21"/>
         </w:rPr>
-        <w:t xml:space="preserve">Chọn </w:t>
-      </w:r>
-      <w:r>
-        <w:rPr>
-          <w:rFonts w:ascii="Calibri" w:cs="Calibri" w:eastAsia="Calibri" w:hAnsi="Calibri"/>
-          <w:b/>
-          <w:bCs/>
-          <w:i w:val="false"/>
-          <w:iCs w:val="false"/>
-          <w:color w:val="1F2933"/>
-          <w:sz w:val="21"/>
-          <w:szCs w:val="21"/>
-        </w:rPr>
-        <w:t xml:space="preserve">Loại mục</w:t>
-      </w:r>
-      <w:r>
-        <w:rPr>
-          <w:rFonts w:ascii="Calibri" w:cs="Calibri" w:eastAsia="Calibri" w:hAnsi="Calibri"/>
-          <w:b w:val="false"/>
-          <w:bCs w:val="false"/>
-          <w:i w:val="false"/>
-          <w:iCs w:val="false"/>
-          <w:color w:val="1F2933"/>
-          <w:sz w:val="21"/>
-          <w:szCs w:val="21"/>
-        </w:rPr>
-        <w:t xml:space="preserve">, điền </w:t>
-      </w:r>
-      <w:r>
-        <w:rPr>
-          <w:rFonts w:ascii="Calibri" w:cs="Calibri" w:eastAsia="Calibri" w:hAnsi="Calibri"/>
-          <w:b/>
-          <w:bCs/>
-          <w:i w:val="false"/>
-          <w:iCs w:val="false"/>
-          <w:color w:val="1F2933"/>
-          <w:sz w:val="21"/>
-          <w:szCs w:val="21"/>
-        </w:rPr>
-        <w:t xml:space="preserve">Quân số có mặt</w:t>
-      </w:r>
-      <w:r>
-        <w:rPr>
-          <w:rFonts w:ascii="Calibri" w:cs="Calibri" w:eastAsia="Calibri" w:hAnsi="Calibri"/>
-          <w:b w:val="false"/>
-          <w:bCs w:val="false"/>
-          <w:i w:val="false"/>
-          <w:iCs w:val="false"/>
-          <w:color w:val="1F2933"/>
-          <w:sz w:val="21"/>
-          <w:szCs w:val="21"/>
-        </w:rPr>
-        <w:t xml:space="preserve"> và </w:t>
-      </w:r>
-      <w:r>
-        <w:rPr>
-          <w:rFonts w:ascii="Calibri" w:cs="Calibri" w:eastAsia="Calibri" w:hAnsi="Calibri"/>
-          <w:b/>
-          <w:bCs/>
-          <w:i w:val="false"/>
-          <w:iCs w:val="false"/>
-          <w:color w:val="1F2933"/>
-          <w:sz w:val="21"/>
-          <w:szCs w:val="21"/>
-        </w:rPr>
-        <w:t xml:space="preserve">Thời tiết</w:t>
-      </w:r>
-      <w:r>
-        <w:rPr>
-          <w:rFonts w:ascii="Calibri" w:cs="Calibri" w:eastAsia="Calibri" w:hAnsi="Calibri"/>
-          <w:b w:val="false"/>
-          <w:bCs w:val="false"/>
-          <w:i w:val="false"/>
-          <w:iCs w:val="false"/>
-          <w:color w:val="1F2933"/>
-          <w:sz w:val="21"/>
-          <w:szCs w:val="21"/>
-        </w:rPr>
-        <w:t xml:space="preserve"> nếu có.</w:t>
-      </w:r>
-    </w:p>
-    <w:p>
-      <w:pPr>
-        <w:pStyle w:val="ListParagraph"/>
-        <w:numPr>
-          <w:ilvl w:val="0"/>
-          <w:numId w:val="4"/>
-        </w:numPr>
-        <w:spacing w:after="70" w:line="276"/>
-      </w:pPr>
-      <w:r>
-        <w:rPr>
-          <w:rFonts w:ascii="Calibri" w:cs="Calibri" w:eastAsia="Calibri" w:hAnsi="Calibri"/>
-          <w:b w:val="false"/>
-          <w:bCs w:val="false"/>
-          <w:i w:val="false"/>
-          <w:iCs w:val="false"/>
-          <w:color w:val="1F2933"/>
-          <w:sz w:val="21"/>
-          <w:szCs w:val="21"/>
-        </w:rPr>
         <w:t xml:space="preserve">Bấm </w:t>
       </w:r>
       <w:r>
@@ -2281,7 +2389,33 @@
           <w:sz w:val="21"/>
           <w:szCs w:val="21"/>
         </w:rPr>
-        <w:t xml:space="preserve">Lưu</w:t>
+        <w:t xml:space="preserve">Gửi điểm danh</w:t>
+      </w:r>
+      <w:r>
+        <w:rPr>
+          <w:rFonts w:ascii="Calibri" w:cs="Calibri" w:eastAsia="Calibri" w:hAnsi="Calibri"/>
+          <w:b w:val="false"/>
+          <w:bCs w:val="false"/>
+          <w:i w:val="false"/>
+          <w:iCs w:val="false"/>
+          <w:color w:val="1F2933"/>
+          <w:sz w:val="21"/>
+          <w:szCs w:val="21"/>
+        </w:rPr>
+        <w:t xml:space="preserve">. Ảnh không đạt thì bấm </w:t>
+      </w:r>
+      <w:r>
+        <w:rPr>
+          <w:rFonts w:ascii="Calibri" w:cs="Calibri" w:eastAsia="Calibri" w:hAnsi="Calibri"/>
+          <w:b/>
+          <w:bCs/>
+          <w:i w:val="false"/>
+          <w:iCs w:val="false"/>
+          <w:color w:val="1F2933"/>
+          <w:sz w:val="21"/>
+          <w:szCs w:val="21"/>
+        </w:rPr>
+        <w:t xml:space="preserve">Chụp lại</w:t>
       </w:r>
       <w:r>
         <w:rPr>
@@ -2358,493 +2492,7 @@
           <w:sz w:val="18"/>
           <w:szCs w:val="18"/>
         </w:rPr>
-        <w:t xml:space="preserve">Hình 4 — Ghi nhật ký. Thanh thao tác nhanh nằm cố định phía dưới.</w:t>
-      </w:r>
-    </w:p>
-    <w:p>
-      <w:pPr>
-        <w:pBdr>
-          <w:left w:val="single" w:color="1F5F4B" w:sz="12" w:space="10"/>
-        </w:pBdr>
-        <w:spacing w:after="160" w:before="120" w:line="276"/>
-        <w:ind w:left="220"/>
-      </w:pPr>
-      <w:r>
-        <w:rPr>
-          <w:rFonts w:ascii="Calibri" w:cs="Calibri" w:eastAsia="Calibri" w:hAnsi="Calibri"/>
-          <w:b w:val="false"/>
-          <w:bCs w:val="false"/>
-          <w:i w:val="false"/>
-          <w:iCs w:val="false"/>
-          <w:color w:val="1F2933"/>
-          <w:sz w:val="21"/>
-          <w:szCs w:val="21"/>
-        </w:rPr>
-        <w:t xml:space="preserve">Nội dung đang gõ </w:t>
-      </w:r>
-      <w:r>
-        <w:rPr>
-          <w:rFonts w:ascii="Calibri" w:cs="Calibri" w:eastAsia="Calibri" w:hAnsi="Calibri"/>
-          <w:b/>
-          <w:bCs/>
-          <w:i w:val="false"/>
-          <w:iCs w:val="false"/>
-          <w:color w:val="1F2933"/>
-          <w:sz w:val="21"/>
-          <w:szCs w:val="21"/>
-        </w:rPr>
-        <w:t xml:space="preserve">không mất</w:t>
-      </w:r>
-      <w:r>
-        <w:rPr>
-          <w:rFonts w:ascii="Calibri" w:cs="Calibri" w:eastAsia="Calibri" w:hAnsi="Calibri"/>
-          <w:b w:val="false"/>
-          <w:bCs w:val="false"/>
-          <w:i w:val="false"/>
-          <w:iCs w:val="false"/>
-          <w:color w:val="1F2933"/>
-          <w:sz w:val="21"/>
-          <w:szCs w:val="21"/>
-        </w:rPr>
-        <w:t xml:space="preserve"> khi lỡ chuyển sang màn hình khác trong cùng phiên — quay lại tab Nhật ký là thấy lại. Nhật ký đã lưu </w:t>
-      </w:r>
-      <w:r>
-        <w:rPr>
-          <w:rFonts w:ascii="Calibri" w:cs="Calibri" w:eastAsia="Calibri" w:hAnsi="Calibri"/>
-          <w:b/>
-          <w:bCs/>
-          <w:i w:val="false"/>
-          <w:iCs w:val="false"/>
-          <w:color w:val="1F2933"/>
-          <w:sz w:val="21"/>
-          <w:szCs w:val="21"/>
-        </w:rPr>
-        <w:t xml:space="preserve">không sửa trên màn hình</w:t>
-      </w:r>
-      <w:r>
-        <w:rPr>
-          <w:rFonts w:ascii="Calibri" w:cs="Calibri" w:eastAsia="Calibri" w:hAnsi="Calibri"/>
-          <w:b w:val="false"/>
-          <w:bCs w:val="false"/>
-          <w:i w:val="false"/>
-          <w:iCs w:val="false"/>
-          <w:color w:val="1F2933"/>
-          <w:sz w:val="21"/>
-          <w:szCs w:val="21"/>
-        </w:rPr>
-        <w:t xml:space="preserve">, vì nhật ký là căn cứ truy vết: ghi nhầm thì ghi một mục mới để đính chính. Ảnh lưu theo công trình; chỉ người được xem công trình đó mới mở được ảnh.</w:t>
-      </w:r>
-    </w:p>
-    <w:p>
-      <w:pPr>
-        <w:pStyle w:val="Heading1"/>
-        <w:spacing w:after="160" w:before="360"/>
-      </w:pPr>
-      <w:r>
-        <w:rPr>
-          <w:rFonts w:ascii="Calibri" w:cs="Calibri" w:eastAsia="Calibri" w:hAnsi="Calibri"/>
-          <w:b/>
-          <w:bCs/>
-          <w:color w:val="1F5F4B"/>
-          <w:sz w:val="30"/>
-          <w:szCs w:val="30"/>
-        </w:rPr>
-        <w:t xml:space="preserve">5. Gửi đề nghị vật tư</w:t>
-      </w:r>
-    </w:p>
-    <w:p>
-      <w:pPr>
-        <w:pStyle w:val="ListParagraph"/>
-        <w:numPr>
-          <w:ilvl w:val="0"/>
-          <w:numId w:val="5"/>
-        </w:numPr>
-        <w:spacing w:after="70" w:line="276"/>
-      </w:pPr>
-      <w:r>
-        <w:rPr>
-          <w:rFonts w:ascii="Calibri" w:cs="Calibri" w:eastAsia="Calibri" w:hAnsi="Calibri"/>
-          <w:b w:val="false"/>
-          <w:bCs w:val="false"/>
-          <w:i w:val="false"/>
-          <w:iCs w:val="false"/>
-          <w:color w:val="1F2933"/>
-          <w:sz w:val="21"/>
-          <w:szCs w:val="21"/>
-        </w:rPr>
-        <w:t xml:space="preserve">Bấm </w:t>
-      </w:r>
-      <w:r>
-        <w:rPr>
-          <w:rFonts w:ascii="Calibri" w:cs="Calibri" w:eastAsia="Calibri" w:hAnsi="Calibri"/>
-          <w:b/>
-          <w:bCs/>
-          <w:i w:val="false"/>
-          <w:iCs w:val="false"/>
-          <w:color w:val="1F2933"/>
-          <w:sz w:val="21"/>
-          <w:szCs w:val="21"/>
-        </w:rPr>
-        <w:t xml:space="preserve">Đề nghị vật tư</w:t>
-      </w:r>
-      <w:r>
-        <w:rPr>
-          <w:rFonts w:ascii="Calibri" w:cs="Calibri" w:eastAsia="Calibri" w:hAnsi="Calibri"/>
-          <w:b w:val="false"/>
-          <w:bCs w:val="false"/>
-          <w:i w:val="false"/>
-          <w:iCs w:val="false"/>
-          <w:color w:val="1F2933"/>
-          <w:sz w:val="21"/>
-          <w:szCs w:val="21"/>
-        </w:rPr>
-        <w:t xml:space="preserve"> trên thanh thao tác nhanh. Biểu mẫu mở sẵn với công trình đang xem.</w:t>
-      </w:r>
-    </w:p>
-    <w:p>
-      <w:pPr>
-        <w:pStyle w:val="ListParagraph"/>
-        <w:numPr>
-          <w:ilvl w:val="0"/>
-          <w:numId w:val="5"/>
-        </w:numPr>
-        <w:spacing w:after="70" w:line="276"/>
-      </w:pPr>
-      <w:r>
-        <w:rPr>
-          <w:rFonts w:ascii="Calibri" w:cs="Calibri" w:eastAsia="Calibri" w:hAnsi="Calibri"/>
-          <w:b w:val="false"/>
-          <w:bCs w:val="false"/>
-          <w:i w:val="false"/>
-          <w:iCs w:val="false"/>
-          <w:color w:val="1F2933"/>
-          <w:sz w:val="21"/>
-          <w:szCs w:val="21"/>
-        </w:rPr>
-        <w:t xml:space="preserve">Điền </w:t>
-      </w:r>
-      <w:r>
-        <w:rPr>
-          <w:rFonts w:ascii="Calibri" w:cs="Calibri" w:eastAsia="Calibri" w:hAnsi="Calibri"/>
-          <w:b/>
-          <w:bCs/>
-          <w:i w:val="false"/>
-          <w:iCs w:val="false"/>
-          <w:color w:val="1F2933"/>
-          <w:sz w:val="21"/>
-          <w:szCs w:val="21"/>
-        </w:rPr>
-        <w:t xml:space="preserve">Nội dung đề nghị</w:t>
-      </w:r>
-      <w:r>
-        <w:rPr>
-          <w:rFonts w:ascii="Calibri" w:cs="Calibri" w:eastAsia="Calibri" w:hAnsi="Calibri"/>
-          <w:b w:val="false"/>
-          <w:bCs w:val="false"/>
-          <w:i w:val="false"/>
-          <w:iCs w:val="false"/>
-          <w:color w:val="1F2933"/>
-          <w:sz w:val="21"/>
-          <w:szCs w:val="21"/>
-        </w:rPr>
-        <w:t xml:space="preserve"> — ví dụ: «Thép hình cho phần khung tầng 2».</w:t>
-      </w:r>
-    </w:p>
-    <w:p>
-      <w:pPr>
-        <w:pStyle w:val="ListParagraph"/>
-        <w:numPr>
-          <w:ilvl w:val="0"/>
-          <w:numId w:val="5"/>
-        </w:numPr>
-        <w:spacing w:after="70" w:line="276"/>
-      </w:pPr>
-      <w:r>
-        <w:rPr>
-          <w:rFonts w:ascii="Calibri" w:cs="Calibri" w:eastAsia="Calibri" w:hAnsi="Calibri"/>
-          <w:b w:val="false"/>
-          <w:bCs w:val="false"/>
-          <w:i w:val="false"/>
-          <w:iCs w:val="false"/>
-          <w:color w:val="1F2933"/>
-          <w:sz w:val="21"/>
-          <w:szCs w:val="21"/>
-        </w:rPr>
-        <w:t xml:space="preserve">Chọn </w:t>
-      </w:r>
-      <w:r>
-        <w:rPr>
-          <w:rFonts w:ascii="Calibri" w:cs="Calibri" w:eastAsia="Calibri" w:hAnsi="Calibri"/>
-          <w:b/>
-          <w:bCs/>
-          <w:i w:val="false"/>
-          <w:iCs w:val="false"/>
-          <w:color w:val="1F2933"/>
-          <w:sz w:val="21"/>
-          <w:szCs w:val="21"/>
-        </w:rPr>
-        <w:t xml:space="preserve">Mã chi phí trong ngân sách</w:t>
-      </w:r>
-      <w:r>
-        <w:rPr>
-          <w:rFonts w:ascii="Calibri" w:cs="Calibri" w:eastAsia="Calibri" w:hAnsi="Calibri"/>
-          <w:b w:val="false"/>
-          <w:bCs w:val="false"/>
-          <w:i w:val="false"/>
-          <w:iCs w:val="false"/>
-          <w:color w:val="1F2933"/>
-          <w:sz w:val="21"/>
-          <w:szCs w:val="21"/>
-        </w:rPr>
-        <w:t xml:space="preserve">. Chi phí của đề nghị sẽ cộng vào đúng dòng ngân sách này khi đơn hàng được lập.</w:t>
-      </w:r>
-    </w:p>
-    <w:p>
-      <w:pPr>
-        <w:pStyle w:val="ListParagraph"/>
-        <w:numPr>
-          <w:ilvl w:val="0"/>
-          <w:numId w:val="5"/>
-        </w:numPr>
-        <w:spacing w:after="70" w:line="276"/>
-      </w:pPr>
-      <w:r>
-        <w:rPr>
-          <w:rFonts w:ascii="Calibri" w:cs="Calibri" w:eastAsia="Calibri" w:hAnsi="Calibri"/>
-          <w:b w:val="false"/>
-          <w:bCs w:val="false"/>
-          <w:i w:val="false"/>
-          <w:iCs w:val="false"/>
-          <w:color w:val="1F2933"/>
-          <w:sz w:val="21"/>
-          <w:szCs w:val="21"/>
-        </w:rPr>
-        <w:t xml:space="preserve">Chọn </w:t>
-      </w:r>
-      <w:r>
-        <w:rPr>
-          <w:rFonts w:ascii="Calibri" w:cs="Calibri" w:eastAsia="Calibri" w:hAnsi="Calibri"/>
-          <w:b/>
-          <w:bCs/>
-          <w:i w:val="false"/>
-          <w:iCs w:val="false"/>
-          <w:color w:val="1F2933"/>
-          <w:sz w:val="21"/>
-          <w:szCs w:val="21"/>
-        </w:rPr>
-        <w:t xml:space="preserve">Thời điểm cần hàng</w:t>
-      </w:r>
-      <w:r>
-        <w:rPr>
-          <w:rFonts w:ascii="Calibri" w:cs="Calibri" w:eastAsia="Calibri" w:hAnsi="Calibri"/>
-          <w:b w:val="false"/>
-          <w:bCs w:val="false"/>
-          <w:i w:val="false"/>
-          <w:iCs w:val="false"/>
-          <w:color w:val="1F2933"/>
-          <w:sz w:val="21"/>
-          <w:szCs w:val="21"/>
-        </w:rPr>
-        <w:t xml:space="preserve"> và </w:t>
-      </w:r>
-      <w:r>
-        <w:rPr>
-          <w:rFonts w:ascii="Calibri" w:cs="Calibri" w:eastAsia="Calibri" w:hAnsi="Calibri"/>
-          <w:b/>
-          <w:bCs/>
-          <w:i w:val="false"/>
-          <w:iCs w:val="false"/>
-          <w:color w:val="1F2933"/>
-          <w:sz w:val="21"/>
-          <w:szCs w:val="21"/>
-        </w:rPr>
-        <w:t xml:space="preserve">Mức cần</w:t>
-      </w:r>
-      <w:r>
-        <w:rPr>
-          <w:rFonts w:ascii="Calibri" w:cs="Calibri" w:eastAsia="Calibri" w:hAnsi="Calibri"/>
-          <w:b w:val="false"/>
-          <w:bCs w:val="false"/>
-          <w:i w:val="false"/>
-          <w:iCs w:val="false"/>
-          <w:color w:val="1F2933"/>
-          <w:sz w:val="21"/>
-          <w:szCs w:val="21"/>
-        </w:rPr>
-        <w:t xml:space="preserve">; ghi </w:t>
-      </w:r>
-      <w:r>
-        <w:rPr>
-          <w:rFonts w:ascii="Calibri" w:cs="Calibri" w:eastAsia="Calibri" w:hAnsi="Calibri"/>
-          <w:b/>
-          <w:bCs/>
-          <w:i w:val="false"/>
-          <w:iCs w:val="false"/>
-          <w:color w:val="1F2933"/>
-          <w:sz w:val="21"/>
-          <w:szCs w:val="21"/>
-        </w:rPr>
-        <w:t xml:space="preserve">Địa điểm giao</w:t>
-      </w:r>
-      <w:r>
-        <w:rPr>
-          <w:rFonts w:ascii="Calibri" w:cs="Calibri" w:eastAsia="Calibri" w:hAnsi="Calibri"/>
-          <w:b w:val="false"/>
-          <w:bCs w:val="false"/>
-          <w:i w:val="false"/>
-          <w:iCs w:val="false"/>
-          <w:color w:val="1F2933"/>
-          <w:sz w:val="21"/>
-          <w:szCs w:val="21"/>
-        </w:rPr>
-        <w:t xml:space="preserve"> nếu khác địa chỉ công trình.</w:t>
-      </w:r>
-    </w:p>
-    <w:p>
-      <w:pPr>
-        <w:pStyle w:val="ListParagraph"/>
-        <w:numPr>
-          <w:ilvl w:val="0"/>
-          <w:numId w:val="5"/>
-        </w:numPr>
-        <w:spacing w:after="70" w:line="276"/>
-      </w:pPr>
-      <w:r>
-        <w:rPr>
-          <w:rFonts w:ascii="Calibri" w:cs="Calibri" w:eastAsia="Calibri" w:hAnsi="Calibri"/>
-          <w:b w:val="false"/>
-          <w:bCs w:val="false"/>
-          <w:i w:val="false"/>
-          <w:iCs w:val="false"/>
-          <w:color w:val="1F2933"/>
-          <w:sz w:val="21"/>
-          <w:szCs w:val="21"/>
-        </w:rPr>
-        <w:t xml:space="preserve">Bấm </w:t>
-      </w:r>
-      <w:r>
-        <w:rPr>
-          <w:rFonts w:ascii="Calibri" w:cs="Calibri" w:eastAsia="Calibri" w:hAnsi="Calibri"/>
-          <w:b/>
-          <w:bCs/>
-          <w:i w:val="false"/>
-          <w:iCs w:val="false"/>
-          <w:color w:val="1F2933"/>
-          <w:sz w:val="21"/>
-          <w:szCs w:val="21"/>
-        </w:rPr>
-        <w:t xml:space="preserve">Lưu và nhập mặt hàng</w:t>
-      </w:r>
-      <w:r>
-        <w:rPr>
-          <w:rFonts w:ascii="Calibri" w:cs="Calibri" w:eastAsia="Calibri" w:hAnsi="Calibri"/>
-          <w:b w:val="false"/>
-          <w:bCs w:val="false"/>
-          <w:i w:val="false"/>
-          <w:iCs w:val="false"/>
-          <w:color w:val="1F2933"/>
-          <w:sz w:val="21"/>
-          <w:szCs w:val="21"/>
-        </w:rPr>
-        <w:t xml:space="preserve">.</w:t>
-      </w:r>
-    </w:p>
-    <w:p>
-      <w:pPr>
-        <w:pStyle w:val="ListParagraph"/>
-        <w:numPr>
-          <w:ilvl w:val="0"/>
-          <w:numId w:val="5"/>
-        </w:numPr>
-        <w:spacing w:after="70" w:line="276"/>
-      </w:pPr>
-      <w:r>
-        <w:rPr>
-          <w:rFonts w:ascii="Calibri" w:cs="Calibri" w:eastAsia="Calibri" w:hAnsi="Calibri"/>
-          <w:b w:val="false"/>
-          <w:bCs w:val="false"/>
-          <w:i w:val="false"/>
-          <w:iCs w:val="false"/>
-          <w:color w:val="1F2933"/>
-          <w:sz w:val="21"/>
-          <w:szCs w:val="21"/>
-        </w:rPr>
-        <w:t xml:space="preserve">Ở trang đề nghị vừa tạo, bấm </w:t>
-      </w:r>
-      <w:r>
-        <w:rPr>
-          <w:rFonts w:ascii="Calibri" w:cs="Calibri" w:eastAsia="Calibri" w:hAnsi="Calibri"/>
-          <w:b/>
-          <w:bCs/>
-          <w:i w:val="false"/>
-          <w:iCs w:val="false"/>
-          <w:color w:val="1F2933"/>
-          <w:sz w:val="21"/>
-          <w:szCs w:val="21"/>
-        </w:rPr>
-        <w:t xml:space="preserve">Thêm mặt hàng</w:t>
-      </w:r>
-      <w:r>
-        <w:rPr>
-          <w:rFonts w:ascii="Calibri" w:cs="Calibri" w:eastAsia="Calibri" w:hAnsi="Calibri"/>
-          <w:b w:val="false"/>
-          <w:bCs w:val="false"/>
-          <w:i w:val="false"/>
-          <w:iCs w:val="false"/>
-          <w:color w:val="1F2933"/>
-          <w:sz w:val="21"/>
-          <w:szCs w:val="21"/>
-        </w:rPr>
-        <w:t xml:space="preserve">: mã vật tư, tên hàng, quy cách, số lượng, đơn vị, đơn giá ước tính. Lặp lại cho từng mặt hàng.</w:t>
-      </w:r>
-    </w:p>
-    <w:p>
-      <w:pPr>
-        <w:pStyle w:val="ListParagraph"/>
-        <w:numPr>
-          <w:ilvl w:val="0"/>
-          <w:numId w:val="5"/>
-        </w:numPr>
-        <w:spacing w:after="70" w:line="276"/>
-      </w:pPr>
-      <w:r>
-        <w:rPr>
-          <w:rFonts w:ascii="Calibri" w:cs="Calibri" w:eastAsia="Calibri" w:hAnsi="Calibri"/>
-          <w:b w:val="false"/>
-          <w:bCs w:val="false"/>
-          <w:i w:val="false"/>
-          <w:iCs w:val="false"/>
-          <w:color w:val="1F2933"/>
-          <w:sz w:val="21"/>
-          <w:szCs w:val="21"/>
-        </w:rPr>
-        <w:t xml:space="preserve">Bấm </w:t>
-      </w:r>
-      <w:r>
-        <w:rPr>
-          <w:rFonts w:ascii="Calibri" w:cs="Calibri" w:eastAsia="Calibri" w:hAnsi="Calibri"/>
-          <w:b/>
-          <w:bCs/>
-          <w:i w:val="false"/>
-          <w:iCs w:val="false"/>
-          <w:color w:val="1F2933"/>
-          <w:sz w:val="21"/>
-          <w:szCs w:val="21"/>
-        </w:rPr>
-        <w:t xml:space="preserve">Gửi phê duyệt</w:t>
-      </w:r>
-      <w:r>
-        <w:rPr>
-          <w:rFonts w:ascii="Calibri" w:cs="Calibri" w:eastAsia="Calibri" w:hAnsi="Calibri"/>
-          <w:b w:val="false"/>
-          <w:bCs w:val="false"/>
-          <w:i w:val="false"/>
-          <w:iCs w:val="false"/>
-          <w:color w:val="1F2933"/>
-          <w:sz w:val="21"/>
-          <w:szCs w:val="21"/>
-        </w:rPr>
-        <w:t xml:space="preserve">.</w:t>
+        <w:t xml:space="preserve">Hình 4 — Tab Điểm danh — câu nhắc «chưa liên kết với bảng chấm công» luôn ở đầu tab.</w:t>
       </w:r>
     </w:p>
     <w:p>
@@ -2908,7 +2556,492 @@
           <w:sz w:val="18"/>
           <w:szCs w:val="18"/>
         </w:rPr>
-        <w:t xml:space="preserve">Hình 5 — Lập đề nghị vật tư — công trình đã điền sẵn.</w:t>
+        <w:t xml:space="preserve">Hình 5 — Xem lại ảnh điểm danh trước khi gửi: giờ, ngày, công trình, người, vị trí.</w:t>
+      </w:r>
+    </w:p>
+    <w:p>
+      <w:pPr>
+        <w:pBdr>
+          <w:left w:val="single" w:color="1F5F4B" w:sz="12" w:space="10"/>
+        </w:pBdr>
+        <w:spacing w:after="160" w:before="120" w:line="276"/>
+        <w:ind w:left="220"/>
+      </w:pPr>
+      <w:r>
+        <w:rPr>
+          <w:rFonts w:ascii="Calibri" w:cs="Calibri" w:eastAsia="Calibri" w:hAnsi="Calibri"/>
+          <w:b w:val="false"/>
+          <w:bCs w:val="false"/>
+          <w:i w:val="false"/>
+          <w:iCs w:val="false"/>
+          <w:color w:val="1F2933"/>
+          <w:sz w:val="21"/>
+          <w:szCs w:val="21"/>
+        </w:rPr>
+        <w:t xml:space="preserve">Giờ chính thức là </w:t>
+      </w:r>
+      <w:r>
+        <w:rPr>
+          <w:rFonts w:ascii="Calibri" w:cs="Calibri" w:eastAsia="Calibri" w:hAnsi="Calibri"/>
+          <w:b/>
+          <w:bCs/>
+          <w:i w:val="false"/>
+          <w:iCs w:val="false"/>
+          <w:color w:val="1F2933"/>
+          <w:sz w:val="21"/>
+          <w:szCs w:val="21"/>
+        </w:rPr>
+        <w:t xml:space="preserve">giờ máy chủ nhận điểm danh</w:t>
+      </w:r>
+      <w:r>
+        <w:rPr>
+          <w:rFonts w:ascii="Calibri" w:cs="Calibri" w:eastAsia="Calibri" w:hAnsi="Calibri"/>
+          <w:b w:val="false"/>
+          <w:bCs w:val="false"/>
+          <w:i w:val="false"/>
+          <w:iCs w:val="false"/>
+          <w:color w:val="1F2933"/>
+          <w:sz w:val="21"/>
+          <w:szCs w:val="21"/>
+        </w:rPr>
+        <w:t xml:space="preserve">, không phải giờ trên điện thoại; hai giờ lệch nhau quá 10 phút thì danh sách ghi rõ cả hai. Mỗi người chỉ điểm danh cho </w:t>
+      </w:r>
+      <w:r>
+        <w:rPr>
+          <w:rFonts w:ascii="Calibri" w:cs="Calibri" w:eastAsia="Calibri" w:hAnsi="Calibri"/>
+          <w:b/>
+          <w:bCs/>
+          <w:i w:val="false"/>
+          <w:iCs w:val="false"/>
+          <w:color w:val="1F2933"/>
+          <w:sz w:val="21"/>
+          <w:szCs w:val="21"/>
+        </w:rPr>
+        <w:t xml:space="preserve">chính mình</w:t>
+      </w:r>
+      <w:r>
+        <w:rPr>
+          <w:rFonts w:ascii="Calibri" w:cs="Calibri" w:eastAsia="Calibri" w:hAnsi="Calibri"/>
+          <w:b w:val="false"/>
+          <w:bCs w:val="false"/>
+          <w:i w:val="false"/>
+          <w:iCs w:val="false"/>
+          <w:color w:val="1F2933"/>
+          <w:sz w:val="21"/>
+          <w:szCs w:val="21"/>
+        </w:rPr>
+        <w:t xml:space="preserve">, và chỉ ở công trình được phân công. Điểm danh đã gửi </w:t>
+      </w:r>
+      <w:r>
+        <w:rPr>
+          <w:rFonts w:ascii="Calibri" w:cs="Calibri" w:eastAsia="Calibri" w:hAnsi="Calibri"/>
+          <w:b/>
+          <w:bCs/>
+          <w:i w:val="false"/>
+          <w:iCs w:val="false"/>
+          <w:color w:val="1F2933"/>
+          <w:sz w:val="21"/>
+          <w:szCs w:val="21"/>
+        </w:rPr>
+        <w:t xml:space="preserve">không sửa, không xoá</w:t>
+      </w:r>
+      <w:r>
+        <w:rPr>
+          <w:rFonts w:ascii="Calibri" w:cs="Calibri" w:eastAsia="Calibri" w:hAnsi="Calibri"/>
+          <w:b w:val="false"/>
+          <w:bCs w:val="false"/>
+          <w:i w:val="false"/>
+          <w:iCs w:val="false"/>
+          <w:color w:val="1F2933"/>
+          <w:sz w:val="21"/>
+          <w:szCs w:val="21"/>
+        </w:rPr>
+        <w:t xml:space="preserve"> được. Vị trí chỉ lấy đúng lúc bấm điểm danh, không theo dõi liên tục.</w:t>
+      </w:r>
+    </w:p>
+    <w:p>
+      <w:pPr>
+        <w:pStyle w:val="Heading1"/>
+        <w:spacing w:after="160" w:before="360"/>
+      </w:pPr>
+      <w:r>
+        <w:rPr>
+          <w:rFonts w:ascii="Calibri" w:cs="Calibri" w:eastAsia="Calibri" w:hAnsi="Calibri"/>
+          <w:b/>
+          <w:bCs/>
+          <w:color w:val="1F5F4B"/>
+          <w:sz w:val="30"/>
+          <w:szCs w:val="30"/>
+        </w:rPr>
+        <w:t xml:space="preserve">5. Ghi nhật ký hằng ngày kèm ảnh</w:t>
+      </w:r>
+    </w:p>
+    <w:p>
+      <w:pPr>
+        <w:spacing w:after="140" w:line="276"/>
+        <w:jc w:val="left"/>
+      </w:pPr>
+      <w:r>
+        <w:rPr>
+          <w:rFonts w:ascii="Calibri" w:cs="Calibri" w:eastAsia="Calibri" w:hAnsi="Calibri"/>
+          <w:b w:val="false"/>
+          <w:bCs w:val="false"/>
+          <w:i w:val="false"/>
+          <w:iCs w:val="false"/>
+          <w:color w:val="1F2933"/>
+          <w:sz w:val="21"/>
+          <w:szCs w:val="21"/>
+        </w:rPr>
+        <w:t xml:space="preserve">Công trình mở ở tab </w:t>
+      </w:r>
+      <w:r>
+        <w:rPr>
+          <w:rFonts w:ascii="Calibri" w:cs="Calibri" w:eastAsia="Calibri" w:hAnsi="Calibri"/>
+          <w:b/>
+          <w:bCs/>
+          <w:i w:val="false"/>
+          <w:iCs w:val="false"/>
+          <w:color w:val="1F2933"/>
+          <w:sz w:val="21"/>
+          <w:szCs w:val="21"/>
+        </w:rPr>
+        <w:t xml:space="preserve">Nhật ký</w:t>
+      </w:r>
+      <w:r>
+        <w:rPr>
+          <w:rFonts w:ascii="Calibri" w:cs="Calibri" w:eastAsia="Calibri" w:hAnsi="Calibri"/>
+          <w:b w:val="false"/>
+          <w:bCs w:val="false"/>
+          <w:i w:val="false"/>
+          <w:iCs w:val="false"/>
+          <w:color w:val="1F2933"/>
+          <w:sz w:val="21"/>
+          <w:szCs w:val="21"/>
+        </w:rPr>
+        <w:t xml:space="preserve">. Phía dưới màn hình luôn có thanh thao tác nhanh bốn nút: </w:t>
+      </w:r>
+      <w:r>
+        <w:rPr>
+          <w:rFonts w:ascii="Calibri" w:cs="Calibri" w:eastAsia="Calibri" w:hAnsi="Calibri"/>
+          <w:b/>
+          <w:bCs/>
+          <w:i w:val="false"/>
+          <w:iCs w:val="false"/>
+          <w:color w:val="1F2933"/>
+          <w:sz w:val="21"/>
+          <w:szCs w:val="21"/>
+        </w:rPr>
+        <w:t xml:space="preserve">Điểm danh · Ghi nhật ký · Đề nghị vật tư · Theo dõi đề nghị</w:t>
+      </w:r>
+      <w:r>
+        <w:rPr>
+          <w:rFonts w:ascii="Calibri" w:cs="Calibri" w:eastAsia="Calibri" w:hAnsi="Calibri"/>
+          <w:b w:val="false"/>
+          <w:bCs w:val="false"/>
+          <w:i w:val="false"/>
+          <w:iCs w:val="false"/>
+          <w:color w:val="1F2933"/>
+          <w:sz w:val="21"/>
+          <w:szCs w:val="21"/>
+        </w:rPr>
+        <w:t xml:space="preserve">.</w:t>
+      </w:r>
+    </w:p>
+    <w:p>
+      <w:pPr>
+        <w:pStyle w:val="ListParagraph"/>
+        <w:numPr>
+          <w:ilvl w:val="0"/>
+          <w:numId w:val="5"/>
+        </w:numPr>
+        <w:spacing w:after="70" w:line="276"/>
+      </w:pPr>
+      <w:r>
+        <w:rPr>
+          <w:rFonts w:ascii="Calibri" w:cs="Calibri" w:eastAsia="Calibri" w:hAnsi="Calibri"/>
+          <w:b w:val="false"/>
+          <w:bCs w:val="false"/>
+          <w:i w:val="false"/>
+          <w:iCs w:val="false"/>
+          <w:color w:val="1F2933"/>
+          <w:sz w:val="21"/>
+          <w:szCs w:val="21"/>
+        </w:rPr>
+        <w:t xml:space="preserve">Bấm </w:t>
+      </w:r>
+      <w:r>
+        <w:rPr>
+          <w:rFonts w:ascii="Calibri" w:cs="Calibri" w:eastAsia="Calibri" w:hAnsi="Calibri"/>
+          <w:b/>
+          <w:bCs/>
+          <w:i w:val="false"/>
+          <w:iCs w:val="false"/>
+          <w:color w:val="1F2933"/>
+          <w:sz w:val="21"/>
+          <w:szCs w:val="21"/>
+        </w:rPr>
+        <w:t xml:space="preserve">Chụp ảnh hiện trường</w:t>
+      </w:r>
+      <w:r>
+        <w:rPr>
+          <w:rFonts w:ascii="Calibri" w:cs="Calibri" w:eastAsia="Calibri" w:hAnsi="Calibri"/>
+          <w:b w:val="false"/>
+          <w:bCs w:val="false"/>
+          <w:i w:val="false"/>
+          <w:iCs w:val="false"/>
+          <w:color w:val="1F2933"/>
+          <w:sz w:val="21"/>
+          <w:szCs w:val="21"/>
+        </w:rPr>
+        <w:t xml:space="preserve"> — điện thoại mở máy ảnh. Chụp bao nhiêu ảnh tuỳ ý; ảnh hiện ngay dưới nút, chụp nhầm thì bấm nút bỏ ở góc ảnh.</w:t>
+      </w:r>
+    </w:p>
+    <w:p>
+      <w:pPr>
+        <w:pStyle w:val="ListParagraph"/>
+        <w:numPr>
+          <w:ilvl w:val="0"/>
+          <w:numId w:val="5"/>
+        </w:numPr>
+        <w:spacing w:after="70" w:line="276"/>
+      </w:pPr>
+      <w:r>
+        <w:rPr>
+          <w:rFonts w:ascii="Calibri" w:cs="Calibri" w:eastAsia="Calibri" w:hAnsi="Calibri"/>
+          <w:b w:val="false"/>
+          <w:bCs w:val="false"/>
+          <w:i w:val="false"/>
+          <w:iCs w:val="false"/>
+          <w:color w:val="1F2933"/>
+          <w:sz w:val="21"/>
+          <w:szCs w:val="21"/>
+        </w:rPr>
+        <w:t xml:space="preserve">Ghi </w:t>
+      </w:r>
+      <w:r>
+        <w:rPr>
+          <w:rFonts w:ascii="Calibri" w:cs="Calibri" w:eastAsia="Calibri" w:hAnsi="Calibri"/>
+          <w:b/>
+          <w:bCs/>
+          <w:i w:val="false"/>
+          <w:iCs w:val="false"/>
+          <w:color w:val="1F2933"/>
+          <w:sz w:val="21"/>
+          <w:szCs w:val="21"/>
+        </w:rPr>
+        <w:t xml:space="preserve">Nội dung</w:t>
+      </w:r>
+      <w:r>
+        <w:rPr>
+          <w:rFonts w:ascii="Calibri" w:cs="Calibri" w:eastAsia="Calibri" w:hAnsi="Calibri"/>
+          <w:b w:val="false"/>
+          <w:bCs w:val="false"/>
+          <w:i w:val="false"/>
+          <w:iCs w:val="false"/>
+          <w:color w:val="1F2933"/>
+          <w:sz w:val="21"/>
+          <w:szCs w:val="21"/>
+        </w:rPr>
+        <w:t xml:space="preserve">: việc đã làm, khối lượng, vướng mắc hoặc sự việc tại hiện trường.</w:t>
+      </w:r>
+    </w:p>
+    <w:p>
+      <w:pPr>
+        <w:pStyle w:val="ListParagraph"/>
+        <w:numPr>
+          <w:ilvl w:val="0"/>
+          <w:numId w:val="5"/>
+        </w:numPr>
+        <w:spacing w:after="70" w:line="276"/>
+      </w:pPr>
+      <w:r>
+        <w:rPr>
+          <w:rFonts w:ascii="Calibri" w:cs="Calibri" w:eastAsia="Calibri" w:hAnsi="Calibri"/>
+          <w:b w:val="false"/>
+          <w:bCs w:val="false"/>
+          <w:i w:val="false"/>
+          <w:iCs w:val="false"/>
+          <w:color w:val="1F2933"/>
+          <w:sz w:val="21"/>
+          <w:szCs w:val="21"/>
+        </w:rPr>
+        <w:t xml:space="preserve">Kiểm tra </w:t>
+      </w:r>
+      <w:r>
+        <w:rPr>
+          <w:rFonts w:ascii="Calibri" w:cs="Calibri" w:eastAsia="Calibri" w:hAnsi="Calibri"/>
+          <w:b/>
+          <w:bCs/>
+          <w:i w:val="false"/>
+          <w:iCs w:val="false"/>
+          <w:color w:val="1F2933"/>
+          <w:sz w:val="21"/>
+          <w:szCs w:val="21"/>
+        </w:rPr>
+        <w:t xml:space="preserve">Ngày xảy ra</w:t>
+      </w:r>
+      <w:r>
+        <w:rPr>
+          <w:rFonts w:ascii="Calibri" w:cs="Calibri" w:eastAsia="Calibri" w:hAnsi="Calibri"/>
+          <w:b w:val="false"/>
+          <w:bCs w:val="false"/>
+          <w:i w:val="false"/>
+          <w:iCs w:val="false"/>
+          <w:color w:val="1F2933"/>
+          <w:sz w:val="21"/>
+          <w:szCs w:val="21"/>
+        </w:rPr>
+        <w:t xml:space="preserve"> — mặc định là hôm nay. Ghi bù cho hôm trước thì đổi ngày ở đây: đây là ngày việc thật sự xảy ra, không phải ngày nhập.</w:t>
+      </w:r>
+    </w:p>
+    <w:p>
+      <w:pPr>
+        <w:pStyle w:val="ListParagraph"/>
+        <w:numPr>
+          <w:ilvl w:val="0"/>
+          <w:numId w:val="5"/>
+        </w:numPr>
+        <w:spacing w:after="70" w:line="276"/>
+      </w:pPr>
+      <w:r>
+        <w:rPr>
+          <w:rFonts w:ascii="Calibri" w:cs="Calibri" w:eastAsia="Calibri" w:hAnsi="Calibri"/>
+          <w:b w:val="false"/>
+          <w:bCs w:val="false"/>
+          <w:i w:val="false"/>
+          <w:iCs w:val="false"/>
+          <w:color w:val="1F2933"/>
+          <w:sz w:val="21"/>
+          <w:szCs w:val="21"/>
+        </w:rPr>
+        <w:t xml:space="preserve">Chọn </w:t>
+      </w:r>
+      <w:r>
+        <w:rPr>
+          <w:rFonts w:ascii="Calibri" w:cs="Calibri" w:eastAsia="Calibri" w:hAnsi="Calibri"/>
+          <w:b/>
+          <w:bCs/>
+          <w:i w:val="false"/>
+          <w:iCs w:val="false"/>
+          <w:color w:val="1F2933"/>
+          <w:sz w:val="21"/>
+          <w:szCs w:val="21"/>
+        </w:rPr>
+        <w:t xml:space="preserve">Loại mục</w:t>
+      </w:r>
+      <w:r>
+        <w:rPr>
+          <w:rFonts w:ascii="Calibri" w:cs="Calibri" w:eastAsia="Calibri" w:hAnsi="Calibri"/>
+          <w:b w:val="false"/>
+          <w:bCs w:val="false"/>
+          <w:i w:val="false"/>
+          <w:iCs w:val="false"/>
+          <w:color w:val="1F2933"/>
+          <w:sz w:val="21"/>
+          <w:szCs w:val="21"/>
+        </w:rPr>
+        <w:t xml:space="preserve">, điền </w:t>
+      </w:r>
+      <w:r>
+        <w:rPr>
+          <w:rFonts w:ascii="Calibri" w:cs="Calibri" w:eastAsia="Calibri" w:hAnsi="Calibri"/>
+          <w:b/>
+          <w:bCs/>
+          <w:i w:val="false"/>
+          <w:iCs w:val="false"/>
+          <w:color w:val="1F2933"/>
+          <w:sz w:val="21"/>
+          <w:szCs w:val="21"/>
+        </w:rPr>
+        <w:t xml:space="preserve">Quân số có mặt</w:t>
+      </w:r>
+      <w:r>
+        <w:rPr>
+          <w:rFonts w:ascii="Calibri" w:cs="Calibri" w:eastAsia="Calibri" w:hAnsi="Calibri"/>
+          <w:b w:val="false"/>
+          <w:bCs w:val="false"/>
+          <w:i w:val="false"/>
+          <w:iCs w:val="false"/>
+          <w:color w:val="1F2933"/>
+          <w:sz w:val="21"/>
+          <w:szCs w:val="21"/>
+        </w:rPr>
+        <w:t xml:space="preserve"> và </w:t>
+      </w:r>
+      <w:r>
+        <w:rPr>
+          <w:rFonts w:ascii="Calibri" w:cs="Calibri" w:eastAsia="Calibri" w:hAnsi="Calibri"/>
+          <w:b/>
+          <w:bCs/>
+          <w:i w:val="false"/>
+          <w:iCs w:val="false"/>
+          <w:color w:val="1F2933"/>
+          <w:sz w:val="21"/>
+          <w:szCs w:val="21"/>
+        </w:rPr>
+        <w:t xml:space="preserve">Thời tiết</w:t>
+      </w:r>
+      <w:r>
+        <w:rPr>
+          <w:rFonts w:ascii="Calibri" w:cs="Calibri" w:eastAsia="Calibri" w:hAnsi="Calibri"/>
+          <w:b w:val="false"/>
+          <w:bCs w:val="false"/>
+          <w:i w:val="false"/>
+          <w:iCs w:val="false"/>
+          <w:color w:val="1F2933"/>
+          <w:sz w:val="21"/>
+          <w:szCs w:val="21"/>
+        </w:rPr>
+        <w:t xml:space="preserve"> nếu có.</w:t>
+      </w:r>
+    </w:p>
+    <w:p>
+      <w:pPr>
+        <w:pStyle w:val="ListParagraph"/>
+        <w:numPr>
+          <w:ilvl w:val="0"/>
+          <w:numId w:val="5"/>
+        </w:numPr>
+        <w:spacing w:after="70" w:line="276"/>
+      </w:pPr>
+      <w:r>
+        <w:rPr>
+          <w:rFonts w:ascii="Calibri" w:cs="Calibri" w:eastAsia="Calibri" w:hAnsi="Calibri"/>
+          <w:b w:val="false"/>
+          <w:bCs w:val="false"/>
+          <w:i w:val="false"/>
+          <w:iCs w:val="false"/>
+          <w:color w:val="1F2933"/>
+          <w:sz w:val="21"/>
+          <w:szCs w:val="21"/>
+        </w:rPr>
+        <w:t xml:space="preserve">Bấm </w:t>
+      </w:r>
+      <w:r>
+        <w:rPr>
+          <w:rFonts w:ascii="Calibri" w:cs="Calibri" w:eastAsia="Calibri" w:hAnsi="Calibri"/>
+          <w:b/>
+          <w:bCs/>
+          <w:i w:val="false"/>
+          <w:iCs w:val="false"/>
+          <w:color w:val="1F2933"/>
+          <w:sz w:val="21"/>
+          <w:szCs w:val="21"/>
+        </w:rPr>
+        <w:t xml:space="preserve">Lưu</w:t>
+      </w:r>
+      <w:r>
+        <w:rPr>
+          <w:rFonts w:ascii="Calibri" w:cs="Calibri" w:eastAsia="Calibri" w:hAnsi="Calibri"/>
+          <w:b w:val="false"/>
+          <w:bCs w:val="false"/>
+          <w:i w:val="false"/>
+          <w:iCs w:val="false"/>
+          <w:color w:val="1F2933"/>
+          <w:sz w:val="21"/>
+          <w:szCs w:val="21"/>
+        </w:rPr>
+        <w:t xml:space="preserve">.</w:t>
       </w:r>
     </w:p>
     <w:p>
@@ -2972,7 +3105,7 @@
           <w:sz w:val="18"/>
           <w:szCs w:val="18"/>
         </w:rPr>
-        <w:t xml:space="preserve">Hình 6 — Trang chi tiết đề nghị: mặt hàng, báo giá, đơn hàng và trạng thái.</w:t>
+        <w:t xml:space="preserve">Hình 6 — Ghi nhật ký. Thanh thao tác nhanh nằm cố định phía dưới.</w:t>
       </w:r>
     </w:p>
     <w:p>
@@ -2994,33 +3127,59 @@
           <w:sz w:val="21"/>
           <w:szCs w:val="21"/>
         </w:rPr>
-        <w:t xml:space="preserve">Đề nghị đi tới </w:t>
-      </w:r>
-      <w:r>
-        <w:rPr>
-          <w:rFonts w:ascii="Calibri" w:cs="Calibri" w:eastAsia="Calibri" w:hAnsi="Calibri"/>
-          <w:b/>
-          <w:bCs/>
-          <w:i w:val="false"/>
-          <w:iCs w:val="false"/>
-          <w:color w:val="1F2933"/>
-          <w:sz w:val="21"/>
-          <w:szCs w:val="21"/>
-        </w:rPr>
-        <w:t xml:space="preserve">đúng người có hạn mức</w:t>
-      </w:r>
-      <w:r>
-        <w:rPr>
-          <w:rFonts w:ascii="Calibri" w:cs="Calibri" w:eastAsia="Calibri" w:hAnsi="Calibri"/>
-          <w:b w:val="false"/>
-          <w:bCs w:val="false"/>
-          <w:i w:val="false"/>
-          <w:iCs w:val="false"/>
-          <w:color w:val="1F2933"/>
-          <w:sz w:val="21"/>
-          <w:szCs w:val="21"/>
-        </w:rPr>
-        <w:t xml:space="preserve"> phê duyệt giá trị đó — hệ thống tự chọn theo bảng hạn mức của công ty, không cần gửi tay cho ai. Giá trị ước tính càng sát thực tế thì đề nghị càng tới đúng người ngay lần đầu.</w:t>
+        <w:t xml:space="preserve">Nội dung đang gõ </w:t>
+      </w:r>
+      <w:r>
+        <w:rPr>
+          <w:rFonts w:ascii="Calibri" w:cs="Calibri" w:eastAsia="Calibri" w:hAnsi="Calibri"/>
+          <w:b/>
+          <w:bCs/>
+          <w:i w:val="false"/>
+          <w:iCs w:val="false"/>
+          <w:color w:val="1F2933"/>
+          <w:sz w:val="21"/>
+          <w:szCs w:val="21"/>
+        </w:rPr>
+        <w:t xml:space="preserve">không mất</w:t>
+      </w:r>
+      <w:r>
+        <w:rPr>
+          <w:rFonts w:ascii="Calibri" w:cs="Calibri" w:eastAsia="Calibri" w:hAnsi="Calibri"/>
+          <w:b w:val="false"/>
+          <w:bCs w:val="false"/>
+          <w:i w:val="false"/>
+          <w:iCs w:val="false"/>
+          <w:color w:val="1F2933"/>
+          <w:sz w:val="21"/>
+          <w:szCs w:val="21"/>
+        </w:rPr>
+        <w:t xml:space="preserve"> khi lỡ chuyển sang màn hình khác trong cùng phiên — quay lại tab Nhật ký là thấy lại. Nhật ký đã lưu </w:t>
+      </w:r>
+      <w:r>
+        <w:rPr>
+          <w:rFonts w:ascii="Calibri" w:cs="Calibri" w:eastAsia="Calibri" w:hAnsi="Calibri"/>
+          <w:b/>
+          <w:bCs/>
+          <w:i w:val="false"/>
+          <w:iCs w:val="false"/>
+          <w:color w:val="1F2933"/>
+          <w:sz w:val="21"/>
+          <w:szCs w:val="21"/>
+        </w:rPr>
+        <w:t xml:space="preserve">không sửa trên màn hình</w:t>
+      </w:r>
+      <w:r>
+        <w:rPr>
+          <w:rFonts w:ascii="Calibri" w:cs="Calibri" w:eastAsia="Calibri" w:hAnsi="Calibri"/>
+          <w:b w:val="false"/>
+          <w:bCs w:val="false"/>
+          <w:i w:val="false"/>
+          <w:iCs w:val="false"/>
+          <w:color w:val="1F2933"/>
+          <w:sz w:val="21"/>
+          <w:szCs w:val="21"/>
+        </w:rPr>
+        <w:t xml:space="preserve">, vì nhật ký là căn cứ truy vết: ghi nhầm thì ghi một mục mới để đính chính. Ảnh lưu theo công trình; chỉ người được xem công trình đó mới mở được ảnh.</w:t>
       </w:r>
     </w:p>
     <w:p>
@@ -3037,26 +3196,7 @@
           <w:sz w:val="30"/>
           <w:szCs w:val="30"/>
         </w:rPr>
-        <w:t xml:space="preserve">6. Theo dõi đề nghị và nhắc người đang giữ</w:t>
-      </w:r>
-    </w:p>
-    <w:p>
-      <w:pPr>
-        <w:spacing w:after="140" w:line="276"/>
-        <w:jc w:val="left"/>
-      </w:pPr>
-      <w:r>
-        <w:rPr>
-          <w:rFonts w:ascii="Calibri" w:cs="Calibri" w:eastAsia="Calibri" w:hAnsi="Calibri"/>
-          <w:b w:val="false"/>
-          <w:bCs w:val="false"/>
-          <w:i w:val="false"/>
-          <w:iCs w:val="false"/>
-          <w:color w:val="1F2933"/>
-          <w:sz w:val="21"/>
-          <w:szCs w:val="21"/>
-        </w:rPr>
-        <w:t xml:space="preserve">Hai chỗ xem:</w:t>
+        <w:t xml:space="preserve">6. Gửi đề nghị vật tư</w:t>
       </w:r>
     </w:p>
     <w:p>
@@ -3079,33 +3219,33 @@
           <w:sz w:val="21"/>
           <w:szCs w:val="21"/>
         </w:rPr>
-        <w:t xml:space="preserve">Tab </w:t>
-      </w:r>
-      <w:r>
-        <w:rPr>
-          <w:rFonts w:ascii="Calibri" w:cs="Calibri" w:eastAsia="Calibri" w:hAnsi="Calibri"/>
-          <w:b/>
-          <w:bCs/>
-          <w:i w:val="false"/>
-          <w:iCs w:val="false"/>
-          <w:color w:val="1F2933"/>
-          <w:sz w:val="21"/>
-          <w:szCs w:val="21"/>
-        </w:rPr>
-        <w:t xml:space="preserve">Đề nghị</w:t>
-      </w:r>
-      <w:r>
-        <w:rPr>
-          <w:rFonts w:ascii="Calibri" w:cs="Calibri" w:eastAsia="Calibri" w:hAnsi="Calibri"/>
-          <w:b w:val="false"/>
-          <w:bCs w:val="false"/>
-          <w:i w:val="false"/>
-          <w:iCs w:val="false"/>
-          <w:color w:val="1F2933"/>
-          <w:sz w:val="21"/>
-          <w:szCs w:val="21"/>
-        </w:rPr>
-        <w:t xml:space="preserve"> trong trang công trình — các đề nghị của riêng công trình đó.</w:t>
+        <w:t xml:space="preserve">Bấm </w:t>
+      </w:r>
+      <w:r>
+        <w:rPr>
+          <w:rFonts w:ascii="Calibri" w:cs="Calibri" w:eastAsia="Calibri" w:hAnsi="Calibri"/>
+          <w:b/>
+          <w:bCs/>
+          <w:i w:val="false"/>
+          <w:iCs w:val="false"/>
+          <w:color w:val="1F2933"/>
+          <w:sz w:val="21"/>
+          <w:szCs w:val="21"/>
+        </w:rPr>
+        <w:t xml:space="preserve">Đề nghị vật tư</w:t>
+      </w:r>
+      <w:r>
+        <w:rPr>
+          <w:rFonts w:ascii="Calibri" w:cs="Calibri" w:eastAsia="Calibri" w:hAnsi="Calibri"/>
+          <w:b w:val="false"/>
+          <w:bCs w:val="false"/>
+          <w:i w:val="false"/>
+          <w:iCs w:val="false"/>
+          <w:color w:val="1F2933"/>
+          <w:sz w:val="21"/>
+          <w:szCs w:val="21"/>
+        </w:rPr>
+        <w:t xml:space="preserve"> trên thanh thao tác nhanh. Biểu mẫu mở sẵn với công trình đang xem.</w:t>
       </w:r>
     </w:p>
     <w:p>
@@ -3128,481 +3268,331 @@
           <w:sz w:val="21"/>
           <w:szCs w:val="21"/>
         </w:rPr>
-        <w:t xml:space="preserve">Nút </w:t>
-      </w:r>
-      <w:r>
-        <w:rPr>
-          <w:rFonts w:ascii="Calibri" w:cs="Calibri" w:eastAsia="Calibri" w:hAnsi="Calibri"/>
-          <w:b/>
-          <w:bCs/>
-          <w:i w:val="false"/>
-          <w:iCs w:val="false"/>
-          <w:color w:val="1F2933"/>
-          <w:sz w:val="21"/>
-          <w:szCs w:val="21"/>
-        </w:rPr>
-        <w:t xml:space="preserve">Theo dõi đề nghị</w:t>
-      </w:r>
-      <w:r>
-        <w:rPr>
-          <w:rFonts w:ascii="Calibri" w:cs="Calibri" w:eastAsia="Calibri" w:hAnsi="Calibri"/>
-          <w:b w:val="false"/>
-          <w:bCs w:val="false"/>
-          <w:i w:val="false"/>
-          <w:iCs w:val="false"/>
-          <w:color w:val="1F2933"/>
-          <w:sz w:val="21"/>
-          <w:szCs w:val="21"/>
-        </w:rPr>
-        <w:t xml:space="preserve"> trên thanh thao tác nhanh — mọi đề nghị đã gửi, gộp mọi công trình được phân công. Chuyển sang </w:t>
-      </w:r>
-      <w:r>
-        <w:rPr>
-          <w:rFonts w:ascii="Calibri" w:cs="Calibri" w:eastAsia="Calibri" w:hAnsi="Calibri"/>
-          <w:b/>
-          <w:bCs/>
-          <w:i w:val="false"/>
-          <w:iCs w:val="false"/>
-          <w:color w:val="1F2933"/>
-          <w:sz w:val="21"/>
-          <w:szCs w:val="21"/>
-        </w:rPr>
-        <w:t xml:space="preserve">Tất cả công trình</w:t>
-      </w:r>
-      <w:r>
-        <w:rPr>
-          <w:rFonts w:ascii="Calibri" w:cs="Calibri" w:eastAsia="Calibri" w:hAnsi="Calibri"/>
-          <w:b w:val="false"/>
-          <w:bCs w:val="false"/>
-          <w:i w:val="false"/>
-          <w:iCs w:val="false"/>
-          <w:color w:val="1F2933"/>
-          <w:sz w:val="21"/>
-          <w:szCs w:val="21"/>
-        </w:rPr>
-        <w:t xml:space="preserve"> để xem cả đề nghị do người khác gửi.</w:t>
-      </w:r>
-    </w:p>
-    <w:p>
-      <w:pPr>
-        <w:spacing w:after="140" w:line="276"/>
-        <w:jc w:val="left"/>
-      </w:pPr>
-      <w:r>
-        <w:rPr>
-          <w:rFonts w:ascii="Calibri" w:cs="Calibri" w:eastAsia="Calibri" w:hAnsi="Calibri"/>
-          <w:b w:val="false"/>
-          <w:bCs w:val="false"/>
-          <w:i w:val="false"/>
-          <w:iCs w:val="false"/>
-          <w:color w:val="1F2933"/>
-          <w:sz w:val="21"/>
-          <w:szCs w:val="21"/>
-        </w:rPr>
-        <w:t xml:space="preserve">Mỗi thẻ trả lời ngay ba câu hỏi mà trước đây phải gọi điện để hỏi:</w:t>
-      </w:r>
-    </w:p>
-    <w:tbl>
-      <w:tblPr>
-        <w:tblW w:type="dxa" w:w="9638"/>
-        <w:tblBorders>
-          <w:top w:val="single" w:color="C9D2CE" w:sz="4"/>
-          <w:left w:val="single" w:color="C9D2CE" w:sz="4"/>
-          <w:bottom w:val="single" w:color="C9D2CE" w:sz="4"/>
-          <w:right w:val="single" w:color="C9D2CE" w:sz="4"/>
-          <w:insideH w:val="single" w:color="C9D2CE" w:sz="4"/>
-          <w:insideV w:val="single" w:color="C9D2CE" w:sz="4"/>
-        </w:tblBorders>
-      </w:tblPr>
-      <w:tblGrid>
-        <w:gridCol w:w="3498"/>
-        <w:gridCol w:w="6140"/>
-      </w:tblGrid>
-      <w:tr>
-        <w:trPr>
-          <w:tblHeader/>
-        </w:trPr>
-        <w:tc>
-          <w:tcPr>
-            <w:tcW w:type="dxa" w:w="3498"/>
-            <w:shd w:fill="EAF1EE" w:color="auto" w:val="clear"/>
-            <w:tcMar>
-              <w:top w:type="dxa" w:w="60"/>
-              <w:left w:type="dxa" w:w="90"/>
-              <w:bottom w:type="dxa" w:w="60"/>
-              <w:right w:type="dxa" w:w="90"/>
-            </w:tcMar>
-          </w:tcPr>
-          <w:p>
-            <w:pPr>
-              <w:spacing w:after="0" w:line="252"/>
-            </w:pPr>
-            <w:r>
-              <w:rPr>
-                <w:rFonts w:ascii="Calibri" w:cs="Calibri" w:eastAsia="Calibri" w:hAnsi="Calibri"/>
-                <w:b/>
-                <w:bCs/>
-                <w:i w:val="false"/>
-                <w:iCs w:val="false"/>
-                <w:color w:val="1F2933"/>
-                <w:sz w:val="19"/>
-                <w:szCs w:val="19"/>
-              </w:rPr>
-              <w:t xml:space="preserve">Dòng trên thẻ</w:t>
-            </w:r>
-          </w:p>
-        </w:tc>
-        <w:tc>
-          <w:tcPr>
-            <w:tcW w:type="dxa" w:w="6140"/>
-            <w:shd w:fill="EAF1EE" w:color="auto" w:val="clear"/>
-            <w:tcMar>
-              <w:top w:type="dxa" w:w="60"/>
-              <w:left w:type="dxa" w:w="90"/>
-              <w:bottom w:type="dxa" w:w="60"/>
-              <w:right w:type="dxa" w:w="90"/>
-            </w:tcMar>
-          </w:tcPr>
-          <w:p>
-            <w:pPr>
-              <w:spacing w:after="0" w:line="252"/>
-            </w:pPr>
-            <w:r>
-              <w:rPr>
-                <w:rFonts w:ascii="Calibri" w:cs="Calibri" w:eastAsia="Calibri" w:hAnsi="Calibri"/>
-                <w:b/>
-                <w:bCs/>
-                <w:i w:val="false"/>
-                <w:iCs w:val="false"/>
-                <w:color w:val="1F2933"/>
-                <w:sz w:val="19"/>
-                <w:szCs w:val="19"/>
-              </w:rPr>
-              <w:t xml:space="preserve">Nghĩa</w:t>
-            </w:r>
-          </w:p>
-        </w:tc>
-      </w:tr>
-      <w:tr>
-        <w:trPr>
-          <w:cantSplit/>
-        </w:trPr>
-        <w:tc>
-          <w:tcPr>
-            <w:tcW w:type="dxa" w:w="3498"/>
-            <w:tcMar>
-              <w:top w:type="dxa" w:w="60"/>
-              <w:left w:type="dxa" w:w="90"/>
-              <w:bottom w:type="dxa" w:w="60"/>
-              <w:right w:type="dxa" w:w="90"/>
-            </w:tcMar>
-          </w:tcPr>
-          <w:p>
-            <w:pPr>
-              <w:spacing w:after="0" w:line="252"/>
-            </w:pPr>
-            <w:r>
-              <w:rPr>
-                <w:rFonts w:ascii="Calibri" w:cs="Calibri" w:eastAsia="Calibri" w:hAnsi="Calibri"/>
-                <w:b/>
-                <w:bCs/>
-                <w:i w:val="false"/>
-                <w:iCs w:val="false"/>
-                <w:color w:val="1F2933"/>
-                <w:sz w:val="19"/>
-                <w:szCs w:val="19"/>
-              </w:rPr>
-              <w:t xml:space="preserve">Bước hiện tại</w:t>
-            </w:r>
-          </w:p>
-        </w:tc>
-        <w:tc>
-          <w:tcPr>
-            <w:tcW w:type="dxa" w:w="6140"/>
-            <w:tcMar>
-              <w:top w:type="dxa" w:w="60"/>
-              <w:left w:type="dxa" w:w="90"/>
-              <w:bottom w:type="dxa" w:w="60"/>
-              <w:right w:type="dxa" w:w="90"/>
-            </w:tcMar>
-          </w:tcPr>
-          <w:p>
-            <w:pPr>
-              <w:spacing w:after="0" w:line="252"/>
-            </w:pPr>
-            <w:r>
-              <w:rPr>
-                <w:rFonts w:ascii="Calibri" w:cs="Calibri" w:eastAsia="Calibri" w:hAnsi="Calibri"/>
-                <w:b w:val="false"/>
-                <w:bCs w:val="false"/>
-                <w:i w:val="false"/>
-                <w:iCs w:val="false"/>
-                <w:color w:val="1F2933"/>
-                <w:sz w:val="19"/>
-                <w:szCs w:val="19"/>
-              </w:rPr>
-              <w:t xml:space="preserve">Chờ phê duyệt, chờ báo giá, đã đặt hàng, đã giao…</w:t>
-            </w:r>
-          </w:p>
-        </w:tc>
-      </w:tr>
-      <w:tr>
-        <w:trPr>
-          <w:cantSplit/>
-        </w:trPr>
-        <w:tc>
-          <w:tcPr>
-            <w:tcW w:type="dxa" w:w="3498"/>
-            <w:tcMar>
-              <w:top w:type="dxa" w:w="60"/>
-              <w:left w:type="dxa" w:w="90"/>
-              <w:bottom w:type="dxa" w:w="60"/>
-              <w:right w:type="dxa" w:w="90"/>
-            </w:tcMar>
-          </w:tcPr>
-          <w:p>
-            <w:pPr>
-              <w:spacing w:after="0" w:line="252"/>
-            </w:pPr>
-            <w:r>
-              <w:rPr>
-                <w:rFonts w:ascii="Calibri" w:cs="Calibri" w:eastAsia="Calibri" w:hAnsi="Calibri"/>
-                <w:b/>
-                <w:bCs/>
-                <w:i w:val="false"/>
-                <w:iCs w:val="false"/>
-                <w:color w:val="1F2933"/>
-                <w:sz w:val="19"/>
-                <w:szCs w:val="19"/>
-              </w:rPr>
-              <w:t xml:space="preserve">Đang giữ</w:t>
-            </w:r>
-          </w:p>
-        </w:tc>
-        <w:tc>
-          <w:tcPr>
-            <w:tcW w:type="dxa" w:w="6140"/>
-            <w:tcMar>
-              <w:top w:type="dxa" w:w="60"/>
-              <w:left w:type="dxa" w:w="90"/>
-              <w:bottom w:type="dxa" w:w="60"/>
-              <w:right w:type="dxa" w:w="90"/>
-            </w:tcMar>
-          </w:tcPr>
-          <w:p>
-            <w:pPr>
-              <w:spacing w:after="0" w:line="252"/>
-            </w:pPr>
-            <w:r>
-              <w:rPr>
-                <w:rFonts w:ascii="Calibri" w:cs="Calibri" w:eastAsia="Calibri" w:hAnsi="Calibri"/>
-                <w:b w:val="false"/>
-                <w:bCs w:val="false"/>
-                <w:i w:val="false"/>
-                <w:iCs w:val="false"/>
-                <w:color w:val="1F2933"/>
-                <w:sz w:val="19"/>
-                <w:szCs w:val="19"/>
-              </w:rPr>
-              <w:t xml:space="preserve">Tên và chức danh người phải xử lý bước này</w:t>
-            </w:r>
-          </w:p>
-        </w:tc>
-      </w:tr>
-      <w:tr>
-        <w:trPr>
-          <w:cantSplit/>
-        </w:trPr>
-        <w:tc>
-          <w:tcPr>
-            <w:tcW w:type="dxa" w:w="3498"/>
-            <w:tcMar>
-              <w:top w:type="dxa" w:w="60"/>
-              <w:left w:type="dxa" w:w="90"/>
-              <w:bottom w:type="dxa" w:w="60"/>
-              <w:right w:type="dxa" w:w="90"/>
-            </w:tcMar>
-          </w:tcPr>
-          <w:p>
-            <w:pPr>
-              <w:spacing w:after="0" w:line="252"/>
-            </w:pPr>
-            <w:r>
-              <w:rPr>
-                <w:rFonts w:ascii="Calibri" w:cs="Calibri" w:eastAsia="Calibri" w:hAnsi="Calibri"/>
-                <w:b/>
-                <w:bCs/>
-                <w:i w:val="false"/>
-                <w:iCs w:val="false"/>
-                <w:color w:val="1F2933"/>
-                <w:sz w:val="19"/>
-                <w:szCs w:val="19"/>
-              </w:rPr>
-              <w:t xml:space="preserve">Thời gian chờ</w:t>
-            </w:r>
-          </w:p>
-        </w:tc>
-        <w:tc>
-          <w:tcPr>
-            <w:tcW w:type="dxa" w:w="6140"/>
-            <w:tcMar>
-              <w:top w:type="dxa" w:w="60"/>
-              <w:left w:type="dxa" w:w="90"/>
-              <w:bottom w:type="dxa" w:w="60"/>
-              <w:right w:type="dxa" w:w="90"/>
-            </w:tcMar>
-          </w:tcPr>
-          <w:p>
-            <w:pPr>
-              <w:spacing w:after="0" w:line="252"/>
-            </w:pPr>
-            <w:r>
-              <w:rPr>
-                <w:rFonts w:ascii="Calibri" w:cs="Calibri" w:eastAsia="Calibri" w:hAnsi="Calibri"/>
-                <w:b w:val="false"/>
-                <w:bCs w:val="false"/>
-                <w:i w:val="false"/>
-                <w:iCs w:val="false"/>
-                <w:color w:val="1F2933"/>
-                <w:sz w:val="19"/>
-                <w:szCs w:val="19"/>
-              </w:rPr>
-              <w:t xml:space="preserve">Hồ sơ đã nằm ở bước này bao lâu</w:t>
-            </w:r>
-          </w:p>
-        </w:tc>
-      </w:tr>
-      <w:tr>
-        <w:trPr>
-          <w:cantSplit/>
-        </w:trPr>
-        <w:tc>
-          <w:tcPr>
-            <w:tcW w:type="dxa" w:w="3498"/>
-            <w:tcMar>
-              <w:top w:type="dxa" w:w="60"/>
-              <w:left w:type="dxa" w:w="90"/>
-              <w:bottom w:type="dxa" w:w="60"/>
-              <w:right w:type="dxa" w:w="90"/>
-            </w:tcMar>
-          </w:tcPr>
-          <w:p>
-            <w:pPr>
-              <w:spacing w:after="0" w:line="252"/>
-            </w:pPr>
-            <w:r>
-              <w:rPr>
-                <w:rFonts w:ascii="Calibri" w:cs="Calibri" w:eastAsia="Calibri" w:hAnsi="Calibri"/>
-                <w:b/>
-                <w:bCs/>
-                <w:i w:val="false"/>
-                <w:iCs w:val="false"/>
-                <w:color w:val="1F2933"/>
-                <w:sz w:val="19"/>
-                <w:szCs w:val="19"/>
-              </w:rPr>
-              <w:t xml:space="preserve">Hạn xử lý</w:t>
-            </w:r>
-          </w:p>
-        </w:tc>
-        <w:tc>
-          <w:tcPr>
-            <w:tcW w:type="dxa" w:w="6140"/>
-            <w:tcMar>
-              <w:top w:type="dxa" w:w="60"/>
-              <w:left w:type="dxa" w:w="90"/>
-              <w:bottom w:type="dxa" w:w="60"/>
-              <w:right w:type="dxa" w:w="90"/>
-            </w:tcMar>
-          </w:tcPr>
-          <w:p>
-            <w:pPr>
-              <w:spacing w:after="0" w:line="252"/>
-            </w:pPr>
-            <w:r>
-              <w:rPr>
-                <w:rFonts w:ascii="Calibri" w:cs="Calibri" w:eastAsia="Calibri" w:hAnsi="Calibri"/>
-                <w:b w:val="false"/>
-                <w:bCs w:val="false"/>
-                <w:i w:val="false"/>
-                <w:iCs w:val="false"/>
-                <w:color w:val="1F2933"/>
-                <w:sz w:val="19"/>
-                <w:szCs w:val="19"/>
-              </w:rPr>
-              <w:t xml:space="preserve">Hạn mà phòng ban cam kết cho bước này. «Chưa có thời hạn cam kết» nghĩa là Ban Giám đốc chưa khai thời hạn cho bước đó</w:t>
-            </w:r>
-          </w:p>
-        </w:tc>
-      </w:tr>
-      <w:tr>
-        <w:trPr>
-          <w:cantSplit/>
-        </w:trPr>
-        <w:tc>
-          <w:tcPr>
-            <w:tcW w:type="dxa" w:w="3498"/>
-            <w:tcMar>
-              <w:top w:type="dxa" w:w="60"/>
-              <w:left w:type="dxa" w:w="90"/>
-              <w:bottom w:type="dxa" w:w="60"/>
-              <w:right w:type="dxa" w:w="90"/>
-            </w:tcMar>
-          </w:tcPr>
-          <w:p>
-            <w:pPr>
-              <w:spacing w:after="0" w:line="252"/>
-            </w:pPr>
-            <w:r>
-              <w:rPr>
-                <w:rFonts w:ascii="Calibri" w:cs="Calibri" w:eastAsia="Calibri" w:hAnsi="Calibri"/>
-                <w:b/>
-                <w:bCs/>
-                <w:i w:val="false"/>
-                <w:iCs w:val="false"/>
-                <w:color w:val="1F2933"/>
-                <w:sz w:val="19"/>
-                <w:szCs w:val="19"/>
-              </w:rPr>
-              <w:t xml:space="preserve">Cần tại công trường</w:t>
-            </w:r>
-          </w:p>
-        </w:tc>
-        <w:tc>
-          <w:tcPr>
-            <w:tcW w:type="dxa" w:w="6140"/>
-            <w:tcMar>
-              <w:top w:type="dxa" w:w="60"/>
-              <w:left w:type="dxa" w:w="90"/>
-              <w:bottom w:type="dxa" w:w="60"/>
-              <w:right w:type="dxa" w:w="90"/>
-            </w:tcMar>
-          </w:tcPr>
-          <w:p>
-            <w:pPr>
-              <w:spacing w:after="0" w:line="252"/>
-            </w:pPr>
-            <w:r>
-              <w:rPr>
-                <w:rFonts w:ascii="Calibri" w:cs="Calibri" w:eastAsia="Calibri" w:hAnsi="Calibri"/>
-                <w:b w:val="false"/>
-                <w:bCs w:val="false"/>
-                <w:i w:val="false"/>
-                <w:iCs w:val="false"/>
-                <w:color w:val="1F2933"/>
-                <w:sz w:val="19"/>
-                <w:szCs w:val="19"/>
-              </w:rPr>
-              <w:t xml:space="preserve">Ngày cần hàng đã ghi khi gửi đề nghị</w:t>
-            </w:r>
-          </w:p>
-        </w:tc>
-      </w:tr>
-    </w:tbl>
-    <w:p>
-      <w:pPr>
-        <w:spacing w:after="160"/>
-      </w:pPr>
+        <w:t xml:space="preserve">Điền </w:t>
+      </w:r>
+      <w:r>
+        <w:rPr>
+          <w:rFonts w:ascii="Calibri" w:cs="Calibri" w:eastAsia="Calibri" w:hAnsi="Calibri"/>
+          <w:b/>
+          <w:bCs/>
+          <w:i w:val="false"/>
+          <w:iCs w:val="false"/>
+          <w:color w:val="1F2933"/>
+          <w:sz w:val="21"/>
+          <w:szCs w:val="21"/>
+        </w:rPr>
+        <w:t xml:space="preserve">Nội dung đề nghị</w:t>
+      </w:r>
+      <w:r>
+        <w:rPr>
+          <w:rFonts w:ascii="Calibri" w:cs="Calibri" w:eastAsia="Calibri" w:hAnsi="Calibri"/>
+          <w:b w:val="false"/>
+          <w:bCs w:val="false"/>
+          <w:i w:val="false"/>
+          <w:iCs w:val="false"/>
+          <w:color w:val="1F2933"/>
+          <w:sz w:val="21"/>
+          <w:szCs w:val="21"/>
+        </w:rPr>
+        <w:t xml:space="preserve"> — ví dụ: «Thép hình cho phần khung tầng 2».</w:t>
+      </w:r>
+    </w:p>
+    <w:p>
+      <w:pPr>
+        <w:pStyle w:val="ListParagraph"/>
+        <w:numPr>
+          <w:ilvl w:val="0"/>
+          <w:numId w:val="6"/>
+        </w:numPr>
+        <w:spacing w:after="70" w:line="276"/>
+      </w:pPr>
+      <w:r>
+        <w:rPr>
+          <w:rFonts w:ascii="Calibri" w:cs="Calibri" w:eastAsia="Calibri" w:hAnsi="Calibri"/>
+          <w:b w:val="false"/>
+          <w:bCs w:val="false"/>
+          <w:i w:val="false"/>
+          <w:iCs w:val="false"/>
+          <w:color w:val="1F2933"/>
+          <w:sz w:val="21"/>
+          <w:szCs w:val="21"/>
+        </w:rPr>
+        <w:t xml:space="preserve">Chọn </w:t>
+      </w:r>
+      <w:r>
+        <w:rPr>
+          <w:rFonts w:ascii="Calibri" w:cs="Calibri" w:eastAsia="Calibri" w:hAnsi="Calibri"/>
+          <w:b/>
+          <w:bCs/>
+          <w:i w:val="false"/>
+          <w:iCs w:val="false"/>
+          <w:color w:val="1F2933"/>
+          <w:sz w:val="21"/>
+          <w:szCs w:val="21"/>
+        </w:rPr>
+        <w:t xml:space="preserve">Mã chi phí trong ngân sách</w:t>
+      </w:r>
+      <w:r>
+        <w:rPr>
+          <w:rFonts w:ascii="Calibri" w:cs="Calibri" w:eastAsia="Calibri" w:hAnsi="Calibri"/>
+          <w:b w:val="false"/>
+          <w:bCs w:val="false"/>
+          <w:i w:val="false"/>
+          <w:iCs w:val="false"/>
+          <w:color w:val="1F2933"/>
+          <w:sz w:val="21"/>
+          <w:szCs w:val="21"/>
+        </w:rPr>
+        <w:t xml:space="preserve">. Chi phí của đề nghị sẽ cộng vào đúng dòng ngân sách này khi đơn hàng được lập.</w:t>
+      </w:r>
+    </w:p>
+    <w:p>
+      <w:pPr>
+        <w:pStyle w:val="ListParagraph"/>
+        <w:numPr>
+          <w:ilvl w:val="0"/>
+          <w:numId w:val="6"/>
+        </w:numPr>
+        <w:spacing w:after="70" w:line="276"/>
+      </w:pPr>
+      <w:r>
+        <w:rPr>
+          <w:rFonts w:ascii="Calibri" w:cs="Calibri" w:eastAsia="Calibri" w:hAnsi="Calibri"/>
+          <w:b w:val="false"/>
+          <w:bCs w:val="false"/>
+          <w:i w:val="false"/>
+          <w:iCs w:val="false"/>
+          <w:color w:val="1F2933"/>
+          <w:sz w:val="21"/>
+          <w:szCs w:val="21"/>
+        </w:rPr>
+        <w:t xml:space="preserve">Chọn </w:t>
+      </w:r>
+      <w:r>
+        <w:rPr>
+          <w:rFonts w:ascii="Calibri" w:cs="Calibri" w:eastAsia="Calibri" w:hAnsi="Calibri"/>
+          <w:b/>
+          <w:bCs/>
+          <w:i w:val="false"/>
+          <w:iCs w:val="false"/>
+          <w:color w:val="1F2933"/>
+          <w:sz w:val="21"/>
+          <w:szCs w:val="21"/>
+        </w:rPr>
+        <w:t xml:space="preserve">Thời điểm cần hàng</w:t>
+      </w:r>
+      <w:r>
+        <w:rPr>
+          <w:rFonts w:ascii="Calibri" w:cs="Calibri" w:eastAsia="Calibri" w:hAnsi="Calibri"/>
+          <w:b w:val="false"/>
+          <w:bCs w:val="false"/>
+          <w:i w:val="false"/>
+          <w:iCs w:val="false"/>
+          <w:color w:val="1F2933"/>
+          <w:sz w:val="21"/>
+          <w:szCs w:val="21"/>
+        </w:rPr>
+        <w:t xml:space="preserve"> và </w:t>
+      </w:r>
+      <w:r>
+        <w:rPr>
+          <w:rFonts w:ascii="Calibri" w:cs="Calibri" w:eastAsia="Calibri" w:hAnsi="Calibri"/>
+          <w:b/>
+          <w:bCs/>
+          <w:i w:val="false"/>
+          <w:iCs w:val="false"/>
+          <w:color w:val="1F2933"/>
+          <w:sz w:val="21"/>
+          <w:szCs w:val="21"/>
+        </w:rPr>
+        <w:t xml:space="preserve">Mức cần</w:t>
+      </w:r>
+      <w:r>
+        <w:rPr>
+          <w:rFonts w:ascii="Calibri" w:cs="Calibri" w:eastAsia="Calibri" w:hAnsi="Calibri"/>
+          <w:b w:val="false"/>
+          <w:bCs w:val="false"/>
+          <w:i w:val="false"/>
+          <w:iCs w:val="false"/>
+          <w:color w:val="1F2933"/>
+          <w:sz w:val="21"/>
+          <w:szCs w:val="21"/>
+        </w:rPr>
+        <w:t xml:space="preserve">; ghi </w:t>
+      </w:r>
+      <w:r>
+        <w:rPr>
+          <w:rFonts w:ascii="Calibri" w:cs="Calibri" w:eastAsia="Calibri" w:hAnsi="Calibri"/>
+          <w:b/>
+          <w:bCs/>
+          <w:i w:val="false"/>
+          <w:iCs w:val="false"/>
+          <w:color w:val="1F2933"/>
+          <w:sz w:val="21"/>
+          <w:szCs w:val="21"/>
+        </w:rPr>
+        <w:t xml:space="preserve">Địa điểm giao</w:t>
+      </w:r>
+      <w:r>
+        <w:rPr>
+          <w:rFonts w:ascii="Calibri" w:cs="Calibri" w:eastAsia="Calibri" w:hAnsi="Calibri"/>
+          <w:b w:val="false"/>
+          <w:bCs w:val="false"/>
+          <w:i w:val="false"/>
+          <w:iCs w:val="false"/>
+          <w:color w:val="1F2933"/>
+          <w:sz w:val="21"/>
+          <w:szCs w:val="21"/>
+        </w:rPr>
+        <w:t xml:space="preserve"> nếu khác địa chỉ công trình.</w:t>
+      </w:r>
+    </w:p>
+    <w:p>
+      <w:pPr>
+        <w:pStyle w:val="ListParagraph"/>
+        <w:numPr>
+          <w:ilvl w:val="0"/>
+          <w:numId w:val="6"/>
+        </w:numPr>
+        <w:spacing w:after="70" w:line="276"/>
+      </w:pPr>
+      <w:r>
+        <w:rPr>
+          <w:rFonts w:ascii="Calibri" w:cs="Calibri" w:eastAsia="Calibri" w:hAnsi="Calibri"/>
+          <w:b w:val="false"/>
+          <w:bCs w:val="false"/>
+          <w:i w:val="false"/>
+          <w:iCs w:val="false"/>
+          <w:color w:val="1F2933"/>
+          <w:sz w:val="21"/>
+          <w:szCs w:val="21"/>
+        </w:rPr>
+        <w:t xml:space="preserve">Bấm </w:t>
+      </w:r>
+      <w:r>
+        <w:rPr>
+          <w:rFonts w:ascii="Calibri" w:cs="Calibri" w:eastAsia="Calibri" w:hAnsi="Calibri"/>
+          <w:b/>
+          <w:bCs/>
+          <w:i w:val="false"/>
+          <w:iCs w:val="false"/>
+          <w:color w:val="1F2933"/>
+          <w:sz w:val="21"/>
+          <w:szCs w:val="21"/>
+        </w:rPr>
+        <w:t xml:space="preserve">Lưu và nhập mặt hàng</w:t>
+      </w:r>
+      <w:r>
+        <w:rPr>
+          <w:rFonts w:ascii="Calibri" w:cs="Calibri" w:eastAsia="Calibri" w:hAnsi="Calibri"/>
+          <w:b w:val="false"/>
+          <w:bCs w:val="false"/>
+          <w:i w:val="false"/>
+          <w:iCs w:val="false"/>
+          <w:color w:val="1F2933"/>
+          <w:sz w:val="21"/>
+          <w:szCs w:val="21"/>
+        </w:rPr>
+        <w:t xml:space="preserve">.</w:t>
+      </w:r>
+    </w:p>
+    <w:p>
+      <w:pPr>
+        <w:pStyle w:val="ListParagraph"/>
+        <w:numPr>
+          <w:ilvl w:val="0"/>
+          <w:numId w:val="6"/>
+        </w:numPr>
+        <w:spacing w:after="70" w:line="276"/>
+      </w:pPr>
+      <w:r>
+        <w:rPr>
+          <w:rFonts w:ascii="Calibri" w:cs="Calibri" w:eastAsia="Calibri" w:hAnsi="Calibri"/>
+          <w:b w:val="false"/>
+          <w:bCs w:val="false"/>
+          <w:i w:val="false"/>
+          <w:iCs w:val="false"/>
+          <w:color w:val="1F2933"/>
+          <w:sz w:val="21"/>
+          <w:szCs w:val="21"/>
+        </w:rPr>
+        <w:t xml:space="preserve">Ở trang đề nghị vừa tạo, bấm </w:t>
+      </w:r>
+      <w:r>
+        <w:rPr>
+          <w:rFonts w:ascii="Calibri" w:cs="Calibri" w:eastAsia="Calibri" w:hAnsi="Calibri"/>
+          <w:b/>
+          <w:bCs/>
+          <w:i w:val="false"/>
+          <w:iCs w:val="false"/>
+          <w:color w:val="1F2933"/>
+          <w:sz w:val="21"/>
+          <w:szCs w:val="21"/>
+        </w:rPr>
+        <w:t xml:space="preserve">Thêm mặt hàng</w:t>
+      </w:r>
+      <w:r>
+        <w:rPr>
+          <w:rFonts w:ascii="Calibri" w:cs="Calibri" w:eastAsia="Calibri" w:hAnsi="Calibri"/>
+          <w:b w:val="false"/>
+          <w:bCs w:val="false"/>
+          <w:i w:val="false"/>
+          <w:iCs w:val="false"/>
+          <w:color w:val="1F2933"/>
+          <w:sz w:val="21"/>
+          <w:szCs w:val="21"/>
+        </w:rPr>
+        <w:t xml:space="preserve">: mã vật tư, tên hàng, quy cách, số lượng, đơn vị, đơn giá ước tính. Lặp lại cho từng mặt hàng.</w:t>
+      </w:r>
+    </w:p>
+    <w:p>
+      <w:pPr>
+        <w:pStyle w:val="ListParagraph"/>
+        <w:numPr>
+          <w:ilvl w:val="0"/>
+          <w:numId w:val="6"/>
+        </w:numPr>
+        <w:spacing w:after="70" w:line="276"/>
+      </w:pPr>
+      <w:r>
+        <w:rPr>
+          <w:rFonts w:ascii="Calibri" w:cs="Calibri" w:eastAsia="Calibri" w:hAnsi="Calibri"/>
+          <w:b w:val="false"/>
+          <w:bCs w:val="false"/>
+          <w:i w:val="false"/>
+          <w:iCs w:val="false"/>
+          <w:color w:val="1F2933"/>
+          <w:sz w:val="21"/>
+          <w:szCs w:val="21"/>
+        </w:rPr>
+        <w:t xml:space="preserve">Bấm </w:t>
+      </w:r>
+      <w:r>
+        <w:rPr>
+          <w:rFonts w:ascii="Calibri" w:cs="Calibri" w:eastAsia="Calibri" w:hAnsi="Calibri"/>
+          <w:b/>
+          <w:bCs/>
+          <w:i w:val="false"/>
+          <w:iCs w:val="false"/>
+          <w:color w:val="1F2933"/>
+          <w:sz w:val="21"/>
+          <w:szCs w:val="21"/>
+        </w:rPr>
+        <w:t xml:space="preserve">Gửi phê duyệt</w:t>
+      </w:r>
+      <w:r>
+        <w:rPr>
+          <w:rFonts w:ascii="Calibri" w:cs="Calibri" w:eastAsia="Calibri" w:hAnsi="Calibri"/>
+          <w:b w:val="false"/>
+          <w:bCs w:val="false"/>
+          <w:i w:val="false"/>
+          <w:iCs w:val="false"/>
+          <w:color w:val="1F2933"/>
+          <w:sz w:val="21"/>
+          <w:szCs w:val="21"/>
+        </w:rPr>
+        <w:t xml:space="preserve">.</w:t>
+      </w:r>
     </w:p>
     <w:p>
       <w:pPr>
@@ -3665,750 +3655,7 @@
           <w:sz w:val="18"/>
           <w:szCs w:val="18"/>
         </w:rPr>
-        <w:t xml:space="preserve">Hình 7 — Theo dõi đề nghị: bước, người giữ, thời gian chờ, hạn xử lý.</w:t>
-      </w:r>
-    </w:p>
-    <w:p>
-      <w:pPr>
-        <w:spacing w:after="140" w:line="276"/>
-        <w:jc w:val="left"/>
-      </w:pPr>
-      <w:r>
-        <w:rPr>
-          <w:rFonts w:ascii="Calibri" w:cs="Calibri" w:eastAsia="Calibri" w:hAnsi="Calibri"/>
-          <w:b/>
-          <w:bCs/>
-          <w:i w:val="false"/>
-          <w:iCs w:val="false"/>
-          <w:color w:val="1F2933"/>
-          <w:sz w:val="21"/>
-          <w:szCs w:val="21"/>
-        </w:rPr>
-        <w:t xml:space="preserve">Thúc</w:t>
-      </w:r>
-      <w:r>
-        <w:rPr>
-          <w:rFonts w:ascii="Calibri" w:cs="Calibri" w:eastAsia="Calibri" w:hAnsi="Calibri"/>
-          <w:b w:val="false"/>
-          <w:bCs w:val="false"/>
-          <w:i w:val="false"/>
-          <w:iCs w:val="false"/>
-          <w:color w:val="1F2933"/>
-          <w:sz w:val="21"/>
-          <w:szCs w:val="21"/>
-        </w:rPr>
-        <w:t xml:space="preserve"> — khi đề nghị nằm lâu ở một bước:</w:t>
-      </w:r>
-    </w:p>
-    <w:p>
-      <w:pPr>
-        <w:pStyle w:val="ListParagraph"/>
-        <w:numPr>
-          <w:ilvl w:val="0"/>
-          <w:numId w:val="7"/>
-        </w:numPr>
-        <w:spacing w:after="70" w:line="276"/>
-      </w:pPr>
-      <w:r>
-        <w:rPr>
-          <w:rFonts w:ascii="Calibri" w:cs="Calibri" w:eastAsia="Calibri" w:hAnsi="Calibri"/>
-          <w:b w:val="false"/>
-          <w:bCs w:val="false"/>
-          <w:i w:val="false"/>
-          <w:iCs w:val="false"/>
-          <w:color w:val="1F2933"/>
-          <w:sz w:val="21"/>
-          <w:szCs w:val="21"/>
-        </w:rPr>
-        <w:t xml:space="preserve">Bấm </w:t>
-      </w:r>
-      <w:r>
-        <w:rPr>
-          <w:rFonts w:ascii="Calibri" w:cs="Calibri" w:eastAsia="Calibri" w:hAnsi="Calibri"/>
-          <w:b/>
-          <w:bCs/>
-          <w:i w:val="false"/>
-          <w:iCs w:val="false"/>
-          <w:color w:val="1F2933"/>
-          <w:sz w:val="21"/>
-          <w:szCs w:val="21"/>
-        </w:rPr>
-        <w:t xml:space="preserve">Thúc</w:t>
-      </w:r>
-      <w:r>
-        <w:rPr>
-          <w:rFonts w:ascii="Calibri" w:cs="Calibri" w:eastAsia="Calibri" w:hAnsi="Calibri"/>
-          <w:b w:val="false"/>
-          <w:bCs w:val="false"/>
-          <w:i w:val="false"/>
-          <w:iCs w:val="false"/>
-          <w:color w:val="1F2933"/>
-          <w:sz w:val="21"/>
-          <w:szCs w:val="21"/>
-        </w:rPr>
-        <w:t xml:space="preserve"> trên thẻ.</w:t>
-      </w:r>
-    </w:p>
-    <w:p>
-      <w:pPr>
-        <w:pStyle w:val="ListParagraph"/>
-        <w:numPr>
-          <w:ilvl w:val="0"/>
-          <w:numId w:val="7"/>
-        </w:numPr>
-        <w:spacing w:after="70" w:line="276"/>
-      </w:pPr>
-      <w:r>
-        <w:rPr>
-          <w:rFonts w:ascii="Calibri" w:cs="Calibri" w:eastAsia="Calibri" w:hAnsi="Calibri"/>
-          <w:b w:val="false"/>
-          <w:bCs w:val="false"/>
-          <w:i w:val="false"/>
-          <w:iCs w:val="false"/>
-          <w:color w:val="1F2933"/>
-          <w:sz w:val="21"/>
-          <w:szCs w:val="21"/>
-        </w:rPr>
-        <w:t xml:space="preserve">Hệ thống gửi thông báo tới đúng người đang giữ và ghi lại lần nhắc — ai nhắc, lúc nào, hồ sơ đang ở bước nào. Người giữ và văn phòng đều thấy lịch sử nhắc này.</w:t>
-      </w:r>
-    </w:p>
-    <w:p>
-      <w:pPr>
-        <w:pBdr>
-          <w:left w:val="single" w:color="1F5F4B" w:sz="12" w:space="10"/>
-        </w:pBdr>
-        <w:spacing w:after="160" w:before="120" w:line="276"/>
-        <w:ind w:left="220"/>
-      </w:pPr>
-      <w:r>
-        <w:rPr>
-          <w:rFonts w:ascii="Calibri" w:cs="Calibri" w:eastAsia="Calibri" w:hAnsi="Calibri"/>
-          <w:b w:val="false"/>
-          <w:bCs w:val="false"/>
-          <w:i w:val="false"/>
-          <w:iCs w:val="false"/>
-          <w:color w:val="1F2933"/>
-          <w:sz w:val="21"/>
-          <w:szCs w:val="21"/>
-        </w:rPr>
-        <w:t xml:space="preserve">Mỗi đề nghị chỉ thúc lại được sau </w:t>
-      </w:r>
-      <w:r>
-        <w:rPr>
-          <w:rFonts w:ascii="Calibri" w:cs="Calibri" w:eastAsia="Calibri" w:hAnsi="Calibri"/>
-          <w:b/>
-          <w:bCs/>
-          <w:i w:val="false"/>
-          <w:iCs w:val="false"/>
-          <w:color w:val="1F2933"/>
-          <w:sz w:val="21"/>
-          <w:szCs w:val="21"/>
-        </w:rPr>
-        <w:t xml:space="preserve">4 giờ</w:t>
-      </w:r>
-      <w:r>
-        <w:rPr>
-          <w:rFonts w:ascii="Calibri" w:cs="Calibri" w:eastAsia="Calibri" w:hAnsi="Calibri"/>
-          <w:b w:val="false"/>
-          <w:bCs w:val="false"/>
-          <w:i w:val="false"/>
-          <w:iCs w:val="false"/>
-          <w:color w:val="1F2933"/>
-          <w:sz w:val="21"/>
-          <w:szCs w:val="21"/>
-        </w:rPr>
-        <w:t xml:space="preserve"> kể từ lần thúc trước (quản trị viên đổi được mức này); nút ghi rõ giờ thúc lại được. Đề nghị còn ở bản nháp thì chưa có ai ở văn phòng để thúc — hãy </w:t>
-      </w:r>
-      <w:r>
-        <w:rPr>
-          <w:rFonts w:ascii="Calibri" w:cs="Calibri" w:eastAsia="Calibri" w:hAnsi="Calibri"/>
-          <w:b/>
-          <w:bCs/>
-          <w:i w:val="false"/>
-          <w:iCs w:val="false"/>
-          <w:color w:val="1F2933"/>
-          <w:sz w:val="21"/>
-          <w:szCs w:val="21"/>
-        </w:rPr>
-        <w:t xml:space="preserve">Gửi phê duyệt</w:t>
-      </w:r>
-      <w:r>
-        <w:rPr>
-          <w:rFonts w:ascii="Calibri" w:cs="Calibri" w:eastAsia="Calibri" w:hAnsi="Calibri"/>
-          <w:b w:val="false"/>
-          <w:bCs w:val="false"/>
-          <w:i w:val="false"/>
-          <w:iCs w:val="false"/>
-          <w:color w:val="1F2933"/>
-          <w:sz w:val="21"/>
-          <w:szCs w:val="21"/>
-        </w:rPr>
-        <w:t xml:space="preserve"> trước.</w:t>
-      </w:r>
-    </w:p>
-    <w:p>
-      <w:pPr>
-        <w:pStyle w:val="Heading1"/>
-        <w:spacing w:after="160" w:before="360"/>
-      </w:pPr>
-      <w:r>
-        <w:rPr>
-          <w:rFonts w:ascii="Calibri" w:cs="Calibri" w:eastAsia="Calibri" w:hAnsi="Calibri"/>
-          <w:b/>
-          <w:bCs/>
-          <w:color w:val="1F5F4B"/>
-          <w:sz w:val="30"/>
-          <w:szCs w:val="30"/>
-        </w:rPr>
-        <w:t xml:space="preserve">7. Nghiệm thu theo danh mục kiểm tra</w:t>
-      </w:r>
-    </w:p>
-    <w:p>
-      <w:pPr>
-        <w:pStyle w:val="ListParagraph"/>
-        <w:numPr>
-          <w:ilvl w:val="0"/>
-          <w:numId w:val="8"/>
-        </w:numPr>
-        <w:spacing w:after="70" w:line="276"/>
-      </w:pPr>
-      <w:r>
-        <w:rPr>
-          <w:rFonts w:ascii="Calibri" w:cs="Calibri" w:eastAsia="Calibri" w:hAnsi="Calibri"/>
-          <w:b w:val="false"/>
-          <w:bCs w:val="false"/>
-          <w:i w:val="false"/>
-          <w:iCs w:val="false"/>
-          <w:color w:val="1F2933"/>
-          <w:sz w:val="21"/>
-          <w:szCs w:val="21"/>
-        </w:rPr>
-        <w:t xml:space="preserve">Mở công trình → tab </w:t>
-      </w:r>
-      <w:r>
-        <w:rPr>
-          <w:rFonts w:ascii="Calibri" w:cs="Calibri" w:eastAsia="Calibri" w:hAnsi="Calibri"/>
-          <w:b/>
-          <w:bCs/>
-          <w:i w:val="false"/>
-          <w:iCs w:val="false"/>
-          <w:color w:val="1F2933"/>
-          <w:sz w:val="21"/>
-          <w:szCs w:val="21"/>
-        </w:rPr>
-        <w:t xml:space="preserve">Nghiệm thu</w:t>
-      </w:r>
-      <w:r>
-        <w:rPr>
-          <w:rFonts w:ascii="Calibri" w:cs="Calibri" w:eastAsia="Calibri" w:hAnsi="Calibri"/>
-          <w:b w:val="false"/>
-          <w:bCs w:val="false"/>
-          <w:i w:val="false"/>
-          <w:iCs w:val="false"/>
-          <w:color w:val="1F2933"/>
-          <w:sz w:val="21"/>
-          <w:szCs w:val="21"/>
-        </w:rPr>
-        <w:t xml:space="preserve"> → </w:t>
-      </w:r>
-      <w:r>
-        <w:rPr>
-          <w:rFonts w:ascii="Calibri" w:cs="Calibri" w:eastAsia="Calibri" w:hAnsi="Calibri"/>
-          <w:b/>
-          <w:bCs/>
-          <w:i w:val="false"/>
-          <w:iCs w:val="false"/>
-          <w:color w:val="1F2933"/>
-          <w:sz w:val="21"/>
-          <w:szCs w:val="21"/>
-        </w:rPr>
-        <w:t xml:space="preserve">Lập biên bản nghiệm thu</w:t>
-      </w:r>
-      <w:r>
-        <w:rPr>
-          <w:rFonts w:ascii="Calibri" w:cs="Calibri" w:eastAsia="Calibri" w:hAnsi="Calibri"/>
-          <w:b w:val="false"/>
-          <w:bCs w:val="false"/>
-          <w:i w:val="false"/>
-          <w:iCs w:val="false"/>
-          <w:color w:val="1F2933"/>
-          <w:sz w:val="21"/>
-          <w:szCs w:val="21"/>
-        </w:rPr>
-        <w:t xml:space="preserve">.</w:t>
-      </w:r>
-    </w:p>
-    <w:p>
-      <w:pPr>
-        <w:pStyle w:val="ListParagraph"/>
-        <w:numPr>
-          <w:ilvl w:val="0"/>
-          <w:numId w:val="8"/>
-        </w:numPr>
-        <w:spacing w:after="70" w:line="276"/>
-      </w:pPr>
-      <w:r>
-        <w:rPr>
-          <w:rFonts w:ascii="Calibri" w:cs="Calibri" w:eastAsia="Calibri" w:hAnsi="Calibri"/>
-          <w:b w:val="false"/>
-          <w:bCs w:val="false"/>
-          <w:i w:val="false"/>
-          <w:iCs w:val="false"/>
-          <w:color w:val="1F2933"/>
-          <w:sz w:val="21"/>
-          <w:szCs w:val="21"/>
-        </w:rPr>
-        <w:t xml:space="preserve">Chọn </w:t>
-      </w:r>
-      <w:r>
-        <w:rPr>
-          <w:rFonts w:ascii="Calibri" w:cs="Calibri" w:eastAsia="Calibri" w:hAnsi="Calibri"/>
-          <w:b/>
-          <w:bCs/>
-          <w:i w:val="false"/>
-          <w:iCs w:val="false"/>
-          <w:color w:val="1F2933"/>
-          <w:sz w:val="21"/>
-          <w:szCs w:val="21"/>
-        </w:rPr>
-        <w:t xml:space="preserve">Loại nghiệm thu</w:t>
-      </w:r>
-      <w:r>
-        <w:rPr>
-          <w:rFonts w:ascii="Calibri" w:cs="Calibri" w:eastAsia="Calibri" w:hAnsi="Calibri"/>
-          <w:b w:val="false"/>
-          <w:bCs w:val="false"/>
-          <w:i w:val="false"/>
-          <w:iCs w:val="false"/>
-          <w:color w:val="1F2933"/>
-          <w:sz w:val="21"/>
-          <w:szCs w:val="21"/>
-        </w:rPr>
-        <w:t xml:space="preserve">. </w:t>
-      </w:r>
-      <w:r>
-        <w:rPr>
-          <w:rFonts w:ascii="Calibri" w:cs="Calibri" w:eastAsia="Calibri" w:hAnsi="Calibri"/>
-          <w:b/>
-          <w:bCs/>
-          <w:i w:val="false"/>
-          <w:iCs w:val="false"/>
-          <w:color w:val="1F2933"/>
-          <w:sz w:val="21"/>
-          <w:szCs w:val="21"/>
-        </w:rPr>
-        <w:t xml:space="preserve">Nghiệm thu nội bộ</w:t>
-      </w:r>
-      <w:r>
-        <w:rPr>
-          <w:rFonts w:ascii="Calibri" w:cs="Calibri" w:eastAsia="Calibri" w:hAnsi="Calibri"/>
-          <w:b w:val="false"/>
-          <w:bCs w:val="false"/>
-          <w:i w:val="false"/>
-          <w:iCs w:val="false"/>
-          <w:color w:val="1F2933"/>
-          <w:sz w:val="21"/>
-          <w:szCs w:val="21"/>
-        </w:rPr>
-        <w:t xml:space="preserve"> không báo Kế toán thu tiền. </w:t>
-      </w:r>
-      <w:r>
-        <w:rPr>
-          <w:rFonts w:ascii="Calibri" w:cs="Calibri" w:eastAsia="Calibri" w:hAnsi="Calibri"/>
-          <w:b/>
-          <w:bCs/>
-          <w:i w:val="false"/>
-          <w:iCs w:val="false"/>
-          <w:color w:val="1F2933"/>
-          <w:sz w:val="21"/>
-          <w:szCs w:val="21"/>
-        </w:rPr>
-        <w:t xml:space="preserve">Nghiệm thu với chủ đầu tư</w:t>
-      </w:r>
-      <w:r>
-        <w:rPr>
-          <w:rFonts w:ascii="Calibri" w:cs="Calibri" w:eastAsia="Calibri" w:hAnsi="Calibri"/>
-          <w:b w:val="false"/>
-          <w:bCs w:val="false"/>
-          <w:i w:val="false"/>
-          <w:iCs w:val="false"/>
-          <w:color w:val="1F2933"/>
-          <w:sz w:val="21"/>
-          <w:szCs w:val="21"/>
-        </w:rPr>
-        <w:t xml:space="preserve"> là căn cứ đòi tiền: Kế toán nhận thông báo ngay khi lập biên bản.</w:t>
-      </w:r>
-    </w:p>
-    <w:p>
-      <w:pPr>
-        <w:pStyle w:val="ListParagraph"/>
-        <w:numPr>
-          <w:ilvl w:val="0"/>
-          <w:numId w:val="8"/>
-        </w:numPr>
-        <w:spacing w:after="70" w:line="276"/>
-      </w:pPr>
-      <w:r>
-        <w:rPr>
-          <w:rFonts w:ascii="Calibri" w:cs="Calibri" w:eastAsia="Calibri" w:hAnsi="Calibri"/>
-          <w:b w:val="false"/>
-          <w:bCs w:val="false"/>
-          <w:i w:val="false"/>
-          <w:iCs w:val="false"/>
-          <w:color w:val="1F2933"/>
-          <w:sz w:val="21"/>
-          <w:szCs w:val="21"/>
-        </w:rPr>
-        <w:t xml:space="preserve">Ghi </w:t>
-      </w:r>
-      <w:r>
-        <w:rPr>
-          <w:rFonts w:ascii="Calibri" w:cs="Calibri" w:eastAsia="Calibri" w:hAnsi="Calibri"/>
-          <w:b/>
-          <w:bCs/>
-          <w:i w:val="false"/>
-          <w:iCs w:val="false"/>
-          <w:color w:val="1F2933"/>
-          <w:sz w:val="21"/>
-          <w:szCs w:val="21"/>
-        </w:rPr>
-        <w:t xml:space="preserve">Giai đoạn / hạng mục</w:t>
-      </w:r>
-      <w:r>
-        <w:rPr>
-          <w:rFonts w:ascii="Calibri" w:cs="Calibri" w:eastAsia="Calibri" w:hAnsi="Calibri"/>
-          <w:b w:val="false"/>
-          <w:bCs w:val="false"/>
-          <w:i w:val="false"/>
-          <w:iCs w:val="false"/>
-          <w:color w:val="1F2933"/>
-          <w:sz w:val="21"/>
-          <w:szCs w:val="21"/>
-        </w:rPr>
-        <w:t xml:space="preserve"> — ví dụ: «Đợt 1 — phần móng».</w:t>
-      </w:r>
-    </w:p>
-    <w:p>
-      <w:pPr>
-        <w:pStyle w:val="ListParagraph"/>
-        <w:numPr>
-          <w:ilvl w:val="0"/>
-          <w:numId w:val="8"/>
-        </w:numPr>
-        <w:spacing w:after="70" w:line="276"/>
-      </w:pPr>
-      <w:r>
-        <w:rPr>
-          <w:rFonts w:ascii="Calibri" w:cs="Calibri" w:eastAsia="Calibri" w:hAnsi="Calibri"/>
-          <w:b w:val="false"/>
-          <w:bCs w:val="false"/>
-          <w:i w:val="false"/>
-          <w:iCs w:val="false"/>
-          <w:color w:val="1F2933"/>
-          <w:sz w:val="21"/>
-          <w:szCs w:val="21"/>
-        </w:rPr>
-        <w:t xml:space="preserve">Chọn </w:t>
-      </w:r>
-      <w:r>
-        <w:rPr>
-          <w:rFonts w:ascii="Calibri" w:cs="Calibri" w:eastAsia="Calibri" w:hAnsi="Calibri"/>
-          <w:b/>
-          <w:bCs/>
-          <w:i w:val="false"/>
-          <w:iCs w:val="false"/>
-          <w:color w:val="1F2933"/>
-          <w:sz w:val="21"/>
-          <w:szCs w:val="21"/>
-        </w:rPr>
-        <w:t xml:space="preserve">Danh mục kiểm tra</w:t>
-      </w:r>
-      <w:r>
-        <w:rPr>
-          <w:rFonts w:ascii="Calibri" w:cs="Calibri" w:eastAsia="Calibri" w:hAnsi="Calibri"/>
-          <w:b w:val="false"/>
-          <w:bCs w:val="false"/>
-          <w:i w:val="false"/>
-          <w:iCs w:val="false"/>
-          <w:color w:val="1F2933"/>
-          <w:sz w:val="21"/>
-          <w:szCs w:val="21"/>
-        </w:rPr>
-        <w:t xml:space="preserve"> phù hợp. Danh mục do văn phòng Thi công chuẩn bị sẵn cho từng loại công việc.</w:t>
-      </w:r>
-    </w:p>
-    <w:p>
-      <w:pPr>
-        <w:pStyle w:val="ListParagraph"/>
-        <w:numPr>
-          <w:ilvl w:val="0"/>
-          <w:numId w:val="8"/>
-        </w:numPr>
-        <w:spacing w:after="70" w:line="276"/>
-      </w:pPr>
-      <w:r>
-        <w:rPr>
-          <w:rFonts w:ascii="Calibri" w:cs="Calibri" w:eastAsia="Calibri" w:hAnsi="Calibri"/>
-          <w:b w:val="false"/>
-          <w:bCs w:val="false"/>
-          <w:i w:val="false"/>
-          <w:iCs w:val="false"/>
-          <w:color w:val="1F2933"/>
-          <w:sz w:val="21"/>
-          <w:szCs w:val="21"/>
-        </w:rPr>
-        <w:t xml:space="preserve">Chấm từng mục: </w:t>
-      </w:r>
-      <w:r>
-        <w:rPr>
-          <w:rFonts w:ascii="Calibri" w:cs="Calibri" w:eastAsia="Calibri" w:hAnsi="Calibri"/>
-          <w:b/>
-          <w:bCs/>
-          <w:i w:val="false"/>
-          <w:iCs w:val="false"/>
-          <w:color w:val="1F2933"/>
-          <w:sz w:val="21"/>
-          <w:szCs w:val="21"/>
-        </w:rPr>
-        <w:t xml:space="preserve">Đạt</w:t>
-      </w:r>
-      <w:r>
-        <w:rPr>
-          <w:rFonts w:ascii="Calibri" w:cs="Calibri" w:eastAsia="Calibri" w:hAnsi="Calibri"/>
-          <w:b w:val="false"/>
-          <w:bCs w:val="false"/>
-          <w:i w:val="false"/>
-          <w:iCs w:val="false"/>
-          <w:color w:val="1F2933"/>
-          <w:sz w:val="21"/>
-          <w:szCs w:val="21"/>
-        </w:rPr>
-        <w:t xml:space="preserve">, </w:t>
-      </w:r>
-      <w:r>
-        <w:rPr>
-          <w:rFonts w:ascii="Calibri" w:cs="Calibri" w:eastAsia="Calibri" w:hAnsi="Calibri"/>
-          <w:b/>
-          <w:bCs/>
-          <w:i w:val="false"/>
-          <w:iCs w:val="false"/>
-          <w:color w:val="1F2933"/>
-          <w:sz w:val="21"/>
-          <w:szCs w:val="21"/>
-        </w:rPr>
-        <w:t xml:space="preserve">Không đạt</w:t>
-      </w:r>
-      <w:r>
-        <w:rPr>
-          <w:rFonts w:ascii="Calibri" w:cs="Calibri" w:eastAsia="Calibri" w:hAnsi="Calibri"/>
-          <w:b w:val="false"/>
-          <w:bCs w:val="false"/>
-          <w:i w:val="false"/>
-          <w:iCs w:val="false"/>
-          <w:color w:val="1F2933"/>
-          <w:sz w:val="21"/>
-          <w:szCs w:val="21"/>
-        </w:rPr>
-        <w:t xml:space="preserve"> hoặc </w:t>
-      </w:r>
-      <w:r>
-        <w:rPr>
-          <w:rFonts w:ascii="Calibri" w:cs="Calibri" w:eastAsia="Calibri" w:hAnsi="Calibri"/>
-          <w:b/>
-          <w:bCs/>
-          <w:i w:val="false"/>
-          <w:iCs w:val="false"/>
-          <w:color w:val="1F2933"/>
-          <w:sz w:val="21"/>
-          <w:szCs w:val="21"/>
-        </w:rPr>
-        <w:t xml:space="preserve">Không áp dụng</w:t>
-      </w:r>
-      <w:r>
-        <w:rPr>
-          <w:rFonts w:ascii="Calibri" w:cs="Calibri" w:eastAsia="Calibri" w:hAnsi="Calibri"/>
-          <w:b w:val="false"/>
-          <w:bCs w:val="false"/>
-          <w:i w:val="false"/>
-          <w:iCs w:val="false"/>
-          <w:color w:val="1F2933"/>
-          <w:sz w:val="21"/>
-          <w:szCs w:val="21"/>
-        </w:rPr>
-        <w:t xml:space="preserve">. Mục ghi </w:t>
-      </w:r>
-      <w:r>
-        <w:rPr>
-          <w:rFonts w:ascii="Calibri" w:cs="Calibri" w:eastAsia="Calibri" w:hAnsi="Calibri"/>
-          <w:b/>
-          <w:bCs/>
-          <w:i w:val="false"/>
-          <w:iCs w:val="false"/>
-          <w:color w:val="1F2933"/>
-          <w:sz w:val="21"/>
-          <w:szCs w:val="21"/>
-        </w:rPr>
-        <w:t xml:space="preserve">Cần ảnh</w:t>
-      </w:r>
-      <w:r>
-        <w:rPr>
-          <w:rFonts w:ascii="Calibri" w:cs="Calibri" w:eastAsia="Calibri" w:hAnsi="Calibri"/>
-          <w:b w:val="false"/>
-          <w:bCs w:val="false"/>
-          <w:i w:val="false"/>
-          <w:iCs w:val="false"/>
-          <w:color w:val="1F2933"/>
-          <w:sz w:val="21"/>
-          <w:szCs w:val="21"/>
-        </w:rPr>
-        <w:t xml:space="preserve"> phải chụp ít nhất một ảnh ngay tại hiện trường (trừ khi chọn Không áp dụng).</w:t>
-      </w:r>
-    </w:p>
-    <w:p>
-      <w:pPr>
-        <w:pStyle w:val="ListParagraph"/>
-        <w:numPr>
-          <w:ilvl w:val="0"/>
-          <w:numId w:val="8"/>
-        </w:numPr>
-        <w:spacing w:after="70" w:line="276"/>
-      </w:pPr>
-      <w:r>
-        <w:rPr>
-          <w:rFonts w:ascii="Calibri" w:cs="Calibri" w:eastAsia="Calibri" w:hAnsi="Calibri"/>
-          <w:b w:val="false"/>
-          <w:bCs w:val="false"/>
-          <w:i w:val="false"/>
-          <w:iCs w:val="false"/>
-          <w:color w:val="1F2933"/>
-          <w:sz w:val="21"/>
-          <w:szCs w:val="21"/>
-        </w:rPr>
-        <w:t xml:space="preserve">Điền khối lượng, giá trị, ngày nghiệm thu, người ký phía đối tác, tổ đội được nghiệm thu.</w:t>
-      </w:r>
-    </w:p>
-    <w:p>
-      <w:pPr>
-        <w:pStyle w:val="ListParagraph"/>
-        <w:numPr>
-          <w:ilvl w:val="0"/>
-          <w:numId w:val="8"/>
-        </w:numPr>
-        <w:spacing w:after="70" w:line="276"/>
-      </w:pPr>
-      <w:r>
-        <w:rPr>
-          <w:rFonts w:ascii="Calibri" w:cs="Calibri" w:eastAsia="Calibri" w:hAnsi="Calibri"/>
-          <w:b w:val="false"/>
-          <w:bCs w:val="false"/>
-          <w:i w:val="false"/>
-          <w:iCs w:val="false"/>
-          <w:color w:val="1F2933"/>
-          <w:sz w:val="21"/>
-          <w:szCs w:val="21"/>
-        </w:rPr>
-        <w:t xml:space="preserve">Có mục </w:t>
-      </w:r>
-      <w:r>
-        <w:rPr>
-          <w:rFonts w:ascii="Calibri" w:cs="Calibri" w:eastAsia="Calibri" w:hAnsi="Calibri"/>
-          <w:b/>
-          <w:bCs/>
-          <w:i w:val="false"/>
-          <w:iCs w:val="false"/>
-          <w:color w:val="1F2933"/>
-          <w:sz w:val="21"/>
-          <w:szCs w:val="21"/>
-        </w:rPr>
-        <w:t xml:space="preserve">Không đạt</w:t>
-      </w:r>
-      <w:r>
-        <w:rPr>
-          <w:rFonts w:ascii="Calibri" w:cs="Calibri" w:eastAsia="Calibri" w:hAnsi="Calibri"/>
-          <w:b w:val="false"/>
-          <w:bCs w:val="false"/>
-          <w:i w:val="false"/>
-          <w:iCs w:val="false"/>
-          <w:color w:val="1F2933"/>
-          <w:sz w:val="21"/>
-          <w:szCs w:val="21"/>
-        </w:rPr>
-        <w:t xml:space="preserve"> thì phải ghi </w:t>
-      </w:r>
-      <w:r>
-        <w:rPr>
-          <w:rFonts w:ascii="Calibri" w:cs="Calibri" w:eastAsia="Calibri" w:hAnsi="Calibri"/>
-          <w:b/>
-          <w:bCs/>
-          <w:i w:val="false"/>
-          <w:iCs w:val="false"/>
-          <w:color w:val="1F2933"/>
-          <w:sz w:val="21"/>
-          <w:szCs w:val="21"/>
-        </w:rPr>
-        <w:t xml:space="preserve">Tồn tại cần khắc phục</w:t>
-      </w:r>
-      <w:r>
-        <w:rPr>
-          <w:rFonts w:ascii="Calibri" w:cs="Calibri" w:eastAsia="Calibri" w:hAnsi="Calibri"/>
-          <w:b w:val="false"/>
-          <w:bCs w:val="false"/>
-          <w:i w:val="false"/>
-          <w:iCs w:val="false"/>
-          <w:color w:val="1F2933"/>
-          <w:sz w:val="21"/>
-          <w:szCs w:val="21"/>
-        </w:rPr>
-        <w:t xml:space="preserve">.</w:t>
-      </w:r>
-    </w:p>
-    <w:p>
-      <w:pPr>
-        <w:pStyle w:val="ListParagraph"/>
-        <w:numPr>
-          <w:ilvl w:val="0"/>
-          <w:numId w:val="8"/>
-        </w:numPr>
-        <w:spacing w:after="70" w:line="276"/>
-      </w:pPr>
-      <w:r>
-        <w:rPr>
-          <w:rFonts w:ascii="Calibri" w:cs="Calibri" w:eastAsia="Calibri" w:hAnsi="Calibri"/>
-          <w:b w:val="false"/>
-          <w:bCs w:val="false"/>
-          <w:i w:val="false"/>
-          <w:iCs w:val="false"/>
-          <w:color w:val="1F2933"/>
-          <w:sz w:val="21"/>
-          <w:szCs w:val="21"/>
-        </w:rPr>
-        <w:t xml:space="preserve">Bấm </w:t>
-      </w:r>
-      <w:r>
-        <w:rPr>
-          <w:rFonts w:ascii="Calibri" w:cs="Calibri" w:eastAsia="Calibri" w:hAnsi="Calibri"/>
-          <w:b/>
-          <w:bCs/>
-          <w:i w:val="false"/>
-          <w:iCs w:val="false"/>
-          <w:color w:val="1F2933"/>
-          <w:sz w:val="21"/>
-          <w:szCs w:val="21"/>
-        </w:rPr>
-        <w:t xml:space="preserve">Lập biên bản</w:t>
-      </w:r>
-      <w:r>
-        <w:rPr>
-          <w:rFonts w:ascii="Calibri" w:cs="Calibri" w:eastAsia="Calibri" w:hAnsi="Calibri"/>
-          <w:b w:val="false"/>
-          <w:bCs w:val="false"/>
-          <w:i w:val="false"/>
-          <w:iCs w:val="false"/>
-          <w:color w:val="1F2933"/>
-          <w:sz w:val="21"/>
-          <w:szCs w:val="21"/>
-        </w:rPr>
-        <w:t xml:space="preserve">.</w:t>
+        <w:t xml:space="preserve">Hình 7 — Lập đề nghị vật tư — công trình đã điền sẵn.</w:t>
       </w:r>
     </w:p>
     <w:p>
@@ -4472,8 +3719,637 @@
           <w:sz w:val="18"/>
           <w:szCs w:val="18"/>
         </w:rPr>
-        <w:t xml:space="preserve">Hình 8 — Tab Nghiệm thu — biên bản đã lập của công trình.</w:t>
-      </w:r>
+        <w:t xml:space="preserve">Hình 8 — Trang chi tiết đề nghị: mặt hàng, báo giá, đơn hàng và trạng thái.</w:t>
+      </w:r>
+    </w:p>
+    <w:p>
+      <w:pPr>
+        <w:pBdr>
+          <w:left w:val="single" w:color="1F5F4B" w:sz="12" w:space="10"/>
+        </w:pBdr>
+        <w:spacing w:after="160" w:before="120" w:line="276"/>
+        <w:ind w:left="220"/>
+      </w:pPr>
+      <w:r>
+        <w:rPr>
+          <w:rFonts w:ascii="Calibri" w:cs="Calibri" w:eastAsia="Calibri" w:hAnsi="Calibri"/>
+          <w:b w:val="false"/>
+          <w:bCs w:val="false"/>
+          <w:i w:val="false"/>
+          <w:iCs w:val="false"/>
+          <w:color w:val="1F2933"/>
+          <w:sz w:val="21"/>
+          <w:szCs w:val="21"/>
+        </w:rPr>
+        <w:t xml:space="preserve">Đề nghị đi tới </w:t>
+      </w:r>
+      <w:r>
+        <w:rPr>
+          <w:rFonts w:ascii="Calibri" w:cs="Calibri" w:eastAsia="Calibri" w:hAnsi="Calibri"/>
+          <w:b/>
+          <w:bCs/>
+          <w:i w:val="false"/>
+          <w:iCs w:val="false"/>
+          <w:color w:val="1F2933"/>
+          <w:sz w:val="21"/>
+          <w:szCs w:val="21"/>
+        </w:rPr>
+        <w:t xml:space="preserve">đúng người có hạn mức</w:t>
+      </w:r>
+      <w:r>
+        <w:rPr>
+          <w:rFonts w:ascii="Calibri" w:cs="Calibri" w:eastAsia="Calibri" w:hAnsi="Calibri"/>
+          <w:b w:val="false"/>
+          <w:bCs w:val="false"/>
+          <w:i w:val="false"/>
+          <w:iCs w:val="false"/>
+          <w:color w:val="1F2933"/>
+          <w:sz w:val="21"/>
+          <w:szCs w:val="21"/>
+        </w:rPr>
+        <w:t xml:space="preserve"> phê duyệt giá trị đó — hệ thống tự chọn theo bảng hạn mức của công ty, không cần gửi tay cho ai. Giá trị ước tính càng sát thực tế thì đề nghị càng tới đúng người ngay lần đầu.</w:t>
+      </w:r>
+    </w:p>
+    <w:p>
+      <w:pPr>
+        <w:pStyle w:val="Heading1"/>
+        <w:spacing w:after="160" w:before="360"/>
+      </w:pPr>
+      <w:r>
+        <w:rPr>
+          <w:rFonts w:ascii="Calibri" w:cs="Calibri" w:eastAsia="Calibri" w:hAnsi="Calibri"/>
+          <w:b/>
+          <w:bCs/>
+          <w:color w:val="1F5F4B"/>
+          <w:sz w:val="30"/>
+          <w:szCs w:val="30"/>
+        </w:rPr>
+        <w:t xml:space="preserve">7. Theo dõi đề nghị và nhắc người đang giữ</w:t>
+      </w:r>
+    </w:p>
+    <w:p>
+      <w:pPr>
+        <w:spacing w:after="140" w:line="276"/>
+        <w:jc w:val="left"/>
+      </w:pPr>
+      <w:r>
+        <w:rPr>
+          <w:rFonts w:ascii="Calibri" w:cs="Calibri" w:eastAsia="Calibri" w:hAnsi="Calibri"/>
+          <w:b w:val="false"/>
+          <w:bCs w:val="false"/>
+          <w:i w:val="false"/>
+          <w:iCs w:val="false"/>
+          <w:color w:val="1F2933"/>
+          <w:sz w:val="21"/>
+          <w:szCs w:val="21"/>
+        </w:rPr>
+        <w:t xml:space="preserve">Hai chỗ xem:</w:t>
+      </w:r>
+    </w:p>
+    <w:p>
+      <w:pPr>
+        <w:pStyle w:val="ListParagraph"/>
+        <w:numPr>
+          <w:ilvl w:val="0"/>
+          <w:numId w:val="7"/>
+        </w:numPr>
+        <w:spacing w:after="70" w:line="276"/>
+      </w:pPr>
+      <w:r>
+        <w:rPr>
+          <w:rFonts w:ascii="Calibri" w:cs="Calibri" w:eastAsia="Calibri" w:hAnsi="Calibri"/>
+          <w:b w:val="false"/>
+          <w:bCs w:val="false"/>
+          <w:i w:val="false"/>
+          <w:iCs w:val="false"/>
+          <w:color w:val="1F2933"/>
+          <w:sz w:val="21"/>
+          <w:szCs w:val="21"/>
+        </w:rPr>
+        <w:t xml:space="preserve">Tab </w:t>
+      </w:r>
+      <w:r>
+        <w:rPr>
+          <w:rFonts w:ascii="Calibri" w:cs="Calibri" w:eastAsia="Calibri" w:hAnsi="Calibri"/>
+          <w:b/>
+          <w:bCs/>
+          <w:i w:val="false"/>
+          <w:iCs w:val="false"/>
+          <w:color w:val="1F2933"/>
+          <w:sz w:val="21"/>
+          <w:szCs w:val="21"/>
+        </w:rPr>
+        <w:t xml:space="preserve">Đề nghị</w:t>
+      </w:r>
+      <w:r>
+        <w:rPr>
+          <w:rFonts w:ascii="Calibri" w:cs="Calibri" w:eastAsia="Calibri" w:hAnsi="Calibri"/>
+          <w:b w:val="false"/>
+          <w:bCs w:val="false"/>
+          <w:i w:val="false"/>
+          <w:iCs w:val="false"/>
+          <w:color w:val="1F2933"/>
+          <w:sz w:val="21"/>
+          <w:szCs w:val="21"/>
+        </w:rPr>
+        <w:t xml:space="preserve"> trong trang công trình — các đề nghị của riêng công trình đó.</w:t>
+      </w:r>
+    </w:p>
+    <w:p>
+      <w:pPr>
+        <w:pStyle w:val="ListParagraph"/>
+        <w:numPr>
+          <w:ilvl w:val="0"/>
+          <w:numId w:val="7"/>
+        </w:numPr>
+        <w:spacing w:after="70" w:line="276"/>
+      </w:pPr>
+      <w:r>
+        <w:rPr>
+          <w:rFonts w:ascii="Calibri" w:cs="Calibri" w:eastAsia="Calibri" w:hAnsi="Calibri"/>
+          <w:b w:val="false"/>
+          <w:bCs w:val="false"/>
+          <w:i w:val="false"/>
+          <w:iCs w:val="false"/>
+          <w:color w:val="1F2933"/>
+          <w:sz w:val="21"/>
+          <w:szCs w:val="21"/>
+        </w:rPr>
+        <w:t xml:space="preserve">Nút </w:t>
+      </w:r>
+      <w:r>
+        <w:rPr>
+          <w:rFonts w:ascii="Calibri" w:cs="Calibri" w:eastAsia="Calibri" w:hAnsi="Calibri"/>
+          <w:b/>
+          <w:bCs/>
+          <w:i w:val="false"/>
+          <w:iCs w:val="false"/>
+          <w:color w:val="1F2933"/>
+          <w:sz w:val="21"/>
+          <w:szCs w:val="21"/>
+        </w:rPr>
+        <w:t xml:space="preserve">Theo dõi đề nghị</w:t>
+      </w:r>
+      <w:r>
+        <w:rPr>
+          <w:rFonts w:ascii="Calibri" w:cs="Calibri" w:eastAsia="Calibri" w:hAnsi="Calibri"/>
+          <w:b w:val="false"/>
+          <w:bCs w:val="false"/>
+          <w:i w:val="false"/>
+          <w:iCs w:val="false"/>
+          <w:color w:val="1F2933"/>
+          <w:sz w:val="21"/>
+          <w:szCs w:val="21"/>
+        </w:rPr>
+        <w:t xml:space="preserve"> trên thanh thao tác nhanh — mọi đề nghị đã gửi, gộp mọi công trình được phân công. Chuyển sang </w:t>
+      </w:r>
+      <w:r>
+        <w:rPr>
+          <w:rFonts w:ascii="Calibri" w:cs="Calibri" w:eastAsia="Calibri" w:hAnsi="Calibri"/>
+          <w:b/>
+          <w:bCs/>
+          <w:i w:val="false"/>
+          <w:iCs w:val="false"/>
+          <w:color w:val="1F2933"/>
+          <w:sz w:val="21"/>
+          <w:szCs w:val="21"/>
+        </w:rPr>
+        <w:t xml:space="preserve">Tất cả công trình</w:t>
+      </w:r>
+      <w:r>
+        <w:rPr>
+          <w:rFonts w:ascii="Calibri" w:cs="Calibri" w:eastAsia="Calibri" w:hAnsi="Calibri"/>
+          <w:b w:val="false"/>
+          <w:bCs w:val="false"/>
+          <w:i w:val="false"/>
+          <w:iCs w:val="false"/>
+          <w:color w:val="1F2933"/>
+          <w:sz w:val="21"/>
+          <w:szCs w:val="21"/>
+        </w:rPr>
+        <w:t xml:space="preserve"> để xem cả đề nghị do người khác gửi.</w:t>
+      </w:r>
+    </w:p>
+    <w:p>
+      <w:pPr>
+        <w:spacing w:after="140" w:line="276"/>
+        <w:jc w:val="left"/>
+      </w:pPr>
+      <w:r>
+        <w:rPr>
+          <w:rFonts w:ascii="Calibri" w:cs="Calibri" w:eastAsia="Calibri" w:hAnsi="Calibri"/>
+          <w:b w:val="false"/>
+          <w:bCs w:val="false"/>
+          <w:i w:val="false"/>
+          <w:iCs w:val="false"/>
+          <w:color w:val="1F2933"/>
+          <w:sz w:val="21"/>
+          <w:szCs w:val="21"/>
+        </w:rPr>
+        <w:t xml:space="preserve">Mỗi thẻ trả lời ngay ba câu hỏi mà trước đây phải gọi điện để hỏi:</w:t>
+      </w:r>
+    </w:p>
+    <w:tbl>
+      <w:tblPr>
+        <w:tblW w:type="dxa" w:w="9638"/>
+        <w:tblBorders>
+          <w:top w:val="single" w:color="C9D2CE" w:sz="4"/>
+          <w:left w:val="single" w:color="C9D2CE" w:sz="4"/>
+          <w:bottom w:val="single" w:color="C9D2CE" w:sz="4"/>
+          <w:right w:val="single" w:color="C9D2CE" w:sz="4"/>
+          <w:insideH w:val="single" w:color="C9D2CE" w:sz="4"/>
+          <w:insideV w:val="single" w:color="C9D2CE" w:sz="4"/>
+        </w:tblBorders>
+      </w:tblPr>
+      <w:tblGrid>
+        <w:gridCol w:w="3498"/>
+        <w:gridCol w:w="6140"/>
+      </w:tblGrid>
+      <w:tr>
+        <w:trPr>
+          <w:tblHeader/>
+        </w:trPr>
+        <w:tc>
+          <w:tcPr>
+            <w:tcW w:type="dxa" w:w="3498"/>
+            <w:shd w:fill="EAF1EE" w:color="auto" w:val="clear"/>
+            <w:tcMar>
+              <w:top w:type="dxa" w:w="60"/>
+              <w:left w:type="dxa" w:w="90"/>
+              <w:bottom w:type="dxa" w:w="60"/>
+              <w:right w:type="dxa" w:w="90"/>
+            </w:tcMar>
+          </w:tcPr>
+          <w:p>
+            <w:pPr>
+              <w:spacing w:after="0" w:line="252"/>
+            </w:pPr>
+            <w:r>
+              <w:rPr>
+                <w:rFonts w:ascii="Calibri" w:cs="Calibri" w:eastAsia="Calibri" w:hAnsi="Calibri"/>
+                <w:b/>
+                <w:bCs/>
+                <w:i w:val="false"/>
+                <w:iCs w:val="false"/>
+                <w:color w:val="1F2933"/>
+                <w:sz w:val="19"/>
+                <w:szCs w:val="19"/>
+              </w:rPr>
+              <w:t xml:space="preserve">Dòng trên thẻ</w:t>
+            </w:r>
+          </w:p>
+        </w:tc>
+        <w:tc>
+          <w:tcPr>
+            <w:tcW w:type="dxa" w:w="6140"/>
+            <w:shd w:fill="EAF1EE" w:color="auto" w:val="clear"/>
+            <w:tcMar>
+              <w:top w:type="dxa" w:w="60"/>
+              <w:left w:type="dxa" w:w="90"/>
+              <w:bottom w:type="dxa" w:w="60"/>
+              <w:right w:type="dxa" w:w="90"/>
+            </w:tcMar>
+          </w:tcPr>
+          <w:p>
+            <w:pPr>
+              <w:spacing w:after="0" w:line="252"/>
+            </w:pPr>
+            <w:r>
+              <w:rPr>
+                <w:rFonts w:ascii="Calibri" w:cs="Calibri" w:eastAsia="Calibri" w:hAnsi="Calibri"/>
+                <w:b/>
+                <w:bCs/>
+                <w:i w:val="false"/>
+                <w:iCs w:val="false"/>
+                <w:color w:val="1F2933"/>
+                <w:sz w:val="19"/>
+                <w:szCs w:val="19"/>
+              </w:rPr>
+              <w:t xml:space="preserve">Nghĩa</w:t>
+            </w:r>
+          </w:p>
+        </w:tc>
+      </w:tr>
+      <w:tr>
+        <w:trPr>
+          <w:cantSplit/>
+        </w:trPr>
+        <w:tc>
+          <w:tcPr>
+            <w:tcW w:type="dxa" w:w="3498"/>
+            <w:tcMar>
+              <w:top w:type="dxa" w:w="60"/>
+              <w:left w:type="dxa" w:w="90"/>
+              <w:bottom w:type="dxa" w:w="60"/>
+              <w:right w:type="dxa" w:w="90"/>
+            </w:tcMar>
+          </w:tcPr>
+          <w:p>
+            <w:pPr>
+              <w:spacing w:after="0" w:line="252"/>
+            </w:pPr>
+            <w:r>
+              <w:rPr>
+                <w:rFonts w:ascii="Calibri" w:cs="Calibri" w:eastAsia="Calibri" w:hAnsi="Calibri"/>
+                <w:b/>
+                <w:bCs/>
+                <w:i w:val="false"/>
+                <w:iCs w:val="false"/>
+                <w:color w:val="1F2933"/>
+                <w:sz w:val="19"/>
+                <w:szCs w:val="19"/>
+              </w:rPr>
+              <w:t xml:space="preserve">Bước hiện tại</w:t>
+            </w:r>
+          </w:p>
+        </w:tc>
+        <w:tc>
+          <w:tcPr>
+            <w:tcW w:type="dxa" w:w="6140"/>
+            <w:tcMar>
+              <w:top w:type="dxa" w:w="60"/>
+              <w:left w:type="dxa" w:w="90"/>
+              <w:bottom w:type="dxa" w:w="60"/>
+              <w:right w:type="dxa" w:w="90"/>
+            </w:tcMar>
+          </w:tcPr>
+          <w:p>
+            <w:pPr>
+              <w:spacing w:after="0" w:line="252"/>
+            </w:pPr>
+            <w:r>
+              <w:rPr>
+                <w:rFonts w:ascii="Calibri" w:cs="Calibri" w:eastAsia="Calibri" w:hAnsi="Calibri"/>
+                <w:b w:val="false"/>
+                <w:bCs w:val="false"/>
+                <w:i w:val="false"/>
+                <w:iCs w:val="false"/>
+                <w:color w:val="1F2933"/>
+                <w:sz w:val="19"/>
+                <w:szCs w:val="19"/>
+              </w:rPr>
+              <w:t xml:space="preserve">Chờ phê duyệt, chờ báo giá, đã đặt hàng, đã giao…</w:t>
+            </w:r>
+          </w:p>
+        </w:tc>
+      </w:tr>
+      <w:tr>
+        <w:trPr>
+          <w:cantSplit/>
+        </w:trPr>
+        <w:tc>
+          <w:tcPr>
+            <w:tcW w:type="dxa" w:w="3498"/>
+            <w:tcMar>
+              <w:top w:type="dxa" w:w="60"/>
+              <w:left w:type="dxa" w:w="90"/>
+              <w:bottom w:type="dxa" w:w="60"/>
+              <w:right w:type="dxa" w:w="90"/>
+            </w:tcMar>
+          </w:tcPr>
+          <w:p>
+            <w:pPr>
+              <w:spacing w:after="0" w:line="252"/>
+            </w:pPr>
+            <w:r>
+              <w:rPr>
+                <w:rFonts w:ascii="Calibri" w:cs="Calibri" w:eastAsia="Calibri" w:hAnsi="Calibri"/>
+                <w:b/>
+                <w:bCs/>
+                <w:i w:val="false"/>
+                <w:iCs w:val="false"/>
+                <w:color w:val="1F2933"/>
+                <w:sz w:val="19"/>
+                <w:szCs w:val="19"/>
+              </w:rPr>
+              <w:t xml:space="preserve">Đang giữ</w:t>
+            </w:r>
+          </w:p>
+        </w:tc>
+        <w:tc>
+          <w:tcPr>
+            <w:tcW w:type="dxa" w:w="6140"/>
+            <w:tcMar>
+              <w:top w:type="dxa" w:w="60"/>
+              <w:left w:type="dxa" w:w="90"/>
+              <w:bottom w:type="dxa" w:w="60"/>
+              <w:right w:type="dxa" w:w="90"/>
+            </w:tcMar>
+          </w:tcPr>
+          <w:p>
+            <w:pPr>
+              <w:spacing w:after="0" w:line="252"/>
+            </w:pPr>
+            <w:r>
+              <w:rPr>
+                <w:rFonts w:ascii="Calibri" w:cs="Calibri" w:eastAsia="Calibri" w:hAnsi="Calibri"/>
+                <w:b w:val="false"/>
+                <w:bCs w:val="false"/>
+                <w:i w:val="false"/>
+                <w:iCs w:val="false"/>
+                <w:color w:val="1F2933"/>
+                <w:sz w:val="19"/>
+                <w:szCs w:val="19"/>
+              </w:rPr>
+              <w:t xml:space="preserve">Tên và chức danh người phải xử lý bước này</w:t>
+            </w:r>
+          </w:p>
+        </w:tc>
+      </w:tr>
+      <w:tr>
+        <w:trPr>
+          <w:cantSplit/>
+        </w:trPr>
+        <w:tc>
+          <w:tcPr>
+            <w:tcW w:type="dxa" w:w="3498"/>
+            <w:tcMar>
+              <w:top w:type="dxa" w:w="60"/>
+              <w:left w:type="dxa" w:w="90"/>
+              <w:bottom w:type="dxa" w:w="60"/>
+              <w:right w:type="dxa" w:w="90"/>
+            </w:tcMar>
+          </w:tcPr>
+          <w:p>
+            <w:pPr>
+              <w:spacing w:after="0" w:line="252"/>
+            </w:pPr>
+            <w:r>
+              <w:rPr>
+                <w:rFonts w:ascii="Calibri" w:cs="Calibri" w:eastAsia="Calibri" w:hAnsi="Calibri"/>
+                <w:b/>
+                <w:bCs/>
+                <w:i w:val="false"/>
+                <w:iCs w:val="false"/>
+                <w:color w:val="1F2933"/>
+                <w:sz w:val="19"/>
+                <w:szCs w:val="19"/>
+              </w:rPr>
+              <w:t xml:space="preserve">Thời gian chờ</w:t>
+            </w:r>
+          </w:p>
+        </w:tc>
+        <w:tc>
+          <w:tcPr>
+            <w:tcW w:type="dxa" w:w="6140"/>
+            <w:tcMar>
+              <w:top w:type="dxa" w:w="60"/>
+              <w:left w:type="dxa" w:w="90"/>
+              <w:bottom w:type="dxa" w:w="60"/>
+              <w:right w:type="dxa" w:w="90"/>
+            </w:tcMar>
+          </w:tcPr>
+          <w:p>
+            <w:pPr>
+              <w:spacing w:after="0" w:line="252"/>
+            </w:pPr>
+            <w:r>
+              <w:rPr>
+                <w:rFonts w:ascii="Calibri" w:cs="Calibri" w:eastAsia="Calibri" w:hAnsi="Calibri"/>
+                <w:b w:val="false"/>
+                <w:bCs w:val="false"/>
+                <w:i w:val="false"/>
+                <w:iCs w:val="false"/>
+                <w:color w:val="1F2933"/>
+                <w:sz w:val="19"/>
+                <w:szCs w:val="19"/>
+              </w:rPr>
+              <w:t xml:space="preserve">Hồ sơ đã nằm ở bước này bao lâu</w:t>
+            </w:r>
+          </w:p>
+        </w:tc>
+      </w:tr>
+      <w:tr>
+        <w:trPr>
+          <w:cantSplit/>
+        </w:trPr>
+        <w:tc>
+          <w:tcPr>
+            <w:tcW w:type="dxa" w:w="3498"/>
+            <w:tcMar>
+              <w:top w:type="dxa" w:w="60"/>
+              <w:left w:type="dxa" w:w="90"/>
+              <w:bottom w:type="dxa" w:w="60"/>
+              <w:right w:type="dxa" w:w="90"/>
+            </w:tcMar>
+          </w:tcPr>
+          <w:p>
+            <w:pPr>
+              <w:spacing w:after="0" w:line="252"/>
+            </w:pPr>
+            <w:r>
+              <w:rPr>
+                <w:rFonts w:ascii="Calibri" w:cs="Calibri" w:eastAsia="Calibri" w:hAnsi="Calibri"/>
+                <w:b/>
+                <w:bCs/>
+                <w:i w:val="false"/>
+                <w:iCs w:val="false"/>
+                <w:color w:val="1F2933"/>
+                <w:sz w:val="19"/>
+                <w:szCs w:val="19"/>
+              </w:rPr>
+              <w:t xml:space="preserve">Hạn xử lý</w:t>
+            </w:r>
+          </w:p>
+        </w:tc>
+        <w:tc>
+          <w:tcPr>
+            <w:tcW w:type="dxa" w:w="6140"/>
+            <w:tcMar>
+              <w:top w:type="dxa" w:w="60"/>
+              <w:left w:type="dxa" w:w="90"/>
+              <w:bottom w:type="dxa" w:w="60"/>
+              <w:right w:type="dxa" w:w="90"/>
+            </w:tcMar>
+          </w:tcPr>
+          <w:p>
+            <w:pPr>
+              <w:spacing w:after="0" w:line="252"/>
+            </w:pPr>
+            <w:r>
+              <w:rPr>
+                <w:rFonts w:ascii="Calibri" w:cs="Calibri" w:eastAsia="Calibri" w:hAnsi="Calibri"/>
+                <w:b w:val="false"/>
+                <w:bCs w:val="false"/>
+                <w:i w:val="false"/>
+                <w:iCs w:val="false"/>
+                <w:color w:val="1F2933"/>
+                <w:sz w:val="19"/>
+                <w:szCs w:val="19"/>
+              </w:rPr>
+              <w:t xml:space="preserve">Hạn mà phòng ban cam kết cho bước này. «Chưa có thời hạn cam kết» nghĩa là Ban Giám đốc chưa khai thời hạn cho bước đó</w:t>
+            </w:r>
+          </w:p>
+        </w:tc>
+      </w:tr>
+      <w:tr>
+        <w:trPr>
+          <w:cantSplit/>
+        </w:trPr>
+        <w:tc>
+          <w:tcPr>
+            <w:tcW w:type="dxa" w:w="3498"/>
+            <w:tcMar>
+              <w:top w:type="dxa" w:w="60"/>
+              <w:left w:type="dxa" w:w="90"/>
+              <w:bottom w:type="dxa" w:w="60"/>
+              <w:right w:type="dxa" w:w="90"/>
+            </w:tcMar>
+          </w:tcPr>
+          <w:p>
+            <w:pPr>
+              <w:spacing w:after="0" w:line="252"/>
+            </w:pPr>
+            <w:r>
+              <w:rPr>
+                <w:rFonts w:ascii="Calibri" w:cs="Calibri" w:eastAsia="Calibri" w:hAnsi="Calibri"/>
+                <w:b/>
+                <w:bCs/>
+                <w:i w:val="false"/>
+                <w:iCs w:val="false"/>
+                <w:color w:val="1F2933"/>
+                <w:sz w:val="19"/>
+                <w:szCs w:val="19"/>
+              </w:rPr>
+              <w:t xml:space="preserve">Cần tại công trường</w:t>
+            </w:r>
+          </w:p>
+        </w:tc>
+        <w:tc>
+          <w:tcPr>
+            <w:tcW w:type="dxa" w:w="6140"/>
+            <w:tcMar>
+              <w:top w:type="dxa" w:w="60"/>
+              <w:left w:type="dxa" w:w="90"/>
+              <w:bottom w:type="dxa" w:w="60"/>
+              <w:right w:type="dxa" w:w="90"/>
+            </w:tcMar>
+          </w:tcPr>
+          <w:p>
+            <w:pPr>
+              <w:spacing w:after="0" w:line="252"/>
+            </w:pPr>
+            <w:r>
+              <w:rPr>
+                <w:rFonts w:ascii="Calibri" w:cs="Calibri" w:eastAsia="Calibri" w:hAnsi="Calibri"/>
+                <w:b w:val="false"/>
+                <w:bCs w:val="false"/>
+                <w:i w:val="false"/>
+                <w:iCs w:val="false"/>
+                <w:color w:val="1F2933"/>
+                <w:sz w:val="19"/>
+                <w:szCs w:val="19"/>
+              </w:rPr>
+              <w:t xml:space="preserve">Ngày cần hàng đã ghi khi gửi đề nghị</w:t>
+            </w:r>
+          </w:p>
+        </w:tc>
+      </w:tr>
+    </w:tbl>
+    <w:p>
+      <w:pPr>
+        <w:spacing w:after="160"/>
+      </w:pPr>
     </w:p>
     <w:p>
       <w:pPr>
@@ -4536,7 +4412,111 @@
           <w:sz w:val="18"/>
           <w:szCs w:val="18"/>
         </w:rPr>
-        <w:t xml:space="preserve">Hình 9 — Chấm từng mục: Đạt · Không đạt · Không áp dụng, kèm ảnh ở mục cần ảnh.</w:t>
+        <w:t xml:space="preserve">Hình 9 — Theo dõi đề nghị: bước, người giữ, thời gian chờ, hạn xử lý.</w:t>
+      </w:r>
+    </w:p>
+    <w:p>
+      <w:pPr>
+        <w:spacing w:after="140" w:line="276"/>
+        <w:jc w:val="left"/>
+      </w:pPr>
+      <w:r>
+        <w:rPr>
+          <w:rFonts w:ascii="Calibri" w:cs="Calibri" w:eastAsia="Calibri" w:hAnsi="Calibri"/>
+          <w:b/>
+          <w:bCs/>
+          <w:i w:val="false"/>
+          <w:iCs w:val="false"/>
+          <w:color w:val="1F2933"/>
+          <w:sz w:val="21"/>
+          <w:szCs w:val="21"/>
+        </w:rPr>
+        <w:t xml:space="preserve">Thúc</w:t>
+      </w:r>
+      <w:r>
+        <w:rPr>
+          <w:rFonts w:ascii="Calibri" w:cs="Calibri" w:eastAsia="Calibri" w:hAnsi="Calibri"/>
+          <w:b w:val="false"/>
+          <w:bCs w:val="false"/>
+          <w:i w:val="false"/>
+          <w:iCs w:val="false"/>
+          <w:color w:val="1F2933"/>
+          <w:sz w:val="21"/>
+          <w:szCs w:val="21"/>
+        </w:rPr>
+        <w:t xml:space="preserve"> — khi đề nghị nằm lâu ở một bước:</w:t>
+      </w:r>
+    </w:p>
+    <w:p>
+      <w:pPr>
+        <w:pStyle w:val="ListParagraph"/>
+        <w:numPr>
+          <w:ilvl w:val="0"/>
+          <w:numId w:val="8"/>
+        </w:numPr>
+        <w:spacing w:after="70" w:line="276"/>
+      </w:pPr>
+      <w:r>
+        <w:rPr>
+          <w:rFonts w:ascii="Calibri" w:cs="Calibri" w:eastAsia="Calibri" w:hAnsi="Calibri"/>
+          <w:b w:val="false"/>
+          <w:bCs w:val="false"/>
+          <w:i w:val="false"/>
+          <w:iCs w:val="false"/>
+          <w:color w:val="1F2933"/>
+          <w:sz w:val="21"/>
+          <w:szCs w:val="21"/>
+        </w:rPr>
+        <w:t xml:space="preserve">Bấm </w:t>
+      </w:r>
+      <w:r>
+        <w:rPr>
+          <w:rFonts w:ascii="Calibri" w:cs="Calibri" w:eastAsia="Calibri" w:hAnsi="Calibri"/>
+          <w:b/>
+          <w:bCs/>
+          <w:i w:val="false"/>
+          <w:iCs w:val="false"/>
+          <w:color w:val="1F2933"/>
+          <w:sz w:val="21"/>
+          <w:szCs w:val="21"/>
+        </w:rPr>
+        <w:t xml:space="preserve">Thúc</w:t>
+      </w:r>
+      <w:r>
+        <w:rPr>
+          <w:rFonts w:ascii="Calibri" w:cs="Calibri" w:eastAsia="Calibri" w:hAnsi="Calibri"/>
+          <w:b w:val="false"/>
+          <w:bCs w:val="false"/>
+          <w:i w:val="false"/>
+          <w:iCs w:val="false"/>
+          <w:color w:val="1F2933"/>
+          <w:sz w:val="21"/>
+          <w:szCs w:val="21"/>
+        </w:rPr>
+        <w:t xml:space="preserve"> trên thẻ.</w:t>
+      </w:r>
+    </w:p>
+    <w:p>
+      <w:pPr>
+        <w:pStyle w:val="ListParagraph"/>
+        <w:numPr>
+          <w:ilvl w:val="0"/>
+          <w:numId w:val="8"/>
+        </w:numPr>
+        <w:spacing w:after="70" w:line="276"/>
+      </w:pPr>
+      <w:r>
+        <w:rPr>
+          <w:rFonts w:ascii="Calibri" w:cs="Calibri" w:eastAsia="Calibri" w:hAnsi="Calibri"/>
+          <w:b w:val="false"/>
+          <w:bCs w:val="false"/>
+          <w:i w:val="false"/>
+          <w:iCs w:val="false"/>
+          <w:color w:val="1F2933"/>
+          <w:sz w:val="21"/>
+          <w:szCs w:val="21"/>
+        </w:rPr>
+        <w:t xml:space="preserve">Hệ thống gửi thông báo tới đúng người đang giữ và ghi lại lần nhắc — ai nhắc, lúc nào, hồ sơ đang ở bước nào. Người giữ và văn phòng đều thấy lịch sử nhắc này.</w:t>
       </w:r>
     </w:p>
     <w:p>
@@ -4550,54 +4530,67 @@
       <w:r>
         <w:rPr>
           <w:rFonts w:ascii="Calibri" w:cs="Calibri" w:eastAsia="Calibri" w:hAnsi="Calibri"/>
-          <w:b/>
-          <w:bCs/>
-          <w:i w:val="false"/>
-          <w:iCs w:val="false"/>
-          <w:color w:val="1F2933"/>
-          <w:sz w:val="21"/>
-          <w:szCs w:val="21"/>
-        </w:rPr>
-        <w:t xml:space="preserve">Biên bản đã lập không sửa được</w:t>
-      </w:r>
-      <w:r>
-        <w:rPr>
-          <w:rFonts w:ascii="Calibri" w:cs="Calibri" w:eastAsia="Calibri" w:hAnsi="Calibri"/>
-          <w:b w:val="false"/>
-          <w:bCs w:val="false"/>
-          <w:i w:val="false"/>
-          <w:iCs w:val="false"/>
-          <w:color w:val="1F2933"/>
-          <w:sz w:val="21"/>
-          <w:szCs w:val="21"/>
-        </w:rPr>
-        <w:t xml:space="preserve"> — kể cả kết quả từng mục và ảnh đính kèm. Lập sai thì dùng </w:t>
-      </w:r>
-      <w:r>
-        <w:rPr>
-          <w:rFonts w:ascii="Calibri" w:cs="Calibri" w:eastAsia="Calibri" w:hAnsi="Calibri"/>
-          <w:b/>
-          <w:bCs/>
-          <w:i w:val="false"/>
-          <w:iCs w:val="false"/>
-          <w:color w:val="1F2933"/>
-          <w:sz w:val="21"/>
-          <w:szCs w:val="21"/>
-        </w:rPr>
-        <w:t xml:space="preserve">Hủy biên bản</w:t>
-      </w:r>
-      <w:r>
-        <w:rPr>
-          <w:rFonts w:ascii="Calibri" w:cs="Calibri" w:eastAsia="Calibri" w:hAnsi="Calibri"/>
-          <w:b w:val="false"/>
-          <w:bCs w:val="false"/>
-          <w:i w:val="false"/>
-          <w:iCs w:val="false"/>
-          <w:color w:val="1F2933"/>
-          <w:sz w:val="21"/>
-          <w:szCs w:val="21"/>
-        </w:rPr>
-        <w:t xml:space="preserve">, ghi nguyên nhân, rồi lập biên bản mới; biên bản đã huỷ vẫn được giữ lại để truy vết.</w:t>
+          <w:b w:val="false"/>
+          <w:bCs w:val="false"/>
+          <w:i w:val="false"/>
+          <w:iCs w:val="false"/>
+          <w:color w:val="1F2933"/>
+          <w:sz w:val="21"/>
+          <w:szCs w:val="21"/>
+        </w:rPr>
+        <w:t xml:space="preserve">Mỗi đề nghị chỉ thúc lại được sau </w:t>
+      </w:r>
+      <w:r>
+        <w:rPr>
+          <w:rFonts w:ascii="Calibri" w:cs="Calibri" w:eastAsia="Calibri" w:hAnsi="Calibri"/>
+          <w:b/>
+          <w:bCs/>
+          <w:i w:val="false"/>
+          <w:iCs w:val="false"/>
+          <w:color w:val="1F2933"/>
+          <w:sz w:val="21"/>
+          <w:szCs w:val="21"/>
+        </w:rPr>
+        <w:t xml:space="preserve">4 giờ</w:t>
+      </w:r>
+      <w:r>
+        <w:rPr>
+          <w:rFonts w:ascii="Calibri" w:cs="Calibri" w:eastAsia="Calibri" w:hAnsi="Calibri"/>
+          <w:b w:val="false"/>
+          <w:bCs w:val="false"/>
+          <w:i w:val="false"/>
+          <w:iCs w:val="false"/>
+          <w:color w:val="1F2933"/>
+          <w:sz w:val="21"/>
+          <w:szCs w:val="21"/>
+        </w:rPr>
+        <w:t xml:space="preserve"> kể từ lần thúc trước (quản trị viên đổi được mức này); nút ghi rõ giờ thúc lại được. Đề nghị còn ở bản nháp thì chưa có ai ở văn phòng để thúc — hãy </w:t>
+      </w:r>
+      <w:r>
+        <w:rPr>
+          <w:rFonts w:ascii="Calibri" w:cs="Calibri" w:eastAsia="Calibri" w:hAnsi="Calibri"/>
+          <w:b/>
+          <w:bCs/>
+          <w:i w:val="false"/>
+          <w:iCs w:val="false"/>
+          <w:color w:val="1F2933"/>
+          <w:sz w:val="21"/>
+          <w:szCs w:val="21"/>
+        </w:rPr>
+        <w:t xml:space="preserve">Gửi phê duyệt</w:t>
+      </w:r>
+      <w:r>
+        <w:rPr>
+          <w:rFonts w:ascii="Calibri" w:cs="Calibri" w:eastAsia="Calibri" w:hAnsi="Calibri"/>
+          <w:b w:val="false"/>
+          <w:bCs w:val="false"/>
+          <w:i w:val="false"/>
+          <w:iCs w:val="false"/>
+          <w:color w:val="1F2933"/>
+          <w:sz w:val="21"/>
+          <w:szCs w:val="21"/>
+        </w:rPr>
+        <w:t xml:space="preserve"> trước.</w:t>
       </w:r>
     </w:p>
     <w:p>
@@ -4614,7 +4607,761 @@
           <w:sz w:val="30"/>
           <w:szCs w:val="30"/>
         </w:rPr>
-        <w:t xml:space="preserve">8. Câu hỏi thường gặp</w:t>
+        <w:t xml:space="preserve">8. Nghiệm thu theo danh mục kiểm tra</w:t>
+      </w:r>
+    </w:p>
+    <w:p>
+      <w:pPr>
+        <w:pStyle w:val="ListParagraph"/>
+        <w:numPr>
+          <w:ilvl w:val="0"/>
+          <w:numId w:val="9"/>
+        </w:numPr>
+        <w:spacing w:after="70" w:line="276"/>
+      </w:pPr>
+      <w:r>
+        <w:rPr>
+          <w:rFonts w:ascii="Calibri" w:cs="Calibri" w:eastAsia="Calibri" w:hAnsi="Calibri"/>
+          <w:b w:val="false"/>
+          <w:bCs w:val="false"/>
+          <w:i w:val="false"/>
+          <w:iCs w:val="false"/>
+          <w:color w:val="1F2933"/>
+          <w:sz w:val="21"/>
+          <w:szCs w:val="21"/>
+        </w:rPr>
+        <w:t xml:space="preserve">Mở công trình → tab </w:t>
+      </w:r>
+      <w:r>
+        <w:rPr>
+          <w:rFonts w:ascii="Calibri" w:cs="Calibri" w:eastAsia="Calibri" w:hAnsi="Calibri"/>
+          <w:b/>
+          <w:bCs/>
+          <w:i w:val="false"/>
+          <w:iCs w:val="false"/>
+          <w:color w:val="1F2933"/>
+          <w:sz w:val="21"/>
+          <w:szCs w:val="21"/>
+        </w:rPr>
+        <w:t xml:space="preserve">Nghiệm thu</w:t>
+      </w:r>
+      <w:r>
+        <w:rPr>
+          <w:rFonts w:ascii="Calibri" w:cs="Calibri" w:eastAsia="Calibri" w:hAnsi="Calibri"/>
+          <w:b w:val="false"/>
+          <w:bCs w:val="false"/>
+          <w:i w:val="false"/>
+          <w:iCs w:val="false"/>
+          <w:color w:val="1F2933"/>
+          <w:sz w:val="21"/>
+          <w:szCs w:val="21"/>
+        </w:rPr>
+        <w:t xml:space="preserve"> → </w:t>
+      </w:r>
+      <w:r>
+        <w:rPr>
+          <w:rFonts w:ascii="Calibri" w:cs="Calibri" w:eastAsia="Calibri" w:hAnsi="Calibri"/>
+          <w:b/>
+          <w:bCs/>
+          <w:i w:val="false"/>
+          <w:iCs w:val="false"/>
+          <w:color w:val="1F2933"/>
+          <w:sz w:val="21"/>
+          <w:szCs w:val="21"/>
+        </w:rPr>
+        <w:t xml:space="preserve">Lập biên bản nghiệm thu</w:t>
+      </w:r>
+      <w:r>
+        <w:rPr>
+          <w:rFonts w:ascii="Calibri" w:cs="Calibri" w:eastAsia="Calibri" w:hAnsi="Calibri"/>
+          <w:b w:val="false"/>
+          <w:bCs w:val="false"/>
+          <w:i w:val="false"/>
+          <w:iCs w:val="false"/>
+          <w:color w:val="1F2933"/>
+          <w:sz w:val="21"/>
+          <w:szCs w:val="21"/>
+        </w:rPr>
+        <w:t xml:space="preserve">.</w:t>
+      </w:r>
+    </w:p>
+    <w:p>
+      <w:pPr>
+        <w:pStyle w:val="ListParagraph"/>
+        <w:numPr>
+          <w:ilvl w:val="0"/>
+          <w:numId w:val="9"/>
+        </w:numPr>
+        <w:spacing w:after="70" w:line="276"/>
+      </w:pPr>
+      <w:r>
+        <w:rPr>
+          <w:rFonts w:ascii="Calibri" w:cs="Calibri" w:eastAsia="Calibri" w:hAnsi="Calibri"/>
+          <w:b w:val="false"/>
+          <w:bCs w:val="false"/>
+          <w:i w:val="false"/>
+          <w:iCs w:val="false"/>
+          <w:color w:val="1F2933"/>
+          <w:sz w:val="21"/>
+          <w:szCs w:val="21"/>
+        </w:rPr>
+        <w:t xml:space="preserve">Chọn </w:t>
+      </w:r>
+      <w:r>
+        <w:rPr>
+          <w:rFonts w:ascii="Calibri" w:cs="Calibri" w:eastAsia="Calibri" w:hAnsi="Calibri"/>
+          <w:b/>
+          <w:bCs/>
+          <w:i w:val="false"/>
+          <w:iCs w:val="false"/>
+          <w:color w:val="1F2933"/>
+          <w:sz w:val="21"/>
+          <w:szCs w:val="21"/>
+        </w:rPr>
+        <w:t xml:space="preserve">Loại nghiệm thu</w:t>
+      </w:r>
+      <w:r>
+        <w:rPr>
+          <w:rFonts w:ascii="Calibri" w:cs="Calibri" w:eastAsia="Calibri" w:hAnsi="Calibri"/>
+          <w:b w:val="false"/>
+          <w:bCs w:val="false"/>
+          <w:i w:val="false"/>
+          <w:iCs w:val="false"/>
+          <w:color w:val="1F2933"/>
+          <w:sz w:val="21"/>
+          <w:szCs w:val="21"/>
+        </w:rPr>
+        <w:t xml:space="preserve">. </w:t>
+      </w:r>
+      <w:r>
+        <w:rPr>
+          <w:rFonts w:ascii="Calibri" w:cs="Calibri" w:eastAsia="Calibri" w:hAnsi="Calibri"/>
+          <w:b/>
+          <w:bCs/>
+          <w:i w:val="false"/>
+          <w:iCs w:val="false"/>
+          <w:color w:val="1F2933"/>
+          <w:sz w:val="21"/>
+          <w:szCs w:val="21"/>
+        </w:rPr>
+        <w:t xml:space="preserve">Nghiệm thu nội bộ</w:t>
+      </w:r>
+      <w:r>
+        <w:rPr>
+          <w:rFonts w:ascii="Calibri" w:cs="Calibri" w:eastAsia="Calibri" w:hAnsi="Calibri"/>
+          <w:b w:val="false"/>
+          <w:bCs w:val="false"/>
+          <w:i w:val="false"/>
+          <w:iCs w:val="false"/>
+          <w:color w:val="1F2933"/>
+          <w:sz w:val="21"/>
+          <w:szCs w:val="21"/>
+        </w:rPr>
+        <w:t xml:space="preserve"> không báo Kế toán thu tiền. </w:t>
+      </w:r>
+      <w:r>
+        <w:rPr>
+          <w:rFonts w:ascii="Calibri" w:cs="Calibri" w:eastAsia="Calibri" w:hAnsi="Calibri"/>
+          <w:b/>
+          <w:bCs/>
+          <w:i w:val="false"/>
+          <w:iCs w:val="false"/>
+          <w:color w:val="1F2933"/>
+          <w:sz w:val="21"/>
+          <w:szCs w:val="21"/>
+        </w:rPr>
+        <w:t xml:space="preserve">Nghiệm thu với chủ đầu tư</w:t>
+      </w:r>
+      <w:r>
+        <w:rPr>
+          <w:rFonts w:ascii="Calibri" w:cs="Calibri" w:eastAsia="Calibri" w:hAnsi="Calibri"/>
+          <w:b w:val="false"/>
+          <w:bCs w:val="false"/>
+          <w:i w:val="false"/>
+          <w:iCs w:val="false"/>
+          <w:color w:val="1F2933"/>
+          <w:sz w:val="21"/>
+          <w:szCs w:val="21"/>
+        </w:rPr>
+        <w:t xml:space="preserve"> là căn cứ đòi tiền: Kế toán nhận thông báo ngay khi lập biên bản.</w:t>
+      </w:r>
+    </w:p>
+    <w:p>
+      <w:pPr>
+        <w:pStyle w:val="ListParagraph"/>
+        <w:numPr>
+          <w:ilvl w:val="0"/>
+          <w:numId w:val="9"/>
+        </w:numPr>
+        <w:spacing w:after="70" w:line="276"/>
+      </w:pPr>
+      <w:r>
+        <w:rPr>
+          <w:rFonts w:ascii="Calibri" w:cs="Calibri" w:eastAsia="Calibri" w:hAnsi="Calibri"/>
+          <w:b w:val="false"/>
+          <w:bCs w:val="false"/>
+          <w:i w:val="false"/>
+          <w:iCs w:val="false"/>
+          <w:color w:val="1F2933"/>
+          <w:sz w:val="21"/>
+          <w:szCs w:val="21"/>
+        </w:rPr>
+        <w:t xml:space="preserve">Ghi </w:t>
+      </w:r>
+      <w:r>
+        <w:rPr>
+          <w:rFonts w:ascii="Calibri" w:cs="Calibri" w:eastAsia="Calibri" w:hAnsi="Calibri"/>
+          <w:b/>
+          <w:bCs/>
+          <w:i w:val="false"/>
+          <w:iCs w:val="false"/>
+          <w:color w:val="1F2933"/>
+          <w:sz w:val="21"/>
+          <w:szCs w:val="21"/>
+        </w:rPr>
+        <w:t xml:space="preserve">Giai đoạn / hạng mục</w:t>
+      </w:r>
+      <w:r>
+        <w:rPr>
+          <w:rFonts w:ascii="Calibri" w:cs="Calibri" w:eastAsia="Calibri" w:hAnsi="Calibri"/>
+          <w:b w:val="false"/>
+          <w:bCs w:val="false"/>
+          <w:i w:val="false"/>
+          <w:iCs w:val="false"/>
+          <w:color w:val="1F2933"/>
+          <w:sz w:val="21"/>
+          <w:szCs w:val="21"/>
+        </w:rPr>
+        <w:t xml:space="preserve"> — ví dụ: «Đợt 1 — phần móng».</w:t>
+      </w:r>
+    </w:p>
+    <w:p>
+      <w:pPr>
+        <w:pStyle w:val="ListParagraph"/>
+        <w:numPr>
+          <w:ilvl w:val="0"/>
+          <w:numId w:val="9"/>
+        </w:numPr>
+        <w:spacing w:after="70" w:line="276"/>
+      </w:pPr>
+      <w:r>
+        <w:rPr>
+          <w:rFonts w:ascii="Calibri" w:cs="Calibri" w:eastAsia="Calibri" w:hAnsi="Calibri"/>
+          <w:b w:val="false"/>
+          <w:bCs w:val="false"/>
+          <w:i w:val="false"/>
+          <w:iCs w:val="false"/>
+          <w:color w:val="1F2933"/>
+          <w:sz w:val="21"/>
+          <w:szCs w:val="21"/>
+        </w:rPr>
+        <w:t xml:space="preserve">Chọn </w:t>
+      </w:r>
+      <w:r>
+        <w:rPr>
+          <w:rFonts w:ascii="Calibri" w:cs="Calibri" w:eastAsia="Calibri" w:hAnsi="Calibri"/>
+          <w:b/>
+          <w:bCs/>
+          <w:i w:val="false"/>
+          <w:iCs w:val="false"/>
+          <w:color w:val="1F2933"/>
+          <w:sz w:val="21"/>
+          <w:szCs w:val="21"/>
+        </w:rPr>
+        <w:t xml:space="preserve">Danh mục kiểm tra</w:t>
+      </w:r>
+      <w:r>
+        <w:rPr>
+          <w:rFonts w:ascii="Calibri" w:cs="Calibri" w:eastAsia="Calibri" w:hAnsi="Calibri"/>
+          <w:b w:val="false"/>
+          <w:bCs w:val="false"/>
+          <w:i w:val="false"/>
+          <w:iCs w:val="false"/>
+          <w:color w:val="1F2933"/>
+          <w:sz w:val="21"/>
+          <w:szCs w:val="21"/>
+        </w:rPr>
+        <w:t xml:space="preserve"> phù hợp. Danh mục do văn phòng Thi công chuẩn bị sẵn cho từng loại công việc.</w:t>
+      </w:r>
+    </w:p>
+    <w:p>
+      <w:pPr>
+        <w:pStyle w:val="ListParagraph"/>
+        <w:numPr>
+          <w:ilvl w:val="0"/>
+          <w:numId w:val="9"/>
+        </w:numPr>
+        <w:spacing w:after="70" w:line="276"/>
+      </w:pPr>
+      <w:r>
+        <w:rPr>
+          <w:rFonts w:ascii="Calibri" w:cs="Calibri" w:eastAsia="Calibri" w:hAnsi="Calibri"/>
+          <w:b w:val="false"/>
+          <w:bCs w:val="false"/>
+          <w:i w:val="false"/>
+          <w:iCs w:val="false"/>
+          <w:color w:val="1F2933"/>
+          <w:sz w:val="21"/>
+          <w:szCs w:val="21"/>
+        </w:rPr>
+        <w:t xml:space="preserve">Chấm từng mục: </w:t>
+      </w:r>
+      <w:r>
+        <w:rPr>
+          <w:rFonts w:ascii="Calibri" w:cs="Calibri" w:eastAsia="Calibri" w:hAnsi="Calibri"/>
+          <w:b/>
+          <w:bCs/>
+          <w:i w:val="false"/>
+          <w:iCs w:val="false"/>
+          <w:color w:val="1F2933"/>
+          <w:sz w:val="21"/>
+          <w:szCs w:val="21"/>
+        </w:rPr>
+        <w:t xml:space="preserve">Đạt</w:t>
+      </w:r>
+      <w:r>
+        <w:rPr>
+          <w:rFonts w:ascii="Calibri" w:cs="Calibri" w:eastAsia="Calibri" w:hAnsi="Calibri"/>
+          <w:b w:val="false"/>
+          <w:bCs w:val="false"/>
+          <w:i w:val="false"/>
+          <w:iCs w:val="false"/>
+          <w:color w:val="1F2933"/>
+          <w:sz w:val="21"/>
+          <w:szCs w:val="21"/>
+        </w:rPr>
+        <w:t xml:space="preserve">, </w:t>
+      </w:r>
+      <w:r>
+        <w:rPr>
+          <w:rFonts w:ascii="Calibri" w:cs="Calibri" w:eastAsia="Calibri" w:hAnsi="Calibri"/>
+          <w:b/>
+          <w:bCs/>
+          <w:i w:val="false"/>
+          <w:iCs w:val="false"/>
+          <w:color w:val="1F2933"/>
+          <w:sz w:val="21"/>
+          <w:szCs w:val="21"/>
+        </w:rPr>
+        <w:t xml:space="preserve">Không đạt</w:t>
+      </w:r>
+      <w:r>
+        <w:rPr>
+          <w:rFonts w:ascii="Calibri" w:cs="Calibri" w:eastAsia="Calibri" w:hAnsi="Calibri"/>
+          <w:b w:val="false"/>
+          <w:bCs w:val="false"/>
+          <w:i w:val="false"/>
+          <w:iCs w:val="false"/>
+          <w:color w:val="1F2933"/>
+          <w:sz w:val="21"/>
+          <w:szCs w:val="21"/>
+        </w:rPr>
+        <w:t xml:space="preserve"> hoặc </w:t>
+      </w:r>
+      <w:r>
+        <w:rPr>
+          <w:rFonts w:ascii="Calibri" w:cs="Calibri" w:eastAsia="Calibri" w:hAnsi="Calibri"/>
+          <w:b/>
+          <w:bCs/>
+          <w:i w:val="false"/>
+          <w:iCs w:val="false"/>
+          <w:color w:val="1F2933"/>
+          <w:sz w:val="21"/>
+          <w:szCs w:val="21"/>
+        </w:rPr>
+        <w:t xml:space="preserve">Không áp dụng</w:t>
+      </w:r>
+      <w:r>
+        <w:rPr>
+          <w:rFonts w:ascii="Calibri" w:cs="Calibri" w:eastAsia="Calibri" w:hAnsi="Calibri"/>
+          <w:b w:val="false"/>
+          <w:bCs w:val="false"/>
+          <w:i w:val="false"/>
+          <w:iCs w:val="false"/>
+          <w:color w:val="1F2933"/>
+          <w:sz w:val="21"/>
+          <w:szCs w:val="21"/>
+        </w:rPr>
+        <w:t xml:space="preserve">. Mục ghi </w:t>
+      </w:r>
+      <w:r>
+        <w:rPr>
+          <w:rFonts w:ascii="Calibri" w:cs="Calibri" w:eastAsia="Calibri" w:hAnsi="Calibri"/>
+          <w:b/>
+          <w:bCs/>
+          <w:i w:val="false"/>
+          <w:iCs w:val="false"/>
+          <w:color w:val="1F2933"/>
+          <w:sz w:val="21"/>
+          <w:szCs w:val="21"/>
+        </w:rPr>
+        <w:t xml:space="preserve">Cần ảnh</w:t>
+      </w:r>
+      <w:r>
+        <w:rPr>
+          <w:rFonts w:ascii="Calibri" w:cs="Calibri" w:eastAsia="Calibri" w:hAnsi="Calibri"/>
+          <w:b w:val="false"/>
+          <w:bCs w:val="false"/>
+          <w:i w:val="false"/>
+          <w:iCs w:val="false"/>
+          <w:color w:val="1F2933"/>
+          <w:sz w:val="21"/>
+          <w:szCs w:val="21"/>
+        </w:rPr>
+        <w:t xml:space="preserve"> phải chụp ít nhất một ảnh ngay tại hiện trường (trừ khi chọn Không áp dụng).</w:t>
+      </w:r>
+    </w:p>
+    <w:p>
+      <w:pPr>
+        <w:pStyle w:val="ListParagraph"/>
+        <w:numPr>
+          <w:ilvl w:val="0"/>
+          <w:numId w:val="9"/>
+        </w:numPr>
+        <w:spacing w:after="70" w:line="276"/>
+      </w:pPr>
+      <w:r>
+        <w:rPr>
+          <w:rFonts w:ascii="Calibri" w:cs="Calibri" w:eastAsia="Calibri" w:hAnsi="Calibri"/>
+          <w:b w:val="false"/>
+          <w:bCs w:val="false"/>
+          <w:i w:val="false"/>
+          <w:iCs w:val="false"/>
+          <w:color w:val="1F2933"/>
+          <w:sz w:val="21"/>
+          <w:szCs w:val="21"/>
+        </w:rPr>
+        <w:t xml:space="preserve">Điền khối lượng, giá trị, ngày nghiệm thu, người ký phía đối tác, tổ đội được nghiệm thu.</w:t>
+      </w:r>
+    </w:p>
+    <w:p>
+      <w:pPr>
+        <w:pStyle w:val="ListParagraph"/>
+        <w:numPr>
+          <w:ilvl w:val="0"/>
+          <w:numId w:val="9"/>
+        </w:numPr>
+        <w:spacing w:after="70" w:line="276"/>
+      </w:pPr>
+      <w:r>
+        <w:rPr>
+          <w:rFonts w:ascii="Calibri" w:cs="Calibri" w:eastAsia="Calibri" w:hAnsi="Calibri"/>
+          <w:b w:val="false"/>
+          <w:bCs w:val="false"/>
+          <w:i w:val="false"/>
+          <w:iCs w:val="false"/>
+          <w:color w:val="1F2933"/>
+          <w:sz w:val="21"/>
+          <w:szCs w:val="21"/>
+        </w:rPr>
+        <w:t xml:space="preserve">Có mục </w:t>
+      </w:r>
+      <w:r>
+        <w:rPr>
+          <w:rFonts w:ascii="Calibri" w:cs="Calibri" w:eastAsia="Calibri" w:hAnsi="Calibri"/>
+          <w:b/>
+          <w:bCs/>
+          <w:i w:val="false"/>
+          <w:iCs w:val="false"/>
+          <w:color w:val="1F2933"/>
+          <w:sz w:val="21"/>
+          <w:szCs w:val="21"/>
+        </w:rPr>
+        <w:t xml:space="preserve">Không đạt</w:t>
+      </w:r>
+      <w:r>
+        <w:rPr>
+          <w:rFonts w:ascii="Calibri" w:cs="Calibri" w:eastAsia="Calibri" w:hAnsi="Calibri"/>
+          <w:b w:val="false"/>
+          <w:bCs w:val="false"/>
+          <w:i w:val="false"/>
+          <w:iCs w:val="false"/>
+          <w:color w:val="1F2933"/>
+          <w:sz w:val="21"/>
+          <w:szCs w:val="21"/>
+        </w:rPr>
+        <w:t xml:space="preserve"> thì phải ghi </w:t>
+      </w:r>
+      <w:r>
+        <w:rPr>
+          <w:rFonts w:ascii="Calibri" w:cs="Calibri" w:eastAsia="Calibri" w:hAnsi="Calibri"/>
+          <w:b/>
+          <w:bCs/>
+          <w:i w:val="false"/>
+          <w:iCs w:val="false"/>
+          <w:color w:val="1F2933"/>
+          <w:sz w:val="21"/>
+          <w:szCs w:val="21"/>
+        </w:rPr>
+        <w:t xml:space="preserve">Tồn tại cần khắc phục</w:t>
+      </w:r>
+      <w:r>
+        <w:rPr>
+          <w:rFonts w:ascii="Calibri" w:cs="Calibri" w:eastAsia="Calibri" w:hAnsi="Calibri"/>
+          <w:b w:val="false"/>
+          <w:bCs w:val="false"/>
+          <w:i w:val="false"/>
+          <w:iCs w:val="false"/>
+          <w:color w:val="1F2933"/>
+          <w:sz w:val="21"/>
+          <w:szCs w:val="21"/>
+        </w:rPr>
+        <w:t xml:space="preserve">.</w:t>
+      </w:r>
+    </w:p>
+    <w:p>
+      <w:pPr>
+        <w:pStyle w:val="ListParagraph"/>
+        <w:numPr>
+          <w:ilvl w:val="0"/>
+          <w:numId w:val="9"/>
+        </w:numPr>
+        <w:spacing w:after="70" w:line="276"/>
+      </w:pPr>
+      <w:r>
+        <w:rPr>
+          <w:rFonts w:ascii="Calibri" w:cs="Calibri" w:eastAsia="Calibri" w:hAnsi="Calibri"/>
+          <w:b w:val="false"/>
+          <w:bCs w:val="false"/>
+          <w:i w:val="false"/>
+          <w:iCs w:val="false"/>
+          <w:color w:val="1F2933"/>
+          <w:sz w:val="21"/>
+          <w:szCs w:val="21"/>
+        </w:rPr>
+        <w:t xml:space="preserve">Bấm </w:t>
+      </w:r>
+      <w:r>
+        <w:rPr>
+          <w:rFonts w:ascii="Calibri" w:cs="Calibri" w:eastAsia="Calibri" w:hAnsi="Calibri"/>
+          <w:b/>
+          <w:bCs/>
+          <w:i w:val="false"/>
+          <w:iCs w:val="false"/>
+          <w:color w:val="1F2933"/>
+          <w:sz w:val="21"/>
+          <w:szCs w:val="21"/>
+        </w:rPr>
+        <w:t xml:space="preserve">Lập biên bản</w:t>
+      </w:r>
+      <w:r>
+        <w:rPr>
+          <w:rFonts w:ascii="Calibri" w:cs="Calibri" w:eastAsia="Calibri" w:hAnsi="Calibri"/>
+          <w:b w:val="false"/>
+          <w:bCs w:val="false"/>
+          <w:i w:val="false"/>
+          <w:iCs w:val="false"/>
+          <w:color w:val="1F2933"/>
+          <w:sz w:val="21"/>
+          <w:szCs w:val="21"/>
+        </w:rPr>
+        <w:t xml:space="preserve">.</w:t>
+      </w:r>
+    </w:p>
+    <w:p>
+      <w:pPr>
+        <w:keepNext/>
+        <w:spacing w:after="60" w:before="160"/>
+        <w:jc w:val="center"/>
+      </w:pPr>
+      <w:r>
+        <w:drawing>
+          <wp:inline distT="0" distB="0" distL="0" distR="0">
+            <wp:extent cx="3076575" cy="6667500"/>
+            <wp:effectExtent t="0" r="0" b="0" l="0"/>
+            <wp:docPr id="10" name="" descr="" title=""/>
+            <wp:cNvGraphicFramePr>
+              <a:graphicFrameLocks xmlns:a="http://schemas.openxmlformats.org/drawingml/2006/main" noChangeAspect="1"/>
+            </wp:cNvGraphicFramePr>
+            <a:graphic xmlns:a="http://schemas.openxmlformats.org/drawingml/2006/main">
+              <a:graphicData uri="http://schemas.openxmlformats.org/drawingml/2006/picture">
+                <pic:pic xmlns:pic="http://schemas.openxmlformats.org/drawingml/2006/picture">
+                  <pic:nvPicPr>
+                    <pic:cNvPr id="0" name="" descr=""/>
+                    <pic:cNvPicPr>
+                      <a:picLocks noChangeAspect="1" noChangeArrowheads="1"/>
+                    </pic:cNvPicPr>
+                  </pic:nvPicPr>
+                  <pic:blipFill>
+                    <a:blip r:embed="rId18" cstate="none"/>
+                    <a:srcRect/>
+                    <a:stretch>
+                      <a:fillRect/>
+                    </a:stretch>
+                  </pic:blipFill>
+                  <pic:spPr bwMode="auto">
+                    <a:xfrm>
+                      <a:off x="0" y="0"/>
+                      <a:ext cx="3076575" cy="6667500"/>
+                    </a:xfrm>
+                    <a:prstGeom prst="rect">
+                      <a:avLst/>
+                    </a:prstGeom>
+                  </pic:spPr>
+                </pic:pic>
+              </a:graphicData>
+            </a:graphic>
+          </wp:inline>
+        </w:drawing>
+      </w:r>
+    </w:p>
+    <w:p>
+      <w:pPr>
+        <w:spacing w:after="200"/>
+        <w:jc w:val="center"/>
+      </w:pPr>
+      <w:r>
+        <w:rPr>
+          <w:rFonts w:ascii="Calibri" w:cs="Calibri" w:eastAsia="Calibri" w:hAnsi="Calibri"/>
+          <w:i/>
+          <w:iCs/>
+          <w:color w:val="52606D"/>
+          <w:sz w:val="18"/>
+          <w:szCs w:val="18"/>
+        </w:rPr>
+        <w:t xml:space="preserve">Hình 10 — Tab Nghiệm thu — biên bản đã lập của công trình.</w:t>
+      </w:r>
+    </w:p>
+    <w:p>
+      <w:pPr>
+        <w:keepNext/>
+        <w:spacing w:after="60" w:before="160"/>
+        <w:jc w:val="center"/>
+      </w:pPr>
+      <w:r>
+        <w:drawing>
+          <wp:inline distT="0" distB="0" distL="0" distR="0">
+            <wp:extent cx="3076575" cy="6667500"/>
+            <wp:effectExtent t="0" r="0" b="0" l="0"/>
+            <wp:docPr id="11" name="" descr="" title=""/>
+            <wp:cNvGraphicFramePr>
+              <a:graphicFrameLocks xmlns:a="http://schemas.openxmlformats.org/drawingml/2006/main" noChangeAspect="1"/>
+            </wp:cNvGraphicFramePr>
+            <a:graphic xmlns:a="http://schemas.openxmlformats.org/drawingml/2006/main">
+              <a:graphicData uri="http://schemas.openxmlformats.org/drawingml/2006/picture">
+                <pic:pic xmlns:pic="http://schemas.openxmlformats.org/drawingml/2006/picture">
+                  <pic:nvPicPr>
+                    <pic:cNvPr id="0" name="" descr=""/>
+                    <pic:cNvPicPr>
+                      <a:picLocks noChangeAspect="1" noChangeArrowheads="1"/>
+                    </pic:cNvPicPr>
+                  </pic:nvPicPr>
+                  <pic:blipFill>
+                    <a:blip r:embed="rId19" cstate="none"/>
+                    <a:srcRect/>
+                    <a:stretch>
+                      <a:fillRect/>
+                    </a:stretch>
+                  </pic:blipFill>
+                  <pic:spPr bwMode="auto">
+                    <a:xfrm>
+                      <a:off x="0" y="0"/>
+                      <a:ext cx="3076575" cy="6667500"/>
+                    </a:xfrm>
+                    <a:prstGeom prst="rect">
+                      <a:avLst/>
+                    </a:prstGeom>
+                  </pic:spPr>
+                </pic:pic>
+              </a:graphicData>
+            </a:graphic>
+          </wp:inline>
+        </w:drawing>
+      </w:r>
+    </w:p>
+    <w:p>
+      <w:pPr>
+        <w:spacing w:after="200"/>
+        <w:jc w:val="center"/>
+      </w:pPr>
+      <w:r>
+        <w:rPr>
+          <w:rFonts w:ascii="Calibri" w:cs="Calibri" w:eastAsia="Calibri" w:hAnsi="Calibri"/>
+          <w:i/>
+          <w:iCs/>
+          <w:color w:val="52606D"/>
+          <w:sz w:val="18"/>
+          <w:szCs w:val="18"/>
+        </w:rPr>
+        <w:t xml:space="preserve">Hình 11 — Chấm từng mục: Đạt · Không đạt · Không áp dụng, kèm ảnh ở mục cần ảnh.</w:t>
+      </w:r>
+    </w:p>
+    <w:p>
+      <w:pPr>
+        <w:pBdr>
+          <w:left w:val="single" w:color="1F5F4B" w:sz="12" w:space="10"/>
+        </w:pBdr>
+        <w:spacing w:after="160" w:before="120" w:line="276"/>
+        <w:ind w:left="220"/>
+      </w:pPr>
+      <w:r>
+        <w:rPr>
+          <w:rFonts w:ascii="Calibri" w:cs="Calibri" w:eastAsia="Calibri" w:hAnsi="Calibri"/>
+          <w:b/>
+          <w:bCs/>
+          <w:i w:val="false"/>
+          <w:iCs w:val="false"/>
+          <w:color w:val="1F2933"/>
+          <w:sz w:val="21"/>
+          <w:szCs w:val="21"/>
+        </w:rPr>
+        <w:t xml:space="preserve">Biên bản đã lập không sửa được</w:t>
+      </w:r>
+      <w:r>
+        <w:rPr>
+          <w:rFonts w:ascii="Calibri" w:cs="Calibri" w:eastAsia="Calibri" w:hAnsi="Calibri"/>
+          <w:b w:val="false"/>
+          <w:bCs w:val="false"/>
+          <w:i w:val="false"/>
+          <w:iCs w:val="false"/>
+          <w:color w:val="1F2933"/>
+          <w:sz w:val="21"/>
+          <w:szCs w:val="21"/>
+        </w:rPr>
+        <w:t xml:space="preserve"> — kể cả kết quả từng mục và ảnh đính kèm. Lập sai thì dùng </w:t>
+      </w:r>
+      <w:r>
+        <w:rPr>
+          <w:rFonts w:ascii="Calibri" w:cs="Calibri" w:eastAsia="Calibri" w:hAnsi="Calibri"/>
+          <w:b/>
+          <w:bCs/>
+          <w:i w:val="false"/>
+          <w:iCs w:val="false"/>
+          <w:color w:val="1F2933"/>
+          <w:sz w:val="21"/>
+          <w:szCs w:val="21"/>
+        </w:rPr>
+        <w:t xml:space="preserve">Hủy biên bản</w:t>
+      </w:r>
+      <w:r>
+        <w:rPr>
+          <w:rFonts w:ascii="Calibri" w:cs="Calibri" w:eastAsia="Calibri" w:hAnsi="Calibri"/>
+          <w:b w:val="false"/>
+          <w:bCs w:val="false"/>
+          <w:i w:val="false"/>
+          <w:iCs w:val="false"/>
+          <w:color w:val="1F2933"/>
+          <w:sz w:val="21"/>
+          <w:szCs w:val="21"/>
+        </w:rPr>
+        <w:t xml:space="preserve">, ghi nguyên nhân, rồi lập biên bản mới; biên bản đã huỷ vẫn được giữ lại để truy vết.</w:t>
+      </w:r>
+    </w:p>
+    <w:p>
+      <w:pPr>
+        <w:pStyle w:val="Heading1"/>
+        <w:spacing w:after="160" w:before="360"/>
+      </w:pPr>
+      <w:r>
+        <w:rPr>
+          <w:rFonts w:ascii="Calibri" w:cs="Calibri" w:eastAsia="Calibri" w:hAnsi="Calibri"/>
+          <w:b/>
+          <w:bCs/>
+          <w:color w:val="1F5F4B"/>
+          <w:sz w:val="30"/>
+          <w:szCs w:val="30"/>
+        </w:rPr>
+        <w:t xml:space="preserve">9. Câu hỏi thường gặp</w:t>
       </w:r>
     </w:p>
     <w:tbl>
@@ -4630,8 +5377,8 @@
         </w:tblBorders>
       </w:tblPr>
       <w:tblGrid>
-        <w:gridCol w:w="3684"/>
-        <w:gridCol w:w="5954"/>
+        <w:gridCol w:w="3776"/>
+        <w:gridCol w:w="5862"/>
       </w:tblGrid>
       <w:tr>
         <w:trPr>
@@ -4639,7 +5386,7 @@
         </w:trPr>
         <w:tc>
           <w:tcPr>
-            <w:tcW w:type="dxa" w:w="3684"/>
+            <w:tcW w:type="dxa" w:w="3776"/>
             <w:shd w:fill="EAF1EE" w:color="auto" w:val="clear"/>
             <w:tcMar>
               <w:top w:type="dxa" w:w="60"/>
@@ -4669,7 +5416,7 @@
         </w:tc>
         <w:tc>
           <w:tcPr>
-            <w:tcW w:type="dxa" w:w="5954"/>
+            <w:tcW w:type="dxa" w:w="5862"/>
             <w:shd w:fill="EAF1EE" w:color="auto" w:val="clear"/>
             <w:tcMar>
               <w:top w:type="dxa" w:w="60"/>
@@ -4704,7 +5451,7 @@
         </w:trPr>
         <w:tc>
           <w:tcPr>
-            <w:tcW w:type="dxa" w:w="3684"/>
+            <w:tcW w:type="dxa" w:w="3776"/>
             <w:tcMar>
               <w:top w:type="dxa" w:w="60"/>
               <w:left w:type="dxa" w:w="90"/>
@@ -4733,7 +5480,7 @@
         </w:tc>
         <w:tc>
           <w:tcPr>
-            <w:tcW w:type="dxa" w:w="5954"/>
+            <w:tcW w:type="dxa" w:w="5862"/>
             <w:tcMar>
               <w:top w:type="dxa" w:w="60"/>
               <w:left w:type="dxa" w:w="90"/>
@@ -4767,7 +5514,7 @@
         </w:trPr>
         <w:tc>
           <w:tcPr>
-            <w:tcW w:type="dxa" w:w="3684"/>
+            <w:tcW w:type="dxa" w:w="3776"/>
             <w:tcMar>
               <w:top w:type="dxa" w:w="60"/>
               <w:left w:type="dxa" w:w="90"/>
@@ -4822,7 +5569,7 @@
         </w:tc>
         <w:tc>
           <w:tcPr>
-            <w:tcW w:type="dxa" w:w="5954"/>
+            <w:tcW w:type="dxa" w:w="5862"/>
             <w:tcMar>
               <w:top w:type="dxa" w:w="60"/>
               <w:left w:type="dxa" w:w="90"/>
@@ -4856,7 +5603,7 @@
         </w:trPr>
         <w:tc>
           <w:tcPr>
-            <w:tcW w:type="dxa" w:w="3684"/>
+            <w:tcW w:type="dxa" w:w="3776"/>
             <w:tcMar>
               <w:top w:type="dxa" w:w="60"/>
               <w:left w:type="dxa" w:w="90"/>
@@ -4885,7 +5632,7 @@
         </w:tc>
         <w:tc>
           <w:tcPr>
-            <w:tcW w:type="dxa" w:w="5954"/>
+            <w:tcW w:type="dxa" w:w="5862"/>
             <w:tcMar>
               <w:top w:type="dxa" w:w="60"/>
               <w:left w:type="dxa" w:w="90"/>
@@ -4919,7 +5666,7 @@
         </w:trPr>
         <w:tc>
           <w:tcPr>
-            <w:tcW w:type="dxa" w:w="3684"/>
+            <w:tcW w:type="dxa" w:w="3776"/>
             <w:tcMar>
               <w:top w:type="dxa" w:w="60"/>
               <w:left w:type="dxa" w:w="90"/>
@@ -4948,7 +5695,7 @@
         </w:tc>
         <w:tc>
           <w:tcPr>
-            <w:tcW w:type="dxa" w:w="5954"/>
+            <w:tcW w:type="dxa" w:w="5862"/>
             <w:tcMar>
               <w:top w:type="dxa" w:w="60"/>
               <w:left w:type="dxa" w:w="90"/>
@@ -4982,7 +5729,7 @@
         </w:trPr>
         <w:tc>
           <w:tcPr>
-            <w:tcW w:type="dxa" w:w="3684"/>
+            <w:tcW w:type="dxa" w:w="3776"/>
             <w:tcMar>
               <w:top w:type="dxa" w:w="60"/>
               <w:left w:type="dxa" w:w="90"/>
@@ -5011,7 +5758,7 @@
         </w:tc>
         <w:tc>
           <w:tcPr>
-            <w:tcW w:type="dxa" w:w="5954"/>
+            <w:tcW w:type="dxa" w:w="5862"/>
             <w:tcMar>
               <w:top w:type="dxa" w:w="60"/>
               <w:left w:type="dxa" w:w="90"/>
@@ -5097,7 +5844,7 @@
         </w:trPr>
         <w:tc>
           <w:tcPr>
-            <w:tcW w:type="dxa" w:w="3684"/>
+            <w:tcW w:type="dxa" w:w="3776"/>
             <w:tcMar>
               <w:top w:type="dxa" w:w="60"/>
               <w:left w:type="dxa" w:w="90"/>
@@ -5126,7 +5873,7 @@
         </w:tc>
         <w:tc>
           <w:tcPr>
-            <w:tcW w:type="dxa" w:w="5954"/>
+            <w:tcW w:type="dxa" w:w="5862"/>
             <w:tcMar>
               <w:top w:type="dxa" w:w="60"/>
               <w:left w:type="dxa" w:w="90"/>
@@ -5186,7 +5933,7 @@
         </w:trPr>
         <w:tc>
           <w:tcPr>
-            <w:tcW w:type="dxa" w:w="3684"/>
+            <w:tcW w:type="dxa" w:w="3776"/>
             <w:tcMar>
               <w:top w:type="dxa" w:w="60"/>
               <w:left w:type="dxa" w:w="90"/>
@@ -5209,13 +5956,152 @@
                 <w:sz w:val="19"/>
                 <w:szCs w:val="19"/>
               </w:rPr>
-              <w:t xml:space="preserve">Ảnh lớn có tải lên được không?</w:t>
+              <w:t xml:space="preserve">Điểm danh có thay cho chấm công không?</w:t>
             </w:r>
           </w:p>
         </w:tc>
         <w:tc>
           <w:tcPr>
-            <w:tcW w:type="dxa" w:w="5954"/>
+            <w:tcW w:type="dxa" w:w="5862"/>
+            <w:tcMar>
+              <w:top w:type="dxa" w:w="60"/>
+              <w:left w:type="dxa" w:w="90"/>
+              <w:bottom w:type="dxa" w:w="60"/>
+              <w:right w:type="dxa" w:w="90"/>
+            </w:tcMar>
+          </w:tcPr>
+          <w:p>
+            <w:pPr>
+              <w:spacing w:after="0" w:line="252"/>
+            </w:pPr>
+            <w:r>
+              <w:rPr>
+                <w:rFonts w:ascii="Calibri" w:cs="Calibri" w:eastAsia="Calibri" w:hAnsi="Calibri"/>
+                <w:b/>
+                <w:bCs/>
+                <w:i w:val="false"/>
+                <w:iCs w:val="false"/>
+                <w:color w:val="1F2933"/>
+                <w:sz w:val="19"/>
+                <w:szCs w:val="19"/>
+              </w:rPr>
+              <w:t xml:space="preserve">Chưa.</w:t>
+            </w:r>
+            <w:r>
+              <w:rPr>
+                <w:rFonts w:ascii="Calibri" w:cs="Calibri" w:eastAsia="Calibri" w:hAnsi="Calibri"/>
+                <w:b w:val="false"/>
+                <w:bCs w:val="false"/>
+                <w:i w:val="false"/>
+                <w:iCs w:val="false"/>
+                <w:color w:val="1F2933"/>
+                <w:sz w:val="19"/>
+                <w:szCs w:val="19"/>
+              </w:rPr>
+              <w:t xml:space="preserve"> Điểm danh chỉ lưu bằng chứng có mặt; công vẫn chấm theo cách đang áp dụng. Liên kết với bảng chấm công sẽ làm cùng đợt chấm công văn phòng và xưởng.</w:t>
+            </w:r>
+          </w:p>
+        </w:tc>
+      </w:tr>
+      <w:tr>
+        <w:trPr>
+          <w:cantSplit/>
+        </w:trPr>
+        <w:tc>
+          <w:tcPr>
+            <w:tcW w:type="dxa" w:w="3776"/>
+            <w:tcMar>
+              <w:top w:type="dxa" w:w="60"/>
+              <w:left w:type="dxa" w:w="90"/>
+              <w:bottom w:type="dxa" w:w="60"/>
+              <w:right w:type="dxa" w:w="90"/>
+            </w:tcMar>
+          </w:tcPr>
+          <w:p>
+            <w:pPr>
+              <w:spacing w:after="0" w:line="252"/>
+            </w:pPr>
+            <w:r>
+              <w:rPr>
+                <w:rFonts w:ascii="Calibri" w:cs="Calibri" w:eastAsia="Calibri" w:hAnsi="Calibri"/>
+                <w:b w:val="false"/>
+                <w:bCs w:val="false"/>
+                <w:i w:val="false"/>
+                <w:iCs w:val="false"/>
+                <w:color w:val="1F2933"/>
+                <w:sz w:val="19"/>
+                <w:szCs w:val="19"/>
+              </w:rPr>
+              <w:t xml:space="preserve">Điểm danh ở nơi không có tín hiệu định vị?</w:t>
+            </w:r>
+          </w:p>
+        </w:tc>
+        <w:tc>
+          <w:tcPr>
+            <w:tcW w:type="dxa" w:w="5862"/>
+            <w:tcMar>
+              <w:top w:type="dxa" w:w="60"/>
+              <w:left w:type="dxa" w:w="90"/>
+              <w:bottom w:type="dxa" w:w="60"/>
+              <w:right w:type="dxa" w:w="90"/>
+            </w:tcMar>
+          </w:tcPr>
+          <w:p>
+            <w:pPr>
+              <w:spacing w:after="0" w:line="252"/>
+            </w:pPr>
+            <w:r>
+              <w:rPr>
+                <w:rFonts w:ascii="Calibri" w:cs="Calibri" w:eastAsia="Calibri" w:hAnsi="Calibri"/>
+                <w:b w:val="false"/>
+                <w:bCs w:val="false"/>
+                <w:i w:val="false"/>
+                <w:iCs w:val="false"/>
+                <w:color w:val="1F2933"/>
+                <w:sz w:val="19"/>
+                <w:szCs w:val="19"/>
+              </w:rPr>
+              <w:t xml:space="preserve">Vẫn điểm danh được; bản ghi ghi «Không có vị trí». Điểm danh dựa trên sự trung thực của người điểm danh.</w:t>
+            </w:r>
+          </w:p>
+        </w:tc>
+      </w:tr>
+      <w:tr>
+        <w:trPr>
+          <w:cantSplit/>
+        </w:trPr>
+        <w:tc>
+          <w:tcPr>
+            <w:tcW w:type="dxa" w:w="3776"/>
+            <w:tcMar>
+              <w:top w:type="dxa" w:w="60"/>
+              <w:left w:type="dxa" w:w="90"/>
+              <w:bottom w:type="dxa" w:w="60"/>
+              <w:right w:type="dxa" w:w="90"/>
+            </w:tcMar>
+          </w:tcPr>
+          <w:p>
+            <w:pPr>
+              <w:spacing w:after="0" w:line="252"/>
+            </w:pPr>
+            <w:r>
+              <w:rPr>
+                <w:rFonts w:ascii="Calibri" w:cs="Calibri" w:eastAsia="Calibri" w:hAnsi="Calibri"/>
+                <w:b w:val="false"/>
+                <w:bCs w:val="false"/>
+                <w:i w:val="false"/>
+                <w:iCs w:val="false"/>
+                <w:color w:val="1F2933"/>
+                <w:sz w:val="19"/>
+                <w:szCs w:val="19"/>
+              </w:rPr>
+              <w:t xml:space="preserve">Ảnh lớn có tải lên được không?</w:t>
+            </w:r>
+          </w:p>
+        </w:tc>
+        <w:tc>
+          <w:tcPr>
+            <w:tcW w:type="dxa" w:w="5862"/>
             <w:tcMar>
               <w:top w:type="dxa" w:w="60"/>
               <w:left w:type="dxa" w:w="90"/>
@@ -5563,18 +6449,24 @@
     </w:lvlOverride>
   </w:num>
   <w:num w:numId="6">
+    <w:abstractNumId w:val="3"/>
+    <w:lvlOverride w:ilvl="0">
+      <w:startOverride w:val="1"/>
+    </w:lvlOverride>
+  </w:num>
+  <w:num w:numId="7">
     <w:abstractNumId w:val="2"/>
     <w:lvlOverride w:ilvl="0">
       <w:startOverride w:val="1"/>
     </w:lvlOverride>
   </w:num>
-  <w:num w:numId="7">
+  <w:num w:numId="8">
     <w:abstractNumId w:val="3"/>
     <w:lvlOverride w:ilvl="0">
       <w:startOverride w:val="1"/>
     </w:lvlOverride>
   </w:num>
-  <w:num w:numId="8">
+  <w:num w:numId="9">
     <w:abstractNumId w:val="3"/>
     <w:lvlOverride w:ilvl="0">
       <w:startOverride w:val="1"/>
